--- a/documentation/dokumentáció.docx
+++ b/documentation/dokumentáció.docx
@@ -38,7 +38,7 @@
     </w:p>
     <w:p>
       <w:pPr>
-        <w:pStyle w:val="Szvegtrzs"/>
+        <w:pStyle w:val="BodyText"/>
         <w:jc w:val="center"/>
         <w:rPr>
           <w:rFonts w:ascii="Times New Roman" w:hAnsi="Times New Roman" w:cs="Times New Roman"/>
@@ -49,6 +49,9 @@
         </w:rPr>
       </w:pPr>
       <w:r>
+        <w:rPr>
+          <w:noProof/>
+        </w:rPr>
         <w:drawing>
           <wp:inline distT="0" distB="0" distL="0" distR="0" wp14:anchorId="6EC478B6" wp14:editId="23D2A43D">
             <wp:extent cx="2946400" cy="2946400"/>
@@ -100,7 +103,7 @@
     </w:p>
     <w:p>
       <w:pPr>
-        <w:pStyle w:val="Szvegtrzs"/>
+        <w:pStyle w:val="BodyText"/>
         <w:jc w:val="center"/>
         <w:rPr>
           <w:rFonts w:ascii="Times New Roman" w:hAnsi="Times New Roman" w:cs="Times New Roman"/>
@@ -143,7 +146,7 @@
     </w:p>
     <w:p>
       <w:pPr>
-        <w:pStyle w:val="Szvegtrzs"/>
+        <w:pStyle w:val="BodyText"/>
         <w:jc w:val="center"/>
         <w:rPr>
           <w:rFonts w:ascii="Times New Roman" w:hAnsi="Times New Roman" w:cs="Times New Roman"/>
@@ -166,7 +169,7 @@
     </w:p>
     <w:p>
       <w:pPr>
-        <w:pStyle w:val="Szvegtrzs"/>
+        <w:pStyle w:val="BodyText"/>
         <w:jc w:val="center"/>
         <w:rPr>
           <w:rFonts w:ascii="Times New Roman" w:hAnsi="Times New Roman" w:cs="Times New Roman"/>
@@ -189,7 +192,7 @@
     </w:p>
     <w:p>
       <w:pPr>
-        <w:pStyle w:val="Szvegtrzs"/>
+        <w:pStyle w:val="BodyText"/>
         <w:jc w:val="center"/>
         <w:rPr>
           <w:rFonts w:ascii="Times New Roman" w:hAnsi="Times New Roman" w:cs="Times New Roman"/>
@@ -284,7 +287,7 @@
     </w:p>
     <w:p>
       <w:pPr>
-        <w:pStyle w:val="Szvegtrzs"/>
+        <w:pStyle w:val="BodyText"/>
         <w:jc w:val="center"/>
         <w:rPr>
           <w:rFonts w:ascii="Times New Roman" w:hAnsi="Times New Roman" w:cs="Times New Roman"/>
@@ -320,19 +323,12 @@
     </w:p>
     <w:p>
       <w:pPr>
-        <w:pStyle w:val="Szvegtrzs"/>
-        <w:jc w:val="center"/>
-        <w:rPr>
-          <w:rFonts w:ascii="Times New Roman" w:hAnsi="Times New Roman" w:cs="Times New Roman"/>
-        </w:rPr>
-      </w:pPr>
-    </w:p>
-    <w:p>
-      <w:pPr>
         <w:numPr>
           <w:ilvl w:val="0"/>
           <w:numId w:val="2"/>
         </w:numPr>
+        <w:spacing w:before="100"/>
+        <w:contextualSpacing/>
         <w:rPr>
           <w:rFonts w:ascii="Times New Roman" w:hAnsi="Times New Roman" w:cs="Times New Roman"/>
         </w:rPr>
@@ -340,7 +336,7 @@
       <w:hyperlink w:anchor="Xdff5842eb26fb80a8eb9dfb552d877e92f7fc58">
         <w:r>
           <w:rPr>
-            <w:rStyle w:val="Hiperhivatkozs"/>
+            <w:rStyle w:val="Hyperlink"/>
             <w:rFonts w:ascii="Times New Roman" w:hAnsi="Times New Roman" w:cs="Times New Roman"/>
           </w:rPr>
           <w:t>Dokumentum adatai</w:t>
@@ -353,6 +349,8 @@
           <w:ilvl w:val="0"/>
           <w:numId w:val="2"/>
         </w:numPr>
+        <w:spacing w:before="100"/>
+        <w:contextualSpacing/>
         <w:rPr>
           <w:rFonts w:ascii="Times New Roman" w:hAnsi="Times New Roman" w:cs="Times New Roman"/>
         </w:rPr>
@@ -360,7 +358,7 @@
       <w:hyperlink w:anchor="X3180371770d69652d12b50cc5fc9f3ce695287f">
         <w:r>
           <w:rPr>
-            <w:rStyle w:val="Hiperhivatkozs"/>
+            <w:rStyle w:val="Hyperlink"/>
             <w:rFonts w:ascii="Times New Roman" w:hAnsi="Times New Roman" w:cs="Times New Roman"/>
           </w:rPr>
           <w:t>Bevezetés</w:t>
@@ -374,6 +372,8 @@
           <w:ilvl w:val="1"/>
           <w:numId w:val="158"/>
         </w:numPr>
+        <w:spacing w:before="100"/>
+        <w:contextualSpacing/>
         <w:rPr>
           <w:rFonts w:ascii="Times New Roman" w:hAnsi="Times New Roman" w:cs="Times New Roman"/>
         </w:rPr>
@@ -387,7 +387,7 @@
       <w:hyperlink w:anchor="Xab8c5668f7caed42511232d346194de3543ba4d">
         <w:r>
           <w:rPr>
-            <w:rStyle w:val="Hiperhivatkozs"/>
+            <w:rStyle w:val="Hyperlink"/>
             <w:rFonts w:ascii="Times New Roman" w:hAnsi="Times New Roman" w:cs="Times New Roman"/>
           </w:rPr>
           <w:t>A Projekt Célja</w:t>
@@ -401,6 +401,8 @@
           <w:ilvl w:val="1"/>
           <w:numId w:val="158"/>
         </w:numPr>
+        <w:spacing w:before="100"/>
+        <w:contextualSpacing/>
         <w:rPr>
           <w:rFonts w:ascii="Times New Roman" w:hAnsi="Times New Roman" w:cs="Times New Roman"/>
         </w:rPr>
@@ -414,7 +416,7 @@
       <w:hyperlink w:anchor="X3a366471705f91b4651d6edf046d0b4b7678ffa">
         <w:r>
           <w:rPr>
-            <w:rStyle w:val="Hiperhivatkozs"/>
+            <w:rStyle w:val="Hyperlink"/>
             <w:rFonts w:ascii="Times New Roman" w:hAnsi="Times New Roman" w:cs="Times New Roman"/>
           </w:rPr>
           <w:t>Főbb Funkciók</w:t>
@@ -428,6 +430,8 @@
           <w:ilvl w:val="1"/>
           <w:numId w:val="158"/>
         </w:numPr>
+        <w:spacing w:before="100"/>
+        <w:contextualSpacing/>
         <w:rPr>
           <w:rFonts w:ascii="Times New Roman" w:hAnsi="Times New Roman" w:cs="Times New Roman"/>
         </w:rPr>
@@ -441,7 +445,7 @@
       <w:hyperlink w:anchor="X28d03a089b38a55fc946780b2218053ae5bc0cc">
         <w:r>
           <w:rPr>
-            <w:rStyle w:val="Hiperhivatkozs"/>
+            <w:rStyle w:val="Hyperlink"/>
             <w:rFonts w:ascii="Times New Roman" w:hAnsi="Times New Roman" w:cs="Times New Roman"/>
           </w:rPr>
           <w:t>Technológiai Stack</w:t>
@@ -455,6 +459,8 @@
           <w:ilvl w:val="1"/>
           <w:numId w:val="158"/>
         </w:numPr>
+        <w:spacing w:before="100"/>
+        <w:contextualSpacing/>
         <w:rPr>
           <w:rFonts w:ascii="Times New Roman" w:hAnsi="Times New Roman" w:cs="Times New Roman"/>
         </w:rPr>
@@ -468,7 +474,7 @@
       <w:hyperlink w:anchor="X947aa986b012c984eb0434910191aeab7f53a68">
         <w:r>
           <w:rPr>
-            <w:rStyle w:val="Hiperhivatkozs"/>
+            <w:rStyle w:val="Hyperlink"/>
             <w:rFonts w:ascii="Times New Roman" w:hAnsi="Times New Roman" w:cs="Times New Roman"/>
           </w:rPr>
           <w:t>Fogalomtár (Glossary)</w:t>
@@ -481,6 +487,8 @@
           <w:ilvl w:val="0"/>
           <w:numId w:val="2"/>
         </w:numPr>
+        <w:spacing w:before="100"/>
+        <w:contextualSpacing/>
         <w:rPr>
           <w:rFonts w:ascii="Times New Roman" w:hAnsi="Times New Roman" w:cs="Times New Roman"/>
         </w:rPr>
@@ -488,7 +496,7 @@
       <w:hyperlink w:anchor="Xdcbed86cba474edb2a2240ec4ab0cd8623b2b9c">
         <w:r>
           <w:rPr>
-            <w:rStyle w:val="Hiperhivatkozs"/>
+            <w:rStyle w:val="Hyperlink"/>
             <w:rFonts w:ascii="Times New Roman" w:hAnsi="Times New Roman" w:cs="Times New Roman"/>
           </w:rPr>
           <w:t>Rendszerarchitektúra</w:t>
@@ -502,6 +510,8 @@
           <w:ilvl w:val="1"/>
           <w:numId w:val="159"/>
         </w:numPr>
+        <w:spacing w:before="100"/>
+        <w:contextualSpacing/>
         <w:rPr>
           <w:rFonts w:ascii="Times New Roman" w:hAnsi="Times New Roman" w:cs="Times New Roman"/>
         </w:rPr>
@@ -515,7 +525,7 @@
       <w:hyperlink w:anchor="Xd58642be9afc969a11dfa8dc1147e3964efcc8c">
         <w:r>
           <w:rPr>
-            <w:rStyle w:val="Hiperhivatkozs"/>
+            <w:rStyle w:val="Hyperlink"/>
             <w:rFonts w:ascii="Times New Roman" w:hAnsi="Times New Roman" w:cs="Times New Roman"/>
           </w:rPr>
           <w:t>Magas Szintű Architektúra</w:t>
@@ -529,6 +539,8 @@
           <w:ilvl w:val="1"/>
           <w:numId w:val="159"/>
         </w:numPr>
+        <w:spacing w:before="100"/>
+        <w:contextualSpacing/>
         <w:rPr>
           <w:rFonts w:ascii="Times New Roman" w:hAnsi="Times New Roman" w:cs="Times New Roman"/>
         </w:rPr>
@@ -542,7 +554,7 @@
       <w:hyperlink w:anchor="Xf0a5f70ed3566ae610a5d951517f714f9ec21b6">
         <w:r>
           <w:rPr>
-            <w:rStyle w:val="Hiperhivatkozs"/>
+            <w:rStyle w:val="Hyperlink"/>
             <w:rFonts w:ascii="Times New Roman" w:hAnsi="Times New Roman" w:cs="Times New Roman"/>
           </w:rPr>
           <w:t>Komponensek</w:t>
@@ -556,6 +568,8 @@
           <w:ilvl w:val="1"/>
           <w:numId w:val="159"/>
         </w:numPr>
+        <w:spacing w:before="100"/>
+        <w:contextualSpacing/>
         <w:rPr>
           <w:rFonts w:ascii="Times New Roman" w:hAnsi="Times New Roman" w:cs="Times New Roman"/>
         </w:rPr>
@@ -569,7 +583,7 @@
       <w:hyperlink w:anchor="Xcb0b8d118d47f7dec69fee3e9e7a8f94c289fd2">
         <w:r>
           <w:rPr>
-            <w:rStyle w:val="Hiperhivatkozs"/>
+            <w:rStyle w:val="Hyperlink"/>
             <w:rFonts w:ascii="Times New Roman" w:hAnsi="Times New Roman" w:cs="Times New Roman"/>
           </w:rPr>
           <w:t>Adatbázis Séma</w:t>
@@ -582,6 +596,8 @@
           <w:ilvl w:val="0"/>
           <w:numId w:val="2"/>
         </w:numPr>
+        <w:spacing w:before="100"/>
+        <w:contextualSpacing/>
         <w:rPr>
           <w:rFonts w:ascii="Times New Roman" w:hAnsi="Times New Roman" w:cs="Times New Roman"/>
         </w:rPr>
@@ -589,7 +605,7 @@
       <w:hyperlink w:anchor="X8dc4323910e01086a4429b3c9fac0b27b1bd302">
         <w:r>
           <w:rPr>
-            <w:rStyle w:val="Hiperhivatkozs"/>
+            <w:rStyle w:val="Hyperlink"/>
             <w:rFonts w:ascii="Times New Roman" w:hAnsi="Times New Roman" w:cs="Times New Roman"/>
           </w:rPr>
           <w:t>Frontend Architektúra</w:t>
@@ -603,6 +619,8 @@
           <w:ilvl w:val="1"/>
           <w:numId w:val="160"/>
         </w:numPr>
+        <w:spacing w:before="100"/>
+        <w:contextualSpacing/>
         <w:rPr>
           <w:rFonts w:ascii="Times New Roman" w:hAnsi="Times New Roman" w:cs="Times New Roman"/>
         </w:rPr>
@@ -616,7 +634,7 @@
       <w:hyperlink w:anchor="X36f0f942f8b3344061c9b8bbde58a3f8c49f5d6">
         <w:r>
           <w:rPr>
-            <w:rStyle w:val="Hiperhivatkozs"/>
+            <w:rStyle w:val="Hyperlink"/>
             <w:rFonts w:ascii="Times New Roman" w:hAnsi="Times New Roman" w:cs="Times New Roman"/>
           </w:rPr>
           <w:t>Komponens Hierarchia</w:t>
@@ -630,6 +648,8 @@
           <w:ilvl w:val="1"/>
           <w:numId w:val="160"/>
         </w:numPr>
+        <w:spacing w:before="100"/>
+        <w:contextualSpacing/>
         <w:rPr>
           <w:rFonts w:ascii="Times New Roman" w:hAnsi="Times New Roman" w:cs="Times New Roman"/>
         </w:rPr>
@@ -643,7 +663,7 @@
       <w:hyperlink w:anchor="X235be153c001cc5f3b8dbd1f826f9473e743602">
         <w:r>
           <w:rPr>
-            <w:rStyle w:val="Hiperhivatkozs"/>
+            <w:rStyle w:val="Hyperlink"/>
             <w:rFonts w:ascii="Times New Roman" w:hAnsi="Times New Roman" w:cs="Times New Roman"/>
           </w:rPr>
           <w:t>Állapotkezelés</w:t>
@@ -657,6 +677,8 @@
           <w:ilvl w:val="1"/>
           <w:numId w:val="160"/>
         </w:numPr>
+        <w:spacing w:before="100"/>
+        <w:contextualSpacing/>
         <w:rPr>
           <w:rFonts w:ascii="Times New Roman" w:hAnsi="Times New Roman" w:cs="Times New Roman"/>
         </w:rPr>
@@ -670,7 +692,7 @@
       <w:hyperlink w:anchor="X86aec612b2db0e7d42866bf656c0aa39cf13054">
         <w:r>
           <w:rPr>
-            <w:rStyle w:val="Hiperhivatkozs"/>
+            <w:rStyle w:val="Hyperlink"/>
             <w:rFonts w:ascii="Times New Roman" w:hAnsi="Times New Roman" w:cs="Times New Roman"/>
           </w:rPr>
           <w:t>Routing</w:t>
@@ -684,6 +706,8 @@
           <w:ilvl w:val="1"/>
           <w:numId w:val="160"/>
         </w:numPr>
+        <w:spacing w:before="100"/>
+        <w:contextualSpacing/>
         <w:rPr>
           <w:rFonts w:ascii="Times New Roman" w:hAnsi="Times New Roman" w:cs="Times New Roman"/>
         </w:rPr>
@@ -697,7 +721,7 @@
       <w:hyperlink w:anchor="X03662e199f7d52d053af336342fddbbc8a07cd7">
         <w:r>
           <w:rPr>
-            <w:rStyle w:val="Hiperhivatkozs"/>
+            <w:rStyle w:val="Hyperlink"/>
             <w:rFonts w:ascii="Times New Roman" w:hAnsi="Times New Roman" w:cs="Times New Roman"/>
           </w:rPr>
           <w:t>UI/UX Design</w:t>
@@ -710,6 +734,8 @@
           <w:ilvl w:val="0"/>
           <w:numId w:val="2"/>
         </w:numPr>
+        <w:spacing w:before="100"/>
+        <w:contextualSpacing/>
         <w:rPr>
           <w:rFonts w:ascii="Times New Roman" w:hAnsi="Times New Roman" w:cs="Times New Roman"/>
         </w:rPr>
@@ -717,7 +743,7 @@
       <w:hyperlink w:anchor="Xcca7248cb2a0c9b4b0cf8a451cbe84a04680fa4">
         <w:r>
           <w:rPr>
-            <w:rStyle w:val="Hiperhivatkozs"/>
+            <w:rStyle w:val="Hyperlink"/>
             <w:rFonts w:ascii="Times New Roman" w:hAnsi="Times New Roman" w:cs="Times New Roman"/>
           </w:rPr>
           <w:t>Backend Architektúra</w:t>
@@ -731,6 +757,8 @@
           <w:ilvl w:val="0"/>
           <w:numId w:val="156"/>
         </w:numPr>
+        <w:spacing w:before="100"/>
+        <w:contextualSpacing/>
         <w:rPr>
           <w:rFonts w:ascii="Times New Roman" w:hAnsi="Times New Roman" w:cs="Times New Roman"/>
         </w:rPr>
@@ -744,7 +772,7 @@
       <w:hyperlink w:anchor="Xcf789c000efc144b468e4e754f4c491a76ac16d">
         <w:r>
           <w:rPr>
-            <w:rStyle w:val="Hiperhivatkozs"/>
+            <w:rStyle w:val="Hyperlink"/>
             <w:rFonts w:ascii="Times New Roman" w:hAnsi="Times New Roman" w:cs="Times New Roman"/>
           </w:rPr>
           <w:t>Backend funkciók és felelősségek</w:t>
@@ -758,6 +786,8 @@
           <w:ilvl w:val="2"/>
           <w:numId w:val="161"/>
         </w:numPr>
+        <w:spacing w:before="100"/>
+        <w:contextualSpacing/>
         <w:rPr>
           <w:rFonts w:ascii="Times New Roman" w:hAnsi="Times New Roman" w:cs="Times New Roman"/>
         </w:rPr>
@@ -771,7 +801,7 @@
       <w:hyperlink w:anchor="X0c4a48f6b522cff537f9164b6a85bdf143dd9ba">
         <w:r>
           <w:rPr>
-            <w:rStyle w:val="Hiperhivatkozs"/>
+            <w:rStyle w:val="Hyperlink"/>
             <w:rFonts w:ascii="Times New Roman" w:hAnsi="Times New Roman" w:cs="Times New Roman"/>
           </w:rPr>
           <w:t>Felhasználókezelés és autentikáció</w:t>
@@ -785,6 +815,8 @@
           <w:ilvl w:val="2"/>
           <w:numId w:val="161"/>
         </w:numPr>
+        <w:spacing w:before="100"/>
+        <w:contextualSpacing/>
         <w:rPr>
           <w:rFonts w:ascii="Times New Roman" w:hAnsi="Times New Roman" w:cs="Times New Roman"/>
         </w:rPr>
@@ -798,7 +830,7 @@
       <w:hyperlink w:anchor="Xf4331191e527cd68143b9d27e5901da02f398fc">
         <w:r>
           <w:rPr>
-            <w:rStyle w:val="Hiperhivatkozs"/>
+            <w:rStyle w:val="Hyperlink"/>
             <w:rFonts w:ascii="Times New Roman" w:hAnsi="Times New Roman" w:cs="Times New Roman"/>
           </w:rPr>
           <w:t>Jogosultságok és szerepkörök</w:t>
@@ -812,6 +844,8 @@
           <w:ilvl w:val="2"/>
           <w:numId w:val="161"/>
         </w:numPr>
+        <w:spacing w:before="100"/>
+        <w:contextualSpacing/>
         <w:rPr>
           <w:rFonts w:ascii="Times New Roman" w:hAnsi="Times New Roman" w:cs="Times New Roman"/>
         </w:rPr>
@@ -825,7 +859,7 @@
       <w:hyperlink w:anchor="X2608f87f41d6a3494828648cd0dd1a3f20425ae">
         <w:r>
           <w:rPr>
-            <w:rStyle w:val="Hiperhivatkozs"/>
+            <w:rStyle w:val="Hyperlink"/>
             <w:rFonts w:ascii="Times New Roman" w:hAnsi="Times New Roman" w:cs="Times New Roman"/>
           </w:rPr>
           <w:t>Jegyzetek kezelése</w:t>
@@ -839,6 +873,8 @@
           <w:ilvl w:val="2"/>
           <w:numId w:val="161"/>
         </w:numPr>
+        <w:spacing w:before="100"/>
+        <w:contextualSpacing/>
         <w:rPr>
           <w:rFonts w:ascii="Times New Roman" w:hAnsi="Times New Roman" w:cs="Times New Roman"/>
         </w:rPr>
@@ -852,7 +888,7 @@
       <w:hyperlink w:anchor="X05bb1462de28cd308091006754c0802cbbff198">
         <w:r>
           <w:rPr>
-            <w:rStyle w:val="Hiperhivatkozs"/>
+            <w:rStyle w:val="Hyperlink"/>
             <w:rFonts w:ascii="Times New Roman" w:hAnsi="Times New Roman" w:cs="Times New Roman"/>
           </w:rPr>
           <w:t>Fájlfeltöltés és validáció</w:t>
@@ -866,6 +902,8 @@
           <w:ilvl w:val="2"/>
           <w:numId w:val="161"/>
         </w:numPr>
+        <w:spacing w:before="100"/>
+        <w:contextualSpacing/>
         <w:rPr>
           <w:rFonts w:ascii="Times New Roman" w:hAnsi="Times New Roman" w:cs="Times New Roman"/>
         </w:rPr>
@@ -879,7 +917,7 @@
       <w:hyperlink w:anchor="X747acbae480b4e4bd0aba46f0ec0672f83e24fd">
         <w:r>
           <w:rPr>
-            <w:rStyle w:val="Hiperhivatkozs"/>
+            <w:rStyle w:val="Hyperlink"/>
             <w:rFonts w:ascii="Times New Roman" w:hAnsi="Times New Roman" w:cs="Times New Roman"/>
           </w:rPr>
           <w:t>Közösségi funkciók</w:t>
@@ -893,6 +931,8 @@
           <w:ilvl w:val="2"/>
           <w:numId w:val="161"/>
         </w:numPr>
+        <w:spacing w:before="100"/>
+        <w:contextualSpacing/>
         <w:rPr>
           <w:rFonts w:ascii="Times New Roman" w:hAnsi="Times New Roman" w:cs="Times New Roman"/>
         </w:rPr>
@@ -906,7 +946,7 @@
       <w:hyperlink w:anchor="Xc957ff0d6f5fe0a9bd2d5a5778b609ed25772af">
         <w:r>
           <w:rPr>
-            <w:rStyle w:val="Hiperhivatkozs"/>
+            <w:rStyle w:val="Hyperlink"/>
             <w:rFonts w:ascii="Times New Roman" w:hAnsi="Times New Roman" w:cs="Times New Roman"/>
           </w:rPr>
           <w:t>Jelentés és moderáció</w:t>
@@ -920,6 +960,8 @@
           <w:ilvl w:val="2"/>
           <w:numId w:val="161"/>
         </w:numPr>
+        <w:spacing w:before="100"/>
+        <w:contextualSpacing/>
         <w:rPr>
           <w:rFonts w:ascii="Times New Roman" w:hAnsi="Times New Roman" w:cs="Times New Roman"/>
         </w:rPr>
@@ -933,7 +975,7 @@
       <w:hyperlink w:anchor="Xc04f1916d275e5b82300f71887d2a3c8e010df5">
         <w:r>
           <w:rPr>
-            <w:rStyle w:val="Hiperhivatkozs"/>
+            <w:rStyle w:val="Hyperlink"/>
             <w:rFonts w:ascii="Times New Roman" w:hAnsi="Times New Roman" w:cs="Times New Roman"/>
           </w:rPr>
           <w:t>Profil és testreszabás</w:t>
@@ -947,6 +989,8 @@
           <w:ilvl w:val="2"/>
           <w:numId w:val="161"/>
         </w:numPr>
+        <w:spacing w:before="100"/>
+        <w:contextualSpacing/>
         <w:rPr>
           <w:rFonts w:ascii="Times New Roman" w:hAnsi="Times New Roman" w:cs="Times New Roman"/>
         </w:rPr>
@@ -960,7 +1004,7 @@
       <w:hyperlink w:anchor="Xd7dd1cf247e23838a3370e834c6d97c64d81cea">
         <w:r>
           <w:rPr>
-            <w:rStyle w:val="Hiperhivatkozs"/>
+            <w:rStyle w:val="Hyperlink"/>
             <w:rFonts w:ascii="Times New Roman" w:hAnsi="Times New Roman" w:cs="Times New Roman"/>
           </w:rPr>
           <w:t>Üzenetek, barátok, értesítések</w:t>
@@ -974,6 +1018,8 @@
           <w:ilvl w:val="2"/>
           <w:numId w:val="161"/>
         </w:numPr>
+        <w:spacing w:before="100"/>
+        <w:contextualSpacing/>
         <w:rPr>
           <w:rFonts w:ascii="Times New Roman" w:hAnsi="Times New Roman" w:cs="Times New Roman"/>
         </w:rPr>
@@ -987,7 +1033,7 @@
       <w:hyperlink w:anchor="X654f03b352af3b884766972968a243e25c3eda2">
         <w:r>
           <w:rPr>
-            <w:rStyle w:val="Hiperhivatkozs"/>
+            <w:rStyle w:val="Hyperlink"/>
             <w:rFonts w:ascii="Times New Roman" w:hAnsi="Times New Roman" w:cs="Times New Roman"/>
           </w:rPr>
           <w:t>Csoport funkciók</w:t>
@@ -1001,6 +1047,8 @@
           <w:ilvl w:val="2"/>
           <w:numId w:val="161"/>
         </w:numPr>
+        <w:spacing w:before="100"/>
+        <w:contextualSpacing/>
         <w:rPr>
           <w:rFonts w:ascii="Times New Roman" w:hAnsi="Times New Roman" w:cs="Times New Roman"/>
         </w:rPr>
@@ -1014,7 +1062,7 @@
       <w:hyperlink w:anchor="Xb766094773634fef7744da0c88b2251a85a575a">
         <w:r>
           <w:rPr>
-            <w:rStyle w:val="Hiperhivatkozs"/>
+            <w:rStyle w:val="Hyperlink"/>
             <w:rFonts w:ascii="Times New Roman" w:hAnsi="Times New Roman" w:cs="Times New Roman"/>
           </w:rPr>
           <w:t>Lokalizáció</w:t>
@@ -1028,6 +1076,8 @@
           <w:ilvl w:val="2"/>
           <w:numId w:val="161"/>
         </w:numPr>
+        <w:spacing w:before="100"/>
+        <w:contextualSpacing/>
         <w:rPr>
           <w:rFonts w:ascii="Times New Roman" w:hAnsi="Times New Roman" w:cs="Times New Roman"/>
         </w:rPr>
@@ -1041,7 +1091,7 @@
       <w:hyperlink w:anchor="X607f88beb3580fc213e24a71541e24847b06799">
         <w:r>
           <w:rPr>
-            <w:rStyle w:val="Hiperhivatkozs"/>
+            <w:rStyle w:val="Hyperlink"/>
             <w:rFonts w:ascii="Times New Roman" w:hAnsi="Times New Roman" w:cs="Times New Roman"/>
           </w:rPr>
           <w:t>Adatbázis hozzáférési segédek és biztonság</w:t>
@@ -1055,6 +1105,8 @@
           <w:ilvl w:val="0"/>
           <w:numId w:val="157"/>
         </w:numPr>
+        <w:spacing w:before="100"/>
+        <w:contextualSpacing/>
         <w:rPr>
           <w:rFonts w:ascii="Times New Roman" w:hAnsi="Times New Roman" w:cs="Times New Roman"/>
         </w:rPr>
@@ -1068,7 +1120,7 @@
       <w:hyperlink w:anchor="Xf5ecbeb0bac86568f58d9b95ed007e133960f8e">
         <w:r>
           <w:rPr>
-            <w:rStyle w:val="Hiperhivatkozs"/>
+            <w:rStyle w:val="Hyperlink"/>
             <w:rFonts w:ascii="Times New Roman" w:hAnsi="Times New Roman" w:cs="Times New Roman"/>
           </w:rPr>
           <w:t>Adatbázis kapcsolat</w:t>
@@ -1082,6 +1134,8 @@
           <w:ilvl w:val="0"/>
           <w:numId w:val="157"/>
         </w:numPr>
+        <w:spacing w:before="100"/>
+        <w:contextualSpacing/>
         <w:rPr>
           <w:rFonts w:ascii="Times New Roman" w:hAnsi="Times New Roman" w:cs="Times New Roman"/>
         </w:rPr>
@@ -1095,7 +1149,7 @@
       <w:hyperlink w:anchor="X0cecb735beb238f4fbac8ff3b7638aa6081486d">
         <w:r>
           <w:rPr>
-            <w:rStyle w:val="Hiperhivatkozs"/>
+            <w:rStyle w:val="Hyperlink"/>
             <w:rFonts w:ascii="Times New Roman" w:hAnsi="Times New Roman" w:cs="Times New Roman"/>
           </w:rPr>
           <w:t>Fájlkezelés</w:t>
@@ -1108,6 +1162,8 @@
           <w:ilvl w:val="0"/>
           <w:numId w:val="2"/>
         </w:numPr>
+        <w:spacing w:before="100"/>
+        <w:contextualSpacing/>
         <w:rPr>
           <w:rFonts w:ascii="Times New Roman" w:hAnsi="Times New Roman" w:cs="Times New Roman"/>
         </w:rPr>
@@ -1115,7 +1171,7 @@
       <w:hyperlink w:anchor="X038bbaa3ad8b80fbbc43ed8266098a3a240ceb4">
         <w:r>
           <w:rPr>
-            <w:rStyle w:val="Hiperhivatkozs"/>
+            <w:rStyle w:val="Hyperlink"/>
             <w:rFonts w:ascii="Times New Roman" w:hAnsi="Times New Roman" w:cs="Times New Roman"/>
           </w:rPr>
           <w:t>Deployment</w:t>
@@ -1129,6 +1185,8 @@
           <w:ilvl w:val="1"/>
           <w:numId w:val="153"/>
         </w:numPr>
+        <w:spacing w:before="100"/>
+        <w:contextualSpacing/>
         <w:rPr>
           <w:rFonts w:ascii="Times New Roman" w:hAnsi="Times New Roman" w:cs="Times New Roman"/>
         </w:rPr>
@@ -1142,7 +1200,7 @@
       <w:hyperlink w:anchor="X33d3924ae56bd2182bfdb983a0fb99b44f617d6">
         <w:r>
           <w:rPr>
-            <w:rStyle w:val="Hiperhivatkozs"/>
+            <w:rStyle w:val="Hyperlink"/>
             <w:rFonts w:ascii="Times New Roman" w:hAnsi="Times New Roman" w:cs="Times New Roman"/>
           </w:rPr>
           <w:t>Környezetek</w:t>
@@ -1156,6 +1214,8 @@
           <w:ilvl w:val="1"/>
           <w:numId w:val="153"/>
         </w:numPr>
+        <w:spacing w:before="100"/>
+        <w:contextualSpacing/>
         <w:rPr>
           <w:rFonts w:ascii="Times New Roman" w:hAnsi="Times New Roman" w:cs="Times New Roman"/>
         </w:rPr>
@@ -1169,7 +1229,7 @@
       <w:hyperlink w:anchor="Xe3020ceaa3ce01902828c730a06fb43f1afb39f">
         <w:r>
           <w:rPr>
-            <w:rStyle w:val="Hiperhivatkozs"/>
+            <w:rStyle w:val="Hyperlink"/>
             <w:rFonts w:ascii="Times New Roman" w:hAnsi="Times New Roman" w:cs="Times New Roman"/>
           </w:rPr>
           <w:t>Fejlesztői környezet</w:t>
@@ -1183,6 +1243,8 @@
           <w:ilvl w:val="1"/>
           <w:numId w:val="153"/>
         </w:numPr>
+        <w:spacing w:before="100"/>
+        <w:contextualSpacing/>
         <w:rPr>
           <w:rFonts w:ascii="Times New Roman" w:hAnsi="Times New Roman" w:cs="Times New Roman"/>
         </w:rPr>
@@ -1196,7 +1258,7 @@
       <w:hyperlink w:anchor="X10a8d8dbe756c596b9ae518a0a69aead9623b61">
         <w:r>
           <w:rPr>
-            <w:rStyle w:val="Hiperhivatkozs"/>
+            <w:rStyle w:val="Hyperlink"/>
             <w:rFonts w:ascii="Times New Roman" w:hAnsi="Times New Roman" w:cs="Times New Roman"/>
           </w:rPr>
           <w:t>Kód commit és push</w:t>
@@ -1210,6 +1272,8 @@
           <w:ilvl w:val="1"/>
           <w:numId w:val="153"/>
         </w:numPr>
+        <w:spacing w:before="100"/>
+        <w:contextualSpacing/>
         <w:rPr>
           <w:rFonts w:ascii="Times New Roman" w:hAnsi="Times New Roman" w:cs="Times New Roman"/>
         </w:rPr>
@@ -1223,7 +1287,7 @@
       <w:hyperlink w:anchor="Xda22530a054a03e0b6be10a8d43445ab810db29">
         <w:r>
           <w:rPr>
-            <w:rStyle w:val="Hiperhivatkozs"/>
+            <w:rStyle w:val="Hyperlink"/>
             <w:rFonts w:ascii="Times New Roman" w:hAnsi="Times New Roman" w:cs="Times New Roman"/>
           </w:rPr>
           <w:t>Code review</w:t>
@@ -1237,6 +1301,8 @@
           <w:ilvl w:val="1"/>
           <w:numId w:val="153"/>
         </w:numPr>
+        <w:spacing w:before="100"/>
+        <w:contextualSpacing/>
         <w:rPr>
           <w:rFonts w:ascii="Times New Roman" w:hAnsi="Times New Roman" w:cs="Times New Roman"/>
         </w:rPr>
@@ -1250,7 +1316,7 @@
       <w:hyperlink w:anchor="Xa48198467623383891c713091ced3ef393d4256">
         <w:r>
           <w:rPr>
-            <w:rStyle w:val="Hiperhivatkozs"/>
+            <w:rStyle w:val="Hyperlink"/>
             <w:rFonts w:ascii="Times New Roman" w:hAnsi="Times New Roman" w:cs="Times New Roman"/>
           </w:rPr>
           <w:t>Hibaelhárítás</w:t>
@@ -1263,6 +1329,8 @@
           <w:ilvl w:val="0"/>
           <w:numId w:val="2"/>
         </w:numPr>
+        <w:spacing w:before="100"/>
+        <w:contextualSpacing/>
         <w:rPr>
           <w:rFonts w:ascii="Times New Roman" w:hAnsi="Times New Roman" w:cs="Times New Roman"/>
         </w:rPr>
@@ -1270,7 +1338,7 @@
       <w:hyperlink w:anchor="X3641b90916fa0fd2d9ed28a20c361b356a6c648">
         <w:r>
           <w:rPr>
-            <w:rStyle w:val="Hiperhivatkozs"/>
+            <w:rStyle w:val="Hyperlink"/>
             <w:rFonts w:ascii="Times New Roman" w:hAnsi="Times New Roman" w:cs="Times New Roman"/>
           </w:rPr>
           <w:t>Biztonság</w:t>
@@ -1284,6 +1352,8 @@
           <w:ilvl w:val="1"/>
           <w:numId w:val="152"/>
         </w:numPr>
+        <w:spacing w:before="100"/>
+        <w:contextualSpacing/>
         <w:rPr>
           <w:rFonts w:ascii="Times New Roman" w:hAnsi="Times New Roman" w:cs="Times New Roman"/>
         </w:rPr>
@@ -1297,7 +1367,7 @@
       <w:hyperlink w:anchor="X17a0405d6b96b82fdc82f4dc2c70398aac3a909">
         <w:r>
           <w:rPr>
-            <w:rStyle w:val="Hiperhivatkozs"/>
+            <w:rStyle w:val="Hyperlink"/>
             <w:rFonts w:ascii="Times New Roman" w:hAnsi="Times New Roman" w:cs="Times New Roman"/>
           </w:rPr>
           <w:t>Autentikáció</w:t>
@@ -1311,6 +1381,8 @@
           <w:ilvl w:val="1"/>
           <w:numId w:val="152"/>
         </w:numPr>
+        <w:spacing w:before="100"/>
+        <w:contextualSpacing/>
         <w:rPr>
           <w:rFonts w:ascii="Times New Roman" w:hAnsi="Times New Roman" w:cs="Times New Roman"/>
         </w:rPr>
@@ -1324,7 +1396,7 @@
       <w:hyperlink w:anchor="Xd612f8725f5d9c5dbfc8985f904536310943e5a">
         <w:r>
           <w:rPr>
-            <w:rStyle w:val="Hiperhivatkozs"/>
+            <w:rStyle w:val="Hyperlink"/>
             <w:rFonts w:ascii="Times New Roman" w:hAnsi="Times New Roman" w:cs="Times New Roman"/>
           </w:rPr>
           <w:t>Jogosultságkezelés (RBAC)</w:t>
@@ -1337,6 +1409,8 @@
           <w:ilvl w:val="0"/>
           <w:numId w:val="2"/>
         </w:numPr>
+        <w:spacing w:before="100"/>
+        <w:contextualSpacing/>
         <w:rPr>
           <w:rFonts w:ascii="Times New Roman" w:hAnsi="Times New Roman" w:cs="Times New Roman"/>
         </w:rPr>
@@ -1345,7 +1419,7 @@
         <w:proofErr w:type="spellStart"/>
         <w:r>
           <w:rPr>
-            <w:rStyle w:val="Hiperhivatkozs"/>
+            <w:rStyle w:val="Hyperlink"/>
             <w:rFonts w:ascii="Times New Roman" w:hAnsi="Times New Roman" w:cs="Times New Roman"/>
           </w:rPr>
           <w:t>Tesztelés</w:t>
@@ -1360,6 +1434,8 @@
           <w:ilvl w:val="1"/>
           <w:numId w:val="151"/>
         </w:numPr>
+        <w:spacing w:before="100"/>
+        <w:contextualSpacing/>
         <w:rPr>
           <w:rFonts w:ascii="Times New Roman" w:hAnsi="Times New Roman" w:cs="Times New Roman"/>
         </w:rPr>
@@ -1373,7 +1449,7 @@
       <w:hyperlink w:anchor="X13342bf1ed720be956df6102f7f4b98ae7feb7c">
         <w:r>
           <w:rPr>
-            <w:rStyle w:val="Hiperhivatkozs"/>
+            <w:rStyle w:val="Hyperlink"/>
             <w:rFonts w:ascii="Times New Roman" w:hAnsi="Times New Roman" w:cs="Times New Roman"/>
           </w:rPr>
           <w:t>Egység Tesztek</w:t>
@@ -1387,6 +1463,8 @@
           <w:ilvl w:val="1"/>
           <w:numId w:val="151"/>
         </w:numPr>
+        <w:spacing w:before="100"/>
+        <w:contextualSpacing/>
         <w:rPr>
           <w:rFonts w:ascii="Times New Roman" w:hAnsi="Times New Roman" w:cs="Times New Roman"/>
         </w:rPr>
@@ -1400,7 +1478,7 @@
       <w:hyperlink w:anchor="X55c3ae83d65560321a327bd99e188ddaceed137">
         <w:r>
           <w:rPr>
-            <w:rStyle w:val="Hiperhivatkozs"/>
+            <w:rStyle w:val="Hyperlink"/>
             <w:rFonts w:ascii="Times New Roman" w:hAnsi="Times New Roman" w:cs="Times New Roman"/>
           </w:rPr>
           <w:t>Manuális Tesztek</w:t>
@@ -1413,6 +1491,8 @@
           <w:ilvl w:val="0"/>
           <w:numId w:val="2"/>
         </w:numPr>
+        <w:spacing w:before="100"/>
+        <w:contextualSpacing/>
         <w:rPr>
           <w:rFonts w:ascii="Times New Roman" w:hAnsi="Times New Roman" w:cs="Times New Roman"/>
         </w:rPr>
@@ -1421,7 +1501,7 @@
         <w:proofErr w:type="spellStart"/>
         <w:r>
           <w:rPr>
-            <w:rStyle w:val="Hiperhivatkozs"/>
+            <w:rStyle w:val="Hyperlink"/>
             <w:rFonts w:ascii="Times New Roman" w:hAnsi="Times New Roman" w:cs="Times New Roman"/>
           </w:rPr>
           <w:t>Felhasználói</w:t>
@@ -1429,7 +1509,7 @@
         <w:proofErr w:type="spellEnd"/>
         <w:r>
           <w:rPr>
-            <w:rStyle w:val="Hiperhivatkozs"/>
+            <w:rStyle w:val="Hyperlink"/>
             <w:rFonts w:ascii="Times New Roman" w:hAnsi="Times New Roman" w:cs="Times New Roman"/>
           </w:rPr>
           <w:t xml:space="preserve"> </w:t>
@@ -1437,7 +1517,7 @@
         <w:proofErr w:type="spellStart"/>
         <w:r>
           <w:rPr>
-            <w:rStyle w:val="Hiperhivatkozs"/>
+            <w:rStyle w:val="Hyperlink"/>
             <w:rFonts w:ascii="Times New Roman" w:hAnsi="Times New Roman" w:cs="Times New Roman"/>
           </w:rPr>
           <w:t>Dokumentáció</w:t>
@@ -1447,11 +1527,12 @@
     </w:p>
     <w:p>
       <w:pPr>
-        <w:pStyle w:val="Listaszerbekezds"/>
+        <w:pStyle w:val="ListParagraph"/>
         <w:numPr>
           <w:ilvl w:val="0"/>
           <w:numId w:val="146"/>
         </w:numPr>
+        <w:spacing w:before="100"/>
         <w:rPr>
           <w:rFonts w:ascii="Times New Roman" w:hAnsi="Times New Roman" w:cs="Times New Roman"/>
         </w:rPr>
@@ -1466,7 +1547,7 @@
         <w:proofErr w:type="spellStart"/>
         <w:r>
           <w:rPr>
-            <w:rStyle w:val="Hiperhivatkozs"/>
+            <w:rStyle w:val="Hyperlink"/>
             <w:rFonts w:ascii="Times New Roman" w:hAnsi="Times New Roman" w:cs="Times New Roman"/>
           </w:rPr>
           <w:t>Elérés</w:t>
@@ -1474,7 +1555,7 @@
         <w:proofErr w:type="spellEnd"/>
         <w:r>
           <w:rPr>
-            <w:rStyle w:val="Hiperhivatkozs"/>
+            <w:rStyle w:val="Hyperlink"/>
             <w:rFonts w:ascii="Times New Roman" w:hAnsi="Times New Roman" w:cs="Times New Roman"/>
           </w:rPr>
           <w:t xml:space="preserve"> / </w:t>
@@ -1482,7 +1563,7 @@
         <w:proofErr w:type="spellStart"/>
         <w:r>
           <w:rPr>
-            <w:rStyle w:val="Hiperhivatkozs"/>
+            <w:rStyle w:val="Hyperlink"/>
             <w:rFonts w:ascii="Times New Roman" w:hAnsi="Times New Roman" w:cs="Times New Roman"/>
           </w:rPr>
           <w:t>Használatba</w:t>
@@ -1490,7 +1571,7 @@
         <w:proofErr w:type="spellEnd"/>
         <w:r>
           <w:rPr>
-            <w:rStyle w:val="Hiperhivatkozs"/>
+            <w:rStyle w:val="Hyperlink"/>
             <w:rFonts w:ascii="Times New Roman" w:hAnsi="Times New Roman" w:cs="Times New Roman"/>
           </w:rPr>
           <w:t xml:space="preserve"> </w:t>
@@ -1498,7 +1579,7 @@
         <w:proofErr w:type="spellStart"/>
         <w:r>
           <w:rPr>
-            <w:rStyle w:val="Hiperhivatkozs"/>
+            <w:rStyle w:val="Hyperlink"/>
             <w:rFonts w:ascii="Times New Roman" w:hAnsi="Times New Roman" w:cs="Times New Roman"/>
           </w:rPr>
           <w:t>vétel</w:t>
@@ -1514,11 +1595,12 @@
     </w:p>
     <w:p>
       <w:pPr>
-        <w:pStyle w:val="Listaszerbekezds"/>
+        <w:pStyle w:val="ListParagraph"/>
         <w:numPr>
           <w:ilvl w:val="0"/>
           <w:numId w:val="146"/>
         </w:numPr>
+        <w:spacing w:before="100"/>
         <w:rPr>
           <w:rFonts w:ascii="Times New Roman" w:hAnsi="Times New Roman" w:cs="Times New Roman"/>
         </w:rPr>
@@ -1538,7 +1620,7 @@
       <w:hyperlink w:anchor="X3a21dfd5c1e0a59484467e383abe2127374eddb">
         <w:r>
           <w:rPr>
-            <w:rStyle w:val="Hiperhivatkozs"/>
+            <w:rStyle w:val="Hyperlink"/>
             <w:rFonts w:ascii="Times New Roman" w:hAnsi="Times New Roman" w:cs="Times New Roman"/>
           </w:rPr>
           <w:t>Használat</w:t>
@@ -1553,11 +1635,12 @@
     </w:p>
     <w:p>
       <w:pPr>
-        <w:pStyle w:val="Listaszerbekezds"/>
+        <w:pStyle w:val="ListParagraph"/>
         <w:numPr>
           <w:ilvl w:val="0"/>
           <w:numId w:val="148"/>
         </w:numPr>
+        <w:spacing w:before="100"/>
         <w:rPr>
           <w:rFonts w:ascii="Times New Roman" w:hAnsi="Times New Roman" w:cs="Times New Roman"/>
         </w:rPr>
@@ -1571,7 +1654,7 @@
       <w:hyperlink w:anchor="Xf032fc71487ba7161f04f18f67782b748240f5d">
         <w:r>
           <w:rPr>
-            <w:rStyle w:val="Hiperhivatkozs"/>
+            <w:rStyle w:val="Hyperlink"/>
             <w:rFonts w:ascii="Times New Roman" w:hAnsi="Times New Roman" w:cs="Times New Roman"/>
           </w:rPr>
           <w:t>Regisztráció</w:t>
@@ -1586,11 +1669,12 @@
     </w:p>
     <w:p>
       <w:pPr>
-        <w:pStyle w:val="Listaszerbekezds"/>
+        <w:pStyle w:val="ListParagraph"/>
         <w:numPr>
           <w:ilvl w:val="0"/>
           <w:numId w:val="148"/>
         </w:numPr>
+        <w:spacing w:before="100"/>
         <w:rPr>
           <w:rFonts w:ascii="Times New Roman" w:hAnsi="Times New Roman" w:cs="Times New Roman"/>
         </w:rPr>
@@ -1605,7 +1689,7 @@
         <w:proofErr w:type="spellStart"/>
         <w:r>
           <w:rPr>
-            <w:rStyle w:val="Hiperhivatkozs"/>
+            <w:rStyle w:val="Hyperlink"/>
             <w:rFonts w:ascii="Times New Roman" w:hAnsi="Times New Roman" w:cs="Times New Roman"/>
           </w:rPr>
           <w:t>Bejelentkezés</w:t>
@@ -1613,7 +1697,7 @@
         <w:proofErr w:type="spellEnd"/>
         <w:r>
           <w:rPr>
-            <w:rStyle w:val="Hiperhivatkozs"/>
+            <w:rStyle w:val="Hyperlink"/>
             <w:rFonts w:ascii="Times New Roman" w:hAnsi="Times New Roman" w:cs="Times New Roman"/>
           </w:rPr>
           <w:t xml:space="preserve"> + 2FA</w:t>
@@ -1622,11 +1706,12 @@
     </w:p>
     <w:p>
       <w:pPr>
-        <w:pStyle w:val="Listaszerbekezds"/>
+        <w:pStyle w:val="ListParagraph"/>
         <w:numPr>
           <w:ilvl w:val="0"/>
           <w:numId w:val="148"/>
         </w:numPr>
+        <w:spacing w:before="100"/>
         <w:rPr>
           <w:rFonts w:ascii="Times New Roman" w:hAnsi="Times New Roman" w:cs="Times New Roman"/>
         </w:rPr>
@@ -1641,7 +1726,7 @@
         <w:proofErr w:type="spellStart"/>
         <w:r>
           <w:rPr>
-            <w:rStyle w:val="Hiperhivatkozs"/>
+            <w:rStyle w:val="Hyperlink"/>
             <w:rFonts w:ascii="Times New Roman" w:hAnsi="Times New Roman" w:cs="Times New Roman"/>
           </w:rPr>
           <w:t>Jegyzet</w:t>
@@ -1649,7 +1734,7 @@
         <w:proofErr w:type="spellEnd"/>
         <w:r>
           <w:rPr>
-            <w:rStyle w:val="Hiperhivatkozs"/>
+            <w:rStyle w:val="Hyperlink"/>
             <w:rFonts w:ascii="Times New Roman" w:hAnsi="Times New Roman" w:cs="Times New Roman"/>
           </w:rPr>
           <w:t xml:space="preserve"> </w:t>
@@ -1657,7 +1742,7 @@
         <w:proofErr w:type="spellStart"/>
         <w:r>
           <w:rPr>
-            <w:rStyle w:val="Hiperhivatkozs"/>
+            <w:rStyle w:val="Hyperlink"/>
             <w:rFonts w:ascii="Times New Roman" w:hAnsi="Times New Roman" w:cs="Times New Roman"/>
           </w:rPr>
           <w:t>keresése</w:t>
@@ -1665,7 +1750,7 @@
         <w:proofErr w:type="spellEnd"/>
         <w:r>
           <w:rPr>
-            <w:rStyle w:val="Hiperhivatkozs"/>
+            <w:rStyle w:val="Hyperlink"/>
             <w:rFonts w:ascii="Times New Roman" w:hAnsi="Times New Roman" w:cs="Times New Roman"/>
           </w:rPr>
           <w:t xml:space="preserve"> </w:t>
@@ -1673,7 +1758,7 @@
         <w:proofErr w:type="spellStart"/>
         <w:r>
           <w:rPr>
-            <w:rStyle w:val="Hiperhivatkozs"/>
+            <w:rStyle w:val="Hyperlink"/>
             <w:rFonts w:ascii="Times New Roman" w:hAnsi="Times New Roman" w:cs="Times New Roman"/>
           </w:rPr>
           <w:t>és</w:t>
@@ -1681,7 +1766,7 @@
         <w:proofErr w:type="spellEnd"/>
         <w:r>
           <w:rPr>
-            <w:rStyle w:val="Hiperhivatkozs"/>
+            <w:rStyle w:val="Hyperlink"/>
             <w:rFonts w:ascii="Times New Roman" w:hAnsi="Times New Roman" w:cs="Times New Roman"/>
           </w:rPr>
           <w:t xml:space="preserve"> </w:t>
@@ -1689,7 +1774,7 @@
         <w:proofErr w:type="spellStart"/>
         <w:r>
           <w:rPr>
-            <w:rStyle w:val="Hiperhivatkozs"/>
+            <w:rStyle w:val="Hyperlink"/>
             <w:rFonts w:ascii="Times New Roman" w:hAnsi="Times New Roman" w:cs="Times New Roman"/>
           </w:rPr>
           <w:t>letöltése</w:t>
@@ -1699,11 +1784,12 @@
     </w:p>
     <w:p>
       <w:pPr>
-        <w:pStyle w:val="Listaszerbekezds"/>
+        <w:pStyle w:val="ListParagraph"/>
         <w:numPr>
           <w:ilvl w:val="0"/>
           <w:numId w:val="148"/>
         </w:numPr>
+        <w:spacing w:before="100"/>
         <w:rPr>
           <w:rFonts w:ascii="Times New Roman" w:hAnsi="Times New Roman" w:cs="Times New Roman"/>
         </w:rPr>
@@ -1718,7 +1804,7 @@
         <w:proofErr w:type="spellStart"/>
         <w:r>
           <w:rPr>
-            <w:rStyle w:val="Hiperhivatkozs"/>
+            <w:rStyle w:val="Hyperlink"/>
             <w:rFonts w:ascii="Times New Roman" w:hAnsi="Times New Roman" w:cs="Times New Roman"/>
           </w:rPr>
           <w:t>Jegyzet</w:t>
@@ -1726,7 +1812,7 @@
         <w:proofErr w:type="spellEnd"/>
         <w:r>
           <w:rPr>
-            <w:rStyle w:val="Hiperhivatkozs"/>
+            <w:rStyle w:val="Hyperlink"/>
             <w:rFonts w:ascii="Times New Roman" w:hAnsi="Times New Roman" w:cs="Times New Roman"/>
           </w:rPr>
           <w:t xml:space="preserve"> </w:t>
@@ -1734,7 +1820,7 @@
         <w:proofErr w:type="spellStart"/>
         <w:r>
           <w:rPr>
-            <w:rStyle w:val="Hiperhivatkozs"/>
+            <w:rStyle w:val="Hyperlink"/>
             <w:rFonts w:ascii="Times New Roman" w:hAnsi="Times New Roman" w:cs="Times New Roman"/>
           </w:rPr>
           <w:t>feltöltése</w:t>
@@ -1744,11 +1830,12 @@
     </w:p>
     <w:p>
       <w:pPr>
-        <w:pStyle w:val="Listaszerbekezds"/>
+        <w:pStyle w:val="ListParagraph"/>
         <w:numPr>
           <w:ilvl w:val="0"/>
           <w:numId w:val="148"/>
         </w:numPr>
+        <w:spacing w:before="100"/>
         <w:rPr>
           <w:rFonts w:ascii="Times New Roman" w:hAnsi="Times New Roman" w:cs="Times New Roman"/>
         </w:rPr>
@@ -1763,7 +1850,7 @@
         <w:proofErr w:type="spellStart"/>
         <w:r>
           <w:rPr>
-            <w:rStyle w:val="Hiperhivatkozs"/>
+            <w:rStyle w:val="Hyperlink"/>
             <w:rFonts w:ascii="Times New Roman" w:hAnsi="Times New Roman" w:cs="Times New Roman"/>
           </w:rPr>
           <w:t>Kommentelés</w:t>
@@ -1771,11 +1858,36 @@
         <w:proofErr w:type="spellEnd"/>
         <w:r>
           <w:rPr>
-            <w:rStyle w:val="Hiperhivatkozs"/>
+            <w:rStyle w:val="Hyperlink"/>
             <w:rFonts w:ascii="Times New Roman" w:hAnsi="Times New Roman" w:cs="Times New Roman"/>
           </w:rPr>
-          <w:t>, értékelés, kedvencek</w:t>
+          <w:t xml:space="preserve">, </w:t>
         </w:r>
+        <w:proofErr w:type="spellStart"/>
+        <w:r>
+          <w:rPr>
+            <w:rStyle w:val="Hyperlink"/>
+            <w:rFonts w:ascii="Times New Roman" w:hAnsi="Times New Roman" w:cs="Times New Roman"/>
+          </w:rPr>
+          <w:t>értékelés</w:t>
+        </w:r>
+        <w:proofErr w:type="spellEnd"/>
+        <w:r>
+          <w:rPr>
+            <w:rStyle w:val="Hyperlink"/>
+            <w:rFonts w:ascii="Times New Roman" w:hAnsi="Times New Roman" w:cs="Times New Roman"/>
+          </w:rPr>
+          <w:t xml:space="preserve">, </w:t>
+        </w:r>
+        <w:proofErr w:type="spellStart"/>
+        <w:r>
+          <w:rPr>
+            <w:rStyle w:val="Hyperlink"/>
+            <w:rFonts w:ascii="Times New Roman" w:hAnsi="Times New Roman" w:cs="Times New Roman"/>
+          </w:rPr>
+          <w:t>kedvencek</w:t>
+        </w:r>
+        <w:proofErr w:type="spellEnd"/>
       </w:hyperlink>
       <w:r>
         <w:rPr>
@@ -1786,11 +1898,12 @@
     </w:p>
     <w:p>
       <w:pPr>
-        <w:pStyle w:val="Listaszerbekezds"/>
+        <w:pStyle w:val="ListParagraph"/>
         <w:numPr>
           <w:ilvl w:val="0"/>
           <w:numId w:val="148"/>
         </w:numPr>
+        <w:spacing w:before="100"/>
         <w:rPr>
           <w:rFonts w:ascii="Times New Roman" w:hAnsi="Times New Roman" w:cs="Times New Roman"/>
         </w:rPr>
@@ -1805,7 +1918,7 @@
         <w:proofErr w:type="spellStart"/>
         <w:r>
           <w:rPr>
-            <w:rStyle w:val="Hiperhivatkozs"/>
+            <w:rStyle w:val="Hyperlink"/>
             <w:rFonts w:ascii="Times New Roman" w:hAnsi="Times New Roman" w:cs="Times New Roman"/>
           </w:rPr>
           <w:t>Profilkezelés</w:t>
@@ -1815,11 +1928,12 @@
     </w:p>
     <w:p>
       <w:pPr>
-        <w:pStyle w:val="Listaszerbekezds"/>
+        <w:pStyle w:val="ListParagraph"/>
         <w:numPr>
           <w:ilvl w:val="0"/>
           <w:numId w:val="148"/>
         </w:numPr>
+        <w:spacing w:before="100"/>
         <w:rPr>
           <w:rFonts w:ascii="Times New Roman" w:hAnsi="Times New Roman" w:cs="Times New Roman"/>
         </w:rPr>
@@ -1834,7 +1948,7 @@
         <w:proofErr w:type="spellStart"/>
         <w:r>
           <w:rPr>
-            <w:rStyle w:val="Hiperhivatkozs"/>
+            <w:rStyle w:val="Hyperlink"/>
             <w:rFonts w:ascii="Times New Roman" w:hAnsi="Times New Roman" w:cs="Times New Roman"/>
           </w:rPr>
           <w:t>Barátok</w:t>
@@ -1842,7 +1956,7 @@
         <w:proofErr w:type="spellEnd"/>
         <w:r>
           <w:rPr>
-            <w:rStyle w:val="Hiperhivatkozs"/>
+            <w:rStyle w:val="Hyperlink"/>
             <w:rFonts w:ascii="Times New Roman" w:hAnsi="Times New Roman" w:cs="Times New Roman"/>
           </w:rPr>
           <w:t xml:space="preserve"> </w:t>
@@ -1850,7 +1964,7 @@
         <w:proofErr w:type="spellStart"/>
         <w:r>
           <w:rPr>
-            <w:rStyle w:val="Hiperhivatkozs"/>
+            <w:rStyle w:val="Hyperlink"/>
             <w:rFonts w:ascii="Times New Roman" w:hAnsi="Times New Roman" w:cs="Times New Roman"/>
           </w:rPr>
           <w:t>hozzáadása</w:t>
@@ -1858,7 +1972,7 @@
         <w:proofErr w:type="spellEnd"/>
         <w:r>
           <w:rPr>
-            <w:rStyle w:val="Hiperhivatkozs"/>
+            <w:rStyle w:val="Hyperlink"/>
             <w:rFonts w:ascii="Times New Roman" w:hAnsi="Times New Roman" w:cs="Times New Roman"/>
           </w:rPr>
           <w:t xml:space="preserve"> </w:t>
@@ -1866,7 +1980,7 @@
         <w:proofErr w:type="spellStart"/>
         <w:r>
           <w:rPr>
-            <w:rStyle w:val="Hiperhivatkozs"/>
+            <w:rStyle w:val="Hyperlink"/>
             <w:rFonts w:ascii="Times New Roman" w:hAnsi="Times New Roman" w:cs="Times New Roman"/>
           </w:rPr>
           <w:t>és</w:t>
@@ -1874,7 +1988,7 @@
         <w:proofErr w:type="spellEnd"/>
         <w:r>
           <w:rPr>
-            <w:rStyle w:val="Hiperhivatkozs"/>
+            <w:rStyle w:val="Hyperlink"/>
             <w:rFonts w:ascii="Times New Roman" w:hAnsi="Times New Roman" w:cs="Times New Roman"/>
           </w:rPr>
           <w:t xml:space="preserve"> </w:t>
@@ -1882,7 +1996,7 @@
         <w:proofErr w:type="spellStart"/>
         <w:r>
           <w:rPr>
-            <w:rStyle w:val="Hiperhivatkozs"/>
+            <w:rStyle w:val="Hyperlink"/>
             <w:rFonts w:ascii="Times New Roman" w:hAnsi="Times New Roman" w:cs="Times New Roman"/>
           </w:rPr>
           <w:t>üzenetek</w:t>
@@ -1892,11 +2006,12 @@
     </w:p>
     <w:p>
       <w:pPr>
-        <w:pStyle w:val="Listaszerbekezds"/>
+        <w:pStyle w:val="ListParagraph"/>
         <w:numPr>
           <w:ilvl w:val="0"/>
           <w:numId w:val="146"/>
         </w:numPr>
+        <w:spacing w:before="100"/>
         <w:rPr>
           <w:rFonts w:ascii="Times New Roman" w:hAnsi="Times New Roman" w:cs="Times New Roman"/>
         </w:rPr>
@@ -1911,7 +2026,7 @@
         <w:proofErr w:type="spellStart"/>
         <w:r>
           <w:rPr>
-            <w:rStyle w:val="Hiperhivatkozs"/>
+            <w:rStyle w:val="Hyperlink"/>
             <w:rFonts w:ascii="Times New Roman" w:hAnsi="Times New Roman" w:cs="Times New Roman"/>
           </w:rPr>
           <w:t>Weben</w:t>
@@ -1919,7 +2034,7 @@
         <w:proofErr w:type="spellEnd"/>
         <w:r>
           <w:rPr>
-            <w:rStyle w:val="Hiperhivatkozs"/>
+            <w:rStyle w:val="Hyperlink"/>
             <w:rFonts w:ascii="Times New Roman" w:hAnsi="Times New Roman" w:cs="Times New Roman"/>
           </w:rPr>
           <w:t xml:space="preserve"> </w:t>
@@ -1927,7 +2042,7 @@
         <w:proofErr w:type="spellStart"/>
         <w:r>
           <w:rPr>
-            <w:rStyle w:val="Hiperhivatkozs"/>
+            <w:rStyle w:val="Hyperlink"/>
             <w:rFonts w:ascii="Times New Roman" w:hAnsi="Times New Roman" w:cs="Times New Roman"/>
           </w:rPr>
           <w:t>belüli</w:t>
@@ -1935,7 +2050,7 @@
         <w:proofErr w:type="spellEnd"/>
         <w:r>
           <w:rPr>
-            <w:rStyle w:val="Hiperhivatkozs"/>
+            <w:rStyle w:val="Hyperlink"/>
             <w:rFonts w:ascii="Times New Roman" w:hAnsi="Times New Roman" w:cs="Times New Roman"/>
           </w:rPr>
           <w:t xml:space="preserve"> </w:t>
@@ -1943,7 +2058,7 @@
         <w:proofErr w:type="spellStart"/>
         <w:r>
           <w:rPr>
-            <w:rStyle w:val="Hiperhivatkozs"/>
+            <w:rStyle w:val="Hyperlink"/>
             <w:rFonts w:ascii="Times New Roman" w:hAnsi="Times New Roman" w:cs="Times New Roman"/>
           </w:rPr>
           <w:t>navigáció</w:t>
@@ -1951,7 +2066,7 @@
         <w:proofErr w:type="spellEnd"/>
         <w:r>
           <w:rPr>
-            <w:rStyle w:val="Hiperhivatkozs"/>
+            <w:rStyle w:val="Hyperlink"/>
             <w:rFonts w:ascii="Times New Roman" w:hAnsi="Times New Roman" w:cs="Times New Roman"/>
           </w:rPr>
           <w:t xml:space="preserve"> (</w:t>
@@ -1959,7 +2074,7 @@
         <w:proofErr w:type="spellStart"/>
         <w:r>
           <w:rPr>
-            <w:rStyle w:val="Hiperhivatkozs"/>
+            <w:rStyle w:val="Hyperlink"/>
             <w:rFonts w:ascii="Times New Roman" w:hAnsi="Times New Roman" w:cs="Times New Roman"/>
           </w:rPr>
           <w:t>Oldaltérkép</w:t>
@@ -1967,7 +2082,7 @@
         <w:proofErr w:type="spellEnd"/>
         <w:r>
           <w:rPr>
-            <w:rStyle w:val="Hiperhivatkozs"/>
+            <w:rStyle w:val="Hyperlink"/>
             <w:rFonts w:ascii="Times New Roman" w:hAnsi="Times New Roman" w:cs="Times New Roman"/>
           </w:rPr>
           <w:t>)</w:t>
@@ -1976,11 +2091,12 @@
     </w:p>
     <w:p>
       <w:pPr>
-        <w:pStyle w:val="Listaszerbekezds"/>
+        <w:pStyle w:val="ListParagraph"/>
         <w:numPr>
           <w:ilvl w:val="0"/>
           <w:numId w:val="146"/>
         </w:numPr>
+        <w:spacing w:before="100"/>
         <w:rPr>
           <w:rFonts w:ascii="Times New Roman" w:hAnsi="Times New Roman" w:cs="Times New Roman"/>
         </w:rPr>
@@ -1994,7 +2110,7 @@
       <w:hyperlink w:anchor="Xc29b2840915b96b7d97e9c512327886267c6789">
         <w:r>
           <w:rPr>
-            <w:rStyle w:val="Hiperhivatkozs"/>
+            <w:rStyle w:val="Hyperlink"/>
             <w:rFonts w:ascii="Times New Roman" w:hAnsi="Times New Roman" w:cs="Times New Roman"/>
           </w:rPr>
           <w:t>Biztonsági Tippek</w:t>
@@ -2009,11 +2125,12 @@
     </w:p>
     <w:p>
       <w:pPr>
-        <w:pStyle w:val="Listaszerbekezds"/>
+        <w:pStyle w:val="ListParagraph"/>
         <w:numPr>
           <w:ilvl w:val="0"/>
           <w:numId w:val="146"/>
         </w:numPr>
+        <w:spacing w:before="100"/>
         <w:rPr>
           <w:rFonts w:ascii="Times New Roman" w:hAnsi="Times New Roman" w:cs="Times New Roman"/>
         </w:rPr>
@@ -2027,7 +2144,7 @@
       <w:hyperlink w:anchor="Xcfd62aa4388e2f44e80f00b87be2d946a61d09f">
         <w:r>
           <w:rPr>
-            <w:rStyle w:val="Hiperhivatkozs"/>
+            <w:rStyle w:val="Hyperlink"/>
             <w:rFonts w:ascii="Times New Roman" w:hAnsi="Times New Roman" w:cs="Times New Roman"/>
           </w:rPr>
           <w:t>Gyakori problémák (FAQ)</w:t>
@@ -2040,6 +2157,8 @@
           <w:ilvl w:val="0"/>
           <w:numId w:val="2"/>
         </w:numPr>
+        <w:spacing w:before="100"/>
+        <w:contextualSpacing/>
         <w:rPr>
           <w:rFonts w:ascii="Times New Roman" w:hAnsi="Times New Roman" w:cs="Times New Roman"/>
         </w:rPr>
@@ -2048,7 +2167,7 @@
         <w:proofErr w:type="spellStart"/>
         <w:r>
           <w:rPr>
-            <w:rStyle w:val="Hiperhivatkozs"/>
+            <w:rStyle w:val="Hyperlink"/>
             <w:rFonts w:ascii="Times New Roman" w:hAnsi="Times New Roman" w:cs="Times New Roman"/>
           </w:rPr>
           <w:t>Fejlesztői</w:t>
@@ -2056,7 +2175,7 @@
         <w:proofErr w:type="spellEnd"/>
         <w:r>
           <w:rPr>
-            <w:rStyle w:val="Hiperhivatkozs"/>
+            <w:rStyle w:val="Hyperlink"/>
             <w:rFonts w:ascii="Times New Roman" w:hAnsi="Times New Roman" w:cs="Times New Roman"/>
           </w:rPr>
           <w:t xml:space="preserve"> </w:t>
@@ -2064,7 +2183,7 @@
         <w:proofErr w:type="spellStart"/>
         <w:r>
           <w:rPr>
-            <w:rStyle w:val="Hiperhivatkozs"/>
+            <w:rStyle w:val="Hyperlink"/>
             <w:rFonts w:ascii="Times New Roman" w:hAnsi="Times New Roman" w:cs="Times New Roman"/>
           </w:rPr>
           <w:t>Dokumentáció</w:t>
@@ -2080,11 +2199,12 @@
     </w:p>
     <w:p>
       <w:pPr>
-        <w:pStyle w:val="Listaszerbekezds"/>
+        <w:pStyle w:val="ListParagraph"/>
         <w:numPr>
           <w:ilvl w:val="0"/>
           <w:numId w:val="150"/>
         </w:numPr>
+        <w:spacing w:before="100"/>
         <w:rPr>
           <w:rFonts w:ascii="Times New Roman" w:hAnsi="Times New Roman" w:cs="Times New Roman"/>
         </w:rPr>
@@ -2098,7 +2218,7 @@
       <w:hyperlink w:anchor="X2306c4d3f97bd17368562c3ce6defcfd718673b">
         <w:r>
           <w:rPr>
-            <w:rStyle w:val="Hiperhivatkozs"/>
+            <w:rStyle w:val="Hyperlink"/>
             <w:rFonts w:ascii="Times New Roman" w:hAnsi="Times New Roman" w:cs="Times New Roman"/>
           </w:rPr>
           <w:t>Fejlesztői Környezet Beállítása</w:t>
@@ -2113,11 +2233,12 @@
     </w:p>
     <w:p>
       <w:pPr>
-        <w:pStyle w:val="Listaszerbekezds"/>
+        <w:pStyle w:val="ListParagraph"/>
         <w:numPr>
           <w:ilvl w:val="0"/>
           <w:numId w:val="150"/>
         </w:numPr>
+        <w:spacing w:before="100"/>
         <w:rPr>
           <w:rFonts w:ascii="Times New Roman" w:hAnsi="Times New Roman" w:cs="Times New Roman"/>
         </w:rPr>
@@ -2132,7 +2253,7 @@
         <w:proofErr w:type="spellStart"/>
         <w:r>
           <w:rPr>
-            <w:rStyle w:val="Hiperhivatkozs"/>
+            <w:rStyle w:val="Hyperlink"/>
             <w:rFonts w:ascii="Times New Roman" w:hAnsi="Times New Roman" w:cs="Times New Roman"/>
           </w:rPr>
           <w:t>Verziókezelési</w:t>
@@ -2140,11 +2261,20 @@
         <w:proofErr w:type="spellEnd"/>
         <w:r>
           <w:rPr>
-            <w:rStyle w:val="Hiperhivatkozs"/>
+            <w:rStyle w:val="Hyperlink"/>
             <w:rFonts w:ascii="Times New Roman" w:hAnsi="Times New Roman" w:cs="Times New Roman"/>
           </w:rPr>
-          <w:t xml:space="preserve"> Stratégia</w:t>
+          <w:t xml:space="preserve"> </w:t>
         </w:r>
+        <w:proofErr w:type="spellStart"/>
+        <w:r>
+          <w:rPr>
+            <w:rStyle w:val="Hyperlink"/>
+            <w:rFonts w:ascii="Times New Roman" w:hAnsi="Times New Roman" w:cs="Times New Roman"/>
+          </w:rPr>
+          <w:t>Stratégia</w:t>
+        </w:r>
+        <w:proofErr w:type="spellEnd"/>
       </w:hyperlink>
       <w:r>
         <w:rPr>
@@ -2155,11 +2285,12 @@
     </w:p>
     <w:p>
       <w:pPr>
-        <w:pStyle w:val="Listaszerbekezds"/>
+        <w:pStyle w:val="ListParagraph"/>
         <w:numPr>
           <w:ilvl w:val="1"/>
           <w:numId w:val="162"/>
         </w:numPr>
+        <w:spacing w:before="100"/>
         <w:rPr>
           <w:rFonts w:ascii="Times New Roman" w:hAnsi="Times New Roman" w:cs="Times New Roman"/>
         </w:rPr>
@@ -2173,7 +2304,7 @@
       <w:hyperlink w:anchor="Xf236d4b7f7de26010da1f99e62beb59a141a3a1">
         <w:r>
           <w:rPr>
-            <w:rStyle w:val="Hiperhivatkozs"/>
+            <w:rStyle w:val="Hyperlink"/>
             <w:rFonts w:ascii="Times New Roman" w:hAnsi="Times New Roman" w:cs="Times New Roman"/>
           </w:rPr>
           <w:t>Verziószám felépítése</w:t>
@@ -2188,11 +2319,12 @@
     </w:p>
     <w:p>
       <w:pPr>
-        <w:pStyle w:val="Listaszerbekezds"/>
+        <w:pStyle w:val="ListParagraph"/>
         <w:numPr>
           <w:ilvl w:val="1"/>
           <w:numId w:val="162"/>
         </w:numPr>
+        <w:spacing w:before="100"/>
         <w:rPr>
           <w:rFonts w:ascii="Times New Roman" w:hAnsi="Times New Roman" w:cs="Times New Roman"/>
         </w:rPr>
@@ -2206,7 +2338,7 @@
       <w:hyperlink w:anchor="X0b3ef94dbc13cc15d32dabecd31b962f54a5905">
         <w:r>
           <w:rPr>
-            <w:rStyle w:val="Hiperhivatkozs"/>
+            <w:rStyle w:val="Hyperlink"/>
             <w:rFonts w:ascii="Times New Roman" w:hAnsi="Times New Roman" w:cs="Times New Roman"/>
           </w:rPr>
           <w:t>Fejlesztési (beta) állapot jelölése</w:t>
@@ -2221,11 +2353,12 @@
     </w:p>
     <w:p>
       <w:pPr>
-        <w:pStyle w:val="Listaszerbekezds"/>
+        <w:pStyle w:val="ListParagraph"/>
         <w:numPr>
           <w:ilvl w:val="1"/>
           <w:numId w:val="162"/>
         </w:numPr>
+        <w:spacing w:before="100"/>
         <w:rPr>
           <w:rFonts w:ascii="Times New Roman" w:hAnsi="Times New Roman" w:cs="Times New Roman"/>
         </w:rPr>
@@ -2239,7 +2372,7 @@
       <w:hyperlink w:anchor="Xdc2ca2cee2dcf2c2ffbca7e7a6336867d316849">
         <w:r>
           <w:rPr>
-            <w:rStyle w:val="Hiperhivatkozs"/>
+            <w:rStyle w:val="Hyperlink"/>
             <w:rFonts w:ascii="Times New Roman" w:hAnsi="Times New Roman" w:cs="Times New Roman"/>
           </w:rPr>
           <w:t>Átmenet végleges verzióra</w:t>
@@ -2254,11 +2387,12 @@
     </w:p>
     <w:p>
       <w:pPr>
-        <w:pStyle w:val="Listaszerbekezds"/>
+        <w:pStyle w:val="ListParagraph"/>
         <w:numPr>
           <w:ilvl w:val="1"/>
           <w:numId w:val="162"/>
         </w:numPr>
+        <w:spacing w:before="100"/>
         <w:rPr>
           <w:rFonts w:ascii="Times New Roman" w:hAnsi="Times New Roman" w:cs="Times New Roman"/>
         </w:rPr>
@@ -2273,7 +2407,7 @@
         <w:proofErr w:type="spellStart"/>
         <w:r>
           <w:rPr>
-            <w:rStyle w:val="Hiperhivatkozs"/>
+            <w:rStyle w:val="Hyperlink"/>
             <w:rFonts w:ascii="Times New Roman" w:hAnsi="Times New Roman" w:cs="Times New Roman"/>
           </w:rPr>
           <w:t>Verziózás</w:t>
@@ -2281,21 +2415,21 @@
         <w:proofErr w:type="spellEnd"/>
         <w:r>
           <w:rPr>
-            <w:rStyle w:val="Hiperhivatkozs"/>
+            <w:rStyle w:val="Hyperlink"/>
             <w:rFonts w:ascii="Times New Roman" w:hAnsi="Times New Roman" w:cs="Times New Roman"/>
           </w:rPr>
           <w:t xml:space="preserve"> a CHANGELOG</w:t>
         </w:r>
         <w:r>
           <w:rPr>
-            <w:rStyle w:val="Hiperhivatkozs"/>
+            <w:rStyle w:val="Hyperlink"/>
             <w:rFonts w:ascii="Times New Roman" w:hAnsi="Times New Roman" w:cs="Times New Roman"/>
           </w:rPr>
           <w:t>-</w:t>
         </w:r>
         <w:r>
           <w:rPr>
-            <w:rStyle w:val="Hiperhivatkozs"/>
+            <w:rStyle w:val="Hyperlink"/>
             <w:rFonts w:ascii="Times New Roman" w:hAnsi="Times New Roman" w:cs="Times New Roman"/>
           </w:rPr>
           <w:t>ban</w:t>
@@ -2304,11 +2438,12 @@
     </w:p>
     <w:p>
       <w:pPr>
-        <w:pStyle w:val="Listaszerbekezds"/>
+        <w:pStyle w:val="ListParagraph"/>
         <w:numPr>
           <w:ilvl w:val="1"/>
           <w:numId w:val="162"/>
         </w:numPr>
+        <w:spacing w:before="100"/>
         <w:rPr>
           <w:rFonts w:ascii="Times New Roman" w:hAnsi="Times New Roman" w:cs="Times New Roman"/>
         </w:rPr>
@@ -2320,17 +2455,26 @@
         <w:t xml:space="preserve"> 9.2.5. </w:t>
       </w:r>
       <w:hyperlink w:anchor="Xaff9dbf570e2872cb879dd8d20599d751ef1375">
+        <w:proofErr w:type="spellStart"/>
         <w:r>
           <w:rPr>
-            <w:rStyle w:val="Hiperhivatkozs"/>
+            <w:rStyle w:val="Hyperlink"/>
             <w:rFonts w:ascii="Times New Roman" w:hAnsi="Times New Roman" w:cs="Times New Roman"/>
           </w:rPr>
-          <w:t xml:space="preserve">Dátumformátum </w:t>
+          <w:t>Dátumformátum</w:t>
+        </w:r>
+        <w:proofErr w:type="spellEnd"/>
+        <w:r>
+          <w:rPr>
+            <w:rStyle w:val="Hyperlink"/>
+            <w:rFonts w:ascii="Times New Roman" w:hAnsi="Times New Roman" w:cs="Times New Roman"/>
+          </w:rPr>
+          <w:t xml:space="preserve"> </w:t>
         </w:r>
         <w:proofErr w:type="spellStart"/>
         <w:r>
           <w:rPr>
-            <w:rStyle w:val="Hiperhivatkozs"/>
+            <w:rStyle w:val="Hyperlink"/>
             <w:rFonts w:ascii="Times New Roman" w:hAnsi="Times New Roman" w:cs="Times New Roman"/>
           </w:rPr>
           <w:t>szabályok</w:t>
@@ -2340,11 +2484,12 @@
     </w:p>
     <w:p>
       <w:pPr>
-        <w:pStyle w:val="Listaszerbekezds"/>
+        <w:pStyle w:val="ListParagraph"/>
         <w:numPr>
           <w:ilvl w:val="1"/>
           <w:numId w:val="162"/>
         </w:numPr>
+        <w:spacing w:before="100"/>
         <w:rPr>
           <w:rFonts w:ascii="Times New Roman" w:hAnsi="Times New Roman" w:cs="Times New Roman"/>
         </w:rPr>
@@ -2356,17 +2501,42 @@
         <w:t xml:space="preserve"> 9.2.6. </w:t>
       </w:r>
       <w:hyperlink w:anchor="X5e8598735473456d34e3a04c37d4000475719db">
+        <w:proofErr w:type="spellStart"/>
         <w:r>
           <w:rPr>
-            <w:rStyle w:val="Hiperhivatkozs"/>
+            <w:rStyle w:val="Hyperlink"/>
             <w:rFonts w:ascii="Times New Roman" w:hAnsi="Times New Roman" w:cs="Times New Roman"/>
           </w:rPr>
-          <w:t xml:space="preserve">Verziókezelés és Git </w:t>
+          <w:t>Verziókezelés</w:t>
+        </w:r>
+        <w:proofErr w:type="spellEnd"/>
+        <w:r>
+          <w:rPr>
+            <w:rStyle w:val="Hyperlink"/>
+            <w:rFonts w:ascii="Times New Roman" w:hAnsi="Times New Roman" w:cs="Times New Roman"/>
+          </w:rPr>
+          <w:t xml:space="preserve"> </w:t>
         </w:r>
         <w:proofErr w:type="spellStart"/>
         <w:r>
           <w:rPr>
-            <w:rStyle w:val="Hiperhivatkozs"/>
+            <w:rStyle w:val="Hyperlink"/>
+            <w:rFonts w:ascii="Times New Roman" w:hAnsi="Times New Roman" w:cs="Times New Roman"/>
+          </w:rPr>
+          <w:t>és</w:t>
+        </w:r>
+        <w:proofErr w:type="spellEnd"/>
+        <w:r>
+          <w:rPr>
+            <w:rStyle w:val="Hyperlink"/>
+            <w:rFonts w:ascii="Times New Roman" w:hAnsi="Times New Roman" w:cs="Times New Roman"/>
+          </w:rPr>
+          <w:t xml:space="preserve"> Git </w:t>
+        </w:r>
+        <w:proofErr w:type="spellStart"/>
+        <w:r>
+          <w:rPr>
+            <w:rStyle w:val="Hyperlink"/>
             <w:rFonts w:ascii="Times New Roman" w:hAnsi="Times New Roman" w:cs="Times New Roman"/>
           </w:rPr>
           <w:t>kapcsolata</w:t>
@@ -2376,11 +2546,12 @@
     </w:p>
     <w:p>
       <w:pPr>
-        <w:pStyle w:val="Listaszerbekezds"/>
+        <w:pStyle w:val="ListParagraph"/>
         <w:numPr>
           <w:ilvl w:val="1"/>
           <w:numId w:val="162"/>
         </w:numPr>
+        <w:spacing w:before="100"/>
         <w:rPr>
           <w:rFonts w:ascii="Times New Roman" w:hAnsi="Times New Roman" w:cs="Times New Roman"/>
         </w:rPr>
@@ -2395,7 +2566,7 @@
         <w:proofErr w:type="spellStart"/>
         <w:r>
           <w:rPr>
-            <w:rStyle w:val="Hiperhivatkozs"/>
+            <w:rStyle w:val="Hyperlink"/>
             <w:rFonts w:ascii="Times New Roman" w:hAnsi="Times New Roman" w:cs="Times New Roman"/>
           </w:rPr>
           <w:t>Összefoglalás</w:t>
@@ -2405,11 +2576,12 @@
     </w:p>
     <w:p>
       <w:pPr>
-        <w:pStyle w:val="Listaszerbekezds"/>
+        <w:pStyle w:val="ListParagraph"/>
         <w:numPr>
           <w:ilvl w:val="0"/>
           <w:numId w:val="150"/>
         </w:numPr>
+        <w:spacing w:before="100"/>
         <w:rPr>
           <w:rFonts w:ascii="Times New Roman" w:hAnsi="Times New Roman" w:cs="Times New Roman"/>
         </w:rPr>
@@ -2424,7 +2596,7 @@
         <w:proofErr w:type="spellStart"/>
         <w:r>
           <w:rPr>
-            <w:rStyle w:val="Hiperhivatkozs"/>
+            <w:rStyle w:val="Hyperlink"/>
             <w:rFonts w:ascii="Times New Roman" w:hAnsi="Times New Roman" w:cs="Times New Roman"/>
           </w:rPr>
           <w:t>FájlStruktúra</w:t>
@@ -2434,11 +2606,12 @@
     </w:p>
     <w:p>
       <w:pPr>
-        <w:pStyle w:val="Listaszerbekezds"/>
+        <w:pStyle w:val="ListParagraph"/>
         <w:numPr>
           <w:ilvl w:val="0"/>
           <w:numId w:val="150"/>
         </w:numPr>
+        <w:spacing w:before="100"/>
         <w:rPr>
           <w:rFonts w:ascii="Times New Roman" w:hAnsi="Times New Roman" w:cs="Times New Roman"/>
         </w:rPr>
@@ -2453,7 +2626,7 @@
         <w:proofErr w:type="spellStart"/>
         <w:r>
           <w:rPr>
-            <w:rStyle w:val="Hiperhivatkozs"/>
+            <w:rStyle w:val="Hyperlink"/>
             <w:rFonts w:ascii="Times New Roman" w:hAnsi="Times New Roman" w:cs="Times New Roman"/>
           </w:rPr>
           <w:t>Fejlesztői</w:t>
@@ -2461,7 +2634,7 @@
         <w:proofErr w:type="spellEnd"/>
         <w:r>
           <w:rPr>
-            <w:rStyle w:val="Hiperhivatkozs"/>
+            <w:rStyle w:val="Hyperlink"/>
             <w:rFonts w:ascii="Times New Roman" w:hAnsi="Times New Roman" w:cs="Times New Roman"/>
           </w:rPr>
           <w:t xml:space="preserve"> </w:t>
@@ -2469,7 +2642,7 @@
         <w:proofErr w:type="spellStart"/>
         <w:r>
           <w:rPr>
-            <w:rStyle w:val="Hiperhivatkozs"/>
+            <w:rStyle w:val="Hyperlink"/>
             <w:rFonts w:ascii="Times New Roman" w:hAnsi="Times New Roman" w:cs="Times New Roman"/>
           </w:rPr>
           <w:t>eszközök</w:t>
@@ -2477,21 +2650,21 @@
         <w:proofErr w:type="spellEnd"/>
         <w:r>
           <w:rPr>
-            <w:rStyle w:val="Hiperhivatkozs"/>
+            <w:rStyle w:val="Hyperlink"/>
             <w:rFonts w:ascii="Times New Roman" w:hAnsi="Times New Roman" w:cs="Times New Roman"/>
           </w:rPr>
           <w:t>, script</w:t>
         </w:r>
         <w:r>
           <w:rPr>
-            <w:rStyle w:val="Hiperhivatkozs"/>
+            <w:rStyle w:val="Hyperlink"/>
             <w:rFonts w:ascii="Times New Roman" w:hAnsi="Times New Roman" w:cs="Times New Roman"/>
           </w:rPr>
           <w:t>-</w:t>
         </w:r>
         <w:r>
           <w:rPr>
-            <w:rStyle w:val="Hiperhivatkozs"/>
+            <w:rStyle w:val="Hyperlink"/>
             <w:rFonts w:ascii="Times New Roman" w:hAnsi="Times New Roman" w:cs="Times New Roman"/>
           </w:rPr>
           <w:t xml:space="preserve">ek </w:t>
@@ -2499,7 +2672,7 @@
         <w:proofErr w:type="spellStart"/>
         <w:r>
           <w:rPr>
-            <w:rStyle w:val="Hiperhivatkozs"/>
+            <w:rStyle w:val="Hyperlink"/>
             <w:rFonts w:ascii="Times New Roman" w:hAnsi="Times New Roman" w:cs="Times New Roman"/>
           </w:rPr>
           <w:t>és</w:t>
@@ -2507,7 +2680,7 @@
         <w:proofErr w:type="spellEnd"/>
         <w:r>
           <w:rPr>
-            <w:rStyle w:val="Hiperhivatkozs"/>
+            <w:rStyle w:val="Hyperlink"/>
             <w:rFonts w:ascii="Times New Roman" w:hAnsi="Times New Roman" w:cs="Times New Roman"/>
           </w:rPr>
           <w:t xml:space="preserve"> </w:t>
@@ -2515,7 +2688,7 @@
         <w:proofErr w:type="spellStart"/>
         <w:r>
           <w:rPr>
-            <w:rStyle w:val="Hiperhivatkozs"/>
+            <w:rStyle w:val="Hyperlink"/>
             <w:rFonts w:ascii="Times New Roman" w:hAnsi="Times New Roman" w:cs="Times New Roman"/>
           </w:rPr>
           <w:t>refaktorok</w:t>
@@ -2531,11 +2704,12 @@
     </w:p>
     <w:p>
       <w:pPr>
-        <w:pStyle w:val="Listaszerbekezds"/>
+        <w:pStyle w:val="ListParagraph"/>
         <w:numPr>
           <w:ilvl w:val="0"/>
           <w:numId w:val="150"/>
         </w:numPr>
+        <w:spacing w:before="100"/>
         <w:rPr>
           <w:rFonts w:ascii="Times New Roman" w:hAnsi="Times New Roman" w:cs="Times New Roman"/>
         </w:rPr>
@@ -2550,7 +2724,7 @@
         <w:proofErr w:type="spellStart"/>
         <w:r>
           <w:rPr>
-            <w:rStyle w:val="Hiperhivatkozs"/>
+            <w:rStyle w:val="Hyperlink"/>
             <w:rFonts w:ascii="Times New Roman" w:hAnsi="Times New Roman" w:cs="Times New Roman"/>
           </w:rPr>
           <w:t>Konfiguráció</w:t>
@@ -2563,25 +2737,41 @@
         </w:rPr>
         <w:t xml:space="preserve">     </w:t>
       </w:r>
-      <w:r>
-        <w:rPr>
-          <w:rFonts w:ascii="Times New Roman" w:hAnsi="Times New Roman" w:cs="Times New Roman"/>
-        </w:rPr>
-        <w:t>-</w:t>
-      </w:r>
-      <w:r>
-        <w:rPr>
-          <w:rFonts w:ascii="Times New Roman" w:hAnsi="Times New Roman" w:cs="Times New Roman"/>
-        </w:rPr>
-        <w:t xml:space="preserve"> 9.6. </w:t>
+    </w:p>
+    <w:p>
+      <w:pPr>
+        <w:pStyle w:val="ListParagraph"/>
+        <w:numPr>
+          <w:ilvl w:val="0"/>
+          <w:numId w:val="150"/>
+        </w:numPr>
+        <w:spacing w:before="100"/>
+        <w:rPr>
+          <w:rFonts w:ascii="Times New Roman" w:hAnsi="Times New Roman" w:cs="Times New Roman"/>
+        </w:rPr>
+      </w:pPr>
+      <w:r>
+        <w:rPr>
+          <w:rFonts w:ascii="Times New Roman" w:hAnsi="Times New Roman" w:cs="Times New Roman"/>
+        </w:rPr>
+        <w:t xml:space="preserve">9.6. </w:t>
       </w:r>
       <w:hyperlink w:anchor="Xfb8fa0d962d006448b1ac7f031576a802aaefa1">
+        <w:proofErr w:type="spellStart"/>
         <w:r>
           <w:rPr>
-            <w:rStyle w:val="Hiperhivatkozs"/>
+            <w:rStyle w:val="Hyperlink"/>
             <w:rFonts w:ascii="Times New Roman" w:hAnsi="Times New Roman" w:cs="Times New Roman"/>
           </w:rPr>
-          <w:t>Fő folyamatok</w:t>
+          <w:t>Fő</w:t>
+        </w:r>
+        <w:proofErr w:type="spellEnd"/>
+        <w:r>
+          <w:rPr>
+            <w:rStyle w:val="Hyperlink"/>
+            <w:rFonts w:ascii="Times New Roman" w:hAnsi="Times New Roman" w:cs="Times New Roman"/>
+          </w:rPr>
+          <w:t xml:space="preserve"> folyamatok</w:t>
         </w:r>
       </w:hyperlink>
       <w:r>
@@ -2593,11 +2783,12 @@
     </w:p>
     <w:p>
       <w:pPr>
-        <w:pStyle w:val="Listaszerbekezds"/>
+        <w:pStyle w:val="ListParagraph"/>
         <w:numPr>
           <w:ilvl w:val="0"/>
           <w:numId w:val="150"/>
         </w:numPr>
+        <w:spacing w:before="100"/>
         <w:rPr>
           <w:rFonts w:ascii="Times New Roman" w:hAnsi="Times New Roman" w:cs="Times New Roman"/>
         </w:rPr>
@@ -2611,7 +2802,7 @@
       <w:hyperlink w:anchor="Xd56270b2ec315263542a0c808847a7ceb937588">
         <w:r>
           <w:rPr>
-            <w:rStyle w:val="Hiperhivatkozs"/>
+            <w:rStyle w:val="Hyperlink"/>
             <w:rFonts w:ascii="Times New Roman" w:hAnsi="Times New Roman" w:cs="Times New Roman"/>
           </w:rPr>
           <w:t>Security checklist (dev)</w:t>
@@ -2626,11 +2817,12 @@
     </w:p>
     <w:p>
       <w:pPr>
-        <w:pStyle w:val="Listaszerbekezds"/>
+        <w:pStyle w:val="ListParagraph"/>
         <w:numPr>
           <w:ilvl w:val="0"/>
           <w:numId w:val="150"/>
         </w:numPr>
+        <w:spacing w:before="100"/>
         <w:rPr>
           <w:rFonts w:ascii="Times New Roman" w:hAnsi="Times New Roman" w:cs="Times New Roman"/>
         </w:rPr>
@@ -2644,7 +2836,7 @@
       <w:hyperlink w:anchor="X4f3864dbb6bae6f3b242dcbc7f30e4420ffe9eb">
         <w:r>
           <w:rPr>
-            <w:rStyle w:val="Hiperhivatkozs"/>
+            <w:rStyle w:val="Hyperlink"/>
             <w:rFonts w:ascii="Times New Roman" w:hAnsi="Times New Roman" w:cs="Times New Roman"/>
           </w:rPr>
           <w:t>Debug / logging</w:t>
@@ -2653,11 +2845,12 @@
     </w:p>
     <w:p>
       <w:pPr>
-        <w:pStyle w:val="Listaszerbekezds"/>
+        <w:pStyle w:val="ListParagraph"/>
         <w:numPr>
           <w:ilvl w:val="0"/>
           <w:numId w:val="150"/>
         </w:numPr>
+        <w:spacing w:before="100"/>
         <w:rPr>
           <w:rFonts w:ascii="Times New Roman" w:hAnsi="Times New Roman" w:cs="Times New Roman"/>
         </w:rPr>
@@ -2671,7 +2864,7 @@
       <w:hyperlink w:anchor="Xfcbf4299090ad42e8741cf1ed5fad4ba34c8d0a">
         <w:r>
           <w:rPr>
-            <w:rStyle w:val="Hiperhivatkozs"/>
+            <w:rStyle w:val="Hyperlink"/>
             <w:rFonts w:ascii="Times New Roman" w:hAnsi="Times New Roman" w:cs="Times New Roman"/>
           </w:rPr>
           <w:t>Változásnapló (Changelog)</w:t>
@@ -2680,11 +2873,12 @@
     </w:p>
     <w:p>
       <w:pPr>
-        <w:pStyle w:val="Listaszerbekezds"/>
+        <w:pStyle w:val="ListParagraph"/>
         <w:numPr>
           <w:ilvl w:val="0"/>
           <w:numId w:val="150"/>
         </w:numPr>
+        <w:spacing w:before="100"/>
         <w:rPr>
           <w:rFonts w:ascii="Times New Roman" w:hAnsi="Times New Roman" w:cs="Times New Roman"/>
         </w:rPr>
@@ -2699,7 +2893,7 @@
         <w:proofErr w:type="spellStart"/>
         <w:r>
           <w:rPr>
-            <w:rStyle w:val="Hiperhivatkozs"/>
+            <w:rStyle w:val="Hyperlink"/>
             <w:rFonts w:ascii="Times New Roman" w:hAnsi="Times New Roman" w:cs="Times New Roman"/>
           </w:rPr>
           <w:t>Dokumentáció</w:t>
@@ -2707,11 +2901,20 @@
         <w:proofErr w:type="spellEnd"/>
         <w:r>
           <w:rPr>
-            <w:rStyle w:val="Hiperhivatkozs"/>
+            <w:rStyle w:val="Hyperlink"/>
             <w:rFonts w:ascii="Times New Roman" w:hAnsi="Times New Roman" w:cs="Times New Roman"/>
           </w:rPr>
-          <w:t xml:space="preserve"> karbantartás</w:t>
+          <w:t xml:space="preserve"> </w:t>
         </w:r>
+        <w:proofErr w:type="spellStart"/>
+        <w:r>
+          <w:rPr>
+            <w:rStyle w:val="Hyperlink"/>
+            <w:rFonts w:ascii="Times New Roman" w:hAnsi="Times New Roman" w:cs="Times New Roman"/>
+          </w:rPr>
+          <w:t>karbantartás</w:t>
+        </w:r>
+        <w:proofErr w:type="spellEnd"/>
       </w:hyperlink>
     </w:p>
     <w:p>
@@ -2720,6 +2923,8 @@
           <w:ilvl w:val="0"/>
           <w:numId w:val="2"/>
         </w:numPr>
+        <w:spacing w:before="100"/>
+        <w:contextualSpacing/>
         <w:rPr>
           <w:rFonts w:ascii="Times New Roman" w:hAnsi="Times New Roman" w:cs="Times New Roman"/>
         </w:rPr>
@@ -2727,7 +2932,7 @@
       <w:hyperlink w:anchor="X8bbeb2d427e850eda974110ff679631a82242b0">
         <w:r>
           <w:rPr>
-            <w:rStyle w:val="Hiperhivatkozs"/>
+            <w:rStyle w:val="Hyperlink"/>
             <w:rFonts w:ascii="Times New Roman" w:hAnsi="Times New Roman" w:cs="Times New Roman"/>
           </w:rPr>
           <w:t>API Dokumentáció</w:t>
@@ -2740,6 +2945,8 @@
           <w:ilvl w:val="0"/>
           <w:numId w:val="2"/>
         </w:numPr>
+        <w:spacing w:before="100"/>
+        <w:contextualSpacing/>
         <w:rPr>
           <w:rFonts w:ascii="Times New Roman" w:hAnsi="Times New Roman" w:cs="Times New Roman"/>
         </w:rPr>
@@ -2748,7 +2955,7 @@
         <w:proofErr w:type="spellStart"/>
         <w:r>
           <w:rPr>
-            <w:rStyle w:val="Hiperhivatkozs"/>
+            <w:rStyle w:val="Hyperlink"/>
             <w:rFonts w:ascii="Times New Roman" w:hAnsi="Times New Roman" w:cs="Times New Roman"/>
           </w:rPr>
           <w:t>Jövőbeli</w:t>
@@ -2756,7 +2963,7 @@
         <w:proofErr w:type="spellEnd"/>
         <w:r>
           <w:rPr>
-            <w:rStyle w:val="Hiperhivatkozs"/>
+            <w:rStyle w:val="Hyperlink"/>
             <w:rFonts w:ascii="Times New Roman" w:hAnsi="Times New Roman" w:cs="Times New Roman"/>
           </w:rPr>
           <w:t xml:space="preserve"> </w:t>
@@ -2764,7 +2971,7 @@
         <w:proofErr w:type="spellStart"/>
         <w:r>
           <w:rPr>
-            <w:rStyle w:val="Hiperhivatkozs"/>
+            <w:rStyle w:val="Hyperlink"/>
             <w:rFonts w:ascii="Times New Roman" w:hAnsi="Times New Roman" w:cs="Times New Roman"/>
           </w:rPr>
           <w:t>Tervek</w:t>
@@ -2784,6 +2991,9 @@
           <w:ilvl w:val="1"/>
           <w:numId w:val="2"/>
         </w:numPr>
+        <w:spacing w:before="100" w:after="40"/>
+        <w:ind w:left="1208" w:hanging="357"/>
+        <w:contextualSpacing/>
         <w:rPr>
           <w:rFonts w:ascii="Times New Roman" w:hAnsi="Times New Roman" w:cs="Times New Roman"/>
         </w:rPr>
@@ -2795,17 +3005,42 @@
         <w:t xml:space="preserve"> 11.1. </w:t>
       </w:r>
       <w:hyperlink w:anchor="Xeda7b1f82b14b944bbdf19f43cf496068986e12">
+        <w:proofErr w:type="spellStart"/>
         <w:r>
           <w:rPr>
-            <w:rStyle w:val="Hiperhivatkozs"/>
+            <w:rStyle w:val="Hyperlink"/>
             <w:rFonts w:ascii="Times New Roman" w:hAnsi="Times New Roman" w:cs="Times New Roman"/>
           </w:rPr>
-          <w:t xml:space="preserve">Kollaboratív tanulási </w:t>
+          <w:t>Kollaboratív</w:t>
+        </w:r>
+        <w:proofErr w:type="spellEnd"/>
+        <w:r>
+          <w:rPr>
+            <w:rStyle w:val="Hyperlink"/>
+            <w:rFonts w:ascii="Times New Roman" w:hAnsi="Times New Roman" w:cs="Times New Roman"/>
+          </w:rPr>
+          <w:t xml:space="preserve"> </w:t>
         </w:r>
         <w:proofErr w:type="spellStart"/>
         <w:r>
           <w:rPr>
-            <w:rStyle w:val="Hiperhivatkozs"/>
+            <w:rStyle w:val="Hyperlink"/>
+            <w:rFonts w:ascii="Times New Roman" w:hAnsi="Times New Roman" w:cs="Times New Roman"/>
+          </w:rPr>
+          <w:t>tanulási</w:t>
+        </w:r>
+        <w:proofErr w:type="spellEnd"/>
+        <w:r>
+          <w:rPr>
+            <w:rStyle w:val="Hyperlink"/>
+            <w:rFonts w:ascii="Times New Roman" w:hAnsi="Times New Roman" w:cs="Times New Roman"/>
+          </w:rPr>
+          <w:t xml:space="preserve"> </w:t>
+        </w:r>
+        <w:proofErr w:type="spellStart"/>
+        <w:r>
+          <w:rPr>
+            <w:rStyle w:val="Hyperlink"/>
             <w:rFonts w:ascii="Times New Roman" w:hAnsi="Times New Roman" w:cs="Times New Roman"/>
           </w:rPr>
           <w:t>eszközök</w:t>
@@ -2819,21 +3054,23 @@
           <w:ilvl w:val="1"/>
           <w:numId w:val="2"/>
         </w:numPr>
-        <w:rPr>
-          <w:rFonts w:ascii="Times New Roman" w:hAnsi="Times New Roman" w:cs="Times New Roman"/>
-        </w:rPr>
-      </w:pPr>
-      <w:r>
-        <w:rPr>
-          <w:rFonts w:ascii="Times New Roman" w:hAnsi="Times New Roman" w:cs="Times New Roman"/>
-        </w:rPr>
-        <w:lastRenderedPageBreak/>
+        <w:spacing w:before="100" w:after="40"/>
+        <w:ind w:left="1208" w:hanging="357"/>
+        <w:contextualSpacing/>
+        <w:rPr>
+          <w:rFonts w:ascii="Times New Roman" w:hAnsi="Times New Roman" w:cs="Times New Roman"/>
+        </w:rPr>
+      </w:pPr>
+      <w:r>
+        <w:rPr>
+          <w:rFonts w:ascii="Times New Roman" w:hAnsi="Times New Roman" w:cs="Times New Roman"/>
+        </w:rPr>
         <w:t xml:space="preserve"> 11.2. </w:t>
       </w:r>
       <w:hyperlink w:anchor="Xaff398a7033cc52985cb6274f75a14c03677ac2">
         <w:r>
           <w:rPr>
-            <w:rStyle w:val="Hiperhivatkozs"/>
+            <w:rStyle w:val="Hyperlink"/>
             <w:rFonts w:ascii="Times New Roman" w:hAnsi="Times New Roman" w:cs="Times New Roman"/>
           </w:rPr>
           <w:t xml:space="preserve">API </w:t>
@@ -2841,7 +3078,7 @@
         <w:proofErr w:type="spellStart"/>
         <w:r>
           <w:rPr>
-            <w:rStyle w:val="Hiperhivatkozs"/>
+            <w:rStyle w:val="Hyperlink"/>
             <w:rFonts w:ascii="Times New Roman" w:hAnsi="Times New Roman" w:cs="Times New Roman"/>
           </w:rPr>
           <w:t>és</w:t>
@@ -2849,7 +3086,7 @@
         <w:proofErr w:type="spellEnd"/>
         <w:r>
           <w:rPr>
-            <w:rStyle w:val="Hiperhivatkozs"/>
+            <w:rStyle w:val="Hyperlink"/>
             <w:rFonts w:ascii="Times New Roman" w:hAnsi="Times New Roman" w:cs="Times New Roman"/>
           </w:rPr>
           <w:t xml:space="preserve"> </w:t>
@@ -2857,7 +3094,7 @@
         <w:proofErr w:type="spellStart"/>
         <w:r>
           <w:rPr>
-            <w:rStyle w:val="Hiperhivatkozs"/>
+            <w:rStyle w:val="Hyperlink"/>
             <w:rFonts w:ascii="Times New Roman" w:hAnsi="Times New Roman" w:cs="Times New Roman"/>
           </w:rPr>
           <w:t>harmadik</w:t>
@@ -2865,7 +3102,7 @@
         <w:proofErr w:type="spellEnd"/>
         <w:r>
           <w:rPr>
-            <w:rStyle w:val="Hiperhivatkozs"/>
+            <w:rStyle w:val="Hyperlink"/>
             <w:rFonts w:ascii="Times New Roman" w:hAnsi="Times New Roman" w:cs="Times New Roman"/>
           </w:rPr>
           <w:t xml:space="preserve"> </w:t>
@@ -2873,7 +3110,7 @@
         <w:proofErr w:type="spellStart"/>
         <w:r>
           <w:rPr>
-            <w:rStyle w:val="Hiperhivatkozs"/>
+            <w:rStyle w:val="Hyperlink"/>
             <w:rFonts w:ascii="Times New Roman" w:hAnsi="Times New Roman" w:cs="Times New Roman"/>
           </w:rPr>
           <w:t>fél</w:t>
@@ -2881,7 +3118,7 @@
         <w:proofErr w:type="spellEnd"/>
         <w:r>
           <w:rPr>
-            <w:rStyle w:val="Hiperhivatkozs"/>
+            <w:rStyle w:val="Hyperlink"/>
             <w:rFonts w:ascii="Times New Roman" w:hAnsi="Times New Roman" w:cs="Times New Roman"/>
           </w:rPr>
           <w:t xml:space="preserve"> </w:t>
@@ -2889,7 +3126,7 @@
         <w:proofErr w:type="spellStart"/>
         <w:r>
           <w:rPr>
-            <w:rStyle w:val="Hiperhivatkozs"/>
+            <w:rStyle w:val="Hyperlink"/>
             <w:rFonts w:ascii="Times New Roman" w:hAnsi="Times New Roman" w:cs="Times New Roman"/>
           </w:rPr>
           <w:t>integrációk</w:t>
@@ -2903,6 +3140,9 @@
           <w:ilvl w:val="1"/>
           <w:numId w:val="2"/>
         </w:numPr>
+        <w:spacing w:before="100" w:after="40"/>
+        <w:ind w:left="1208" w:hanging="357"/>
+        <w:contextualSpacing/>
         <w:rPr>
           <w:rFonts w:ascii="Times New Roman" w:hAnsi="Times New Roman" w:cs="Times New Roman"/>
         </w:rPr>
@@ -2916,7 +3156,7 @@
       <w:hyperlink w:anchor="Xa1565998a62b3210a1ef8763d40d8519dc5a1fe">
         <w:r>
           <w:rPr>
-            <w:rStyle w:val="Hiperhivatkozs"/>
+            <w:rStyle w:val="Hyperlink"/>
             <w:rFonts w:ascii="Times New Roman" w:hAnsi="Times New Roman" w:cs="Times New Roman"/>
           </w:rPr>
           <w:t>Big data analitika</w:t>
@@ -2935,6 +3175,9 @@
           <w:ilvl w:val="1"/>
           <w:numId w:val="2"/>
         </w:numPr>
+        <w:spacing w:before="100" w:after="40"/>
+        <w:ind w:left="1208" w:hanging="357"/>
+        <w:contextualSpacing/>
         <w:rPr>
           <w:rFonts w:ascii="Times New Roman" w:hAnsi="Times New Roman" w:cs="Times New Roman"/>
         </w:rPr>
@@ -2948,14 +3191,14 @@
       <w:hyperlink w:anchor="X3d3e654c560fc6e2d162c95f8b86916d1baa578">
         <w:r>
           <w:rPr>
-            <w:rStyle w:val="Hiperhivatkozs"/>
+            <w:rStyle w:val="Hyperlink"/>
             <w:rFonts w:ascii="Times New Roman" w:hAnsi="Times New Roman" w:cs="Times New Roman"/>
           </w:rPr>
           <w:t>AI</w:t>
         </w:r>
         <w:r>
           <w:rPr>
-            <w:rStyle w:val="Hiperhivatkozs"/>
+            <w:rStyle w:val="Hyperlink"/>
             <w:rFonts w:ascii="Times New Roman" w:hAnsi="Times New Roman" w:cs="Times New Roman"/>
           </w:rPr>
           <w:t>-</w:t>
@@ -2963,7 +3206,7 @@
         <w:proofErr w:type="spellStart"/>
         <w:r>
           <w:rPr>
-            <w:rStyle w:val="Hiperhivatkozs"/>
+            <w:rStyle w:val="Hyperlink"/>
             <w:rFonts w:ascii="Times New Roman" w:hAnsi="Times New Roman" w:cs="Times New Roman"/>
           </w:rPr>
           <w:t>alapú</w:t>
@@ -2971,7 +3214,7 @@
         <w:proofErr w:type="spellEnd"/>
         <w:r>
           <w:rPr>
-            <w:rStyle w:val="Hiperhivatkozs"/>
+            <w:rStyle w:val="Hyperlink"/>
             <w:rFonts w:ascii="Times New Roman" w:hAnsi="Times New Roman" w:cs="Times New Roman"/>
           </w:rPr>
           <w:t xml:space="preserve"> </w:t>
@@ -2979,7 +3222,7 @@
         <w:proofErr w:type="spellStart"/>
         <w:r>
           <w:rPr>
-            <w:rStyle w:val="Hiperhivatkozs"/>
+            <w:rStyle w:val="Hyperlink"/>
             <w:rFonts w:ascii="Times New Roman" w:hAnsi="Times New Roman" w:cs="Times New Roman"/>
           </w:rPr>
           <w:t>keresés</w:t>
@@ -2987,7 +3230,7 @@
         <w:proofErr w:type="spellEnd"/>
         <w:r>
           <w:rPr>
-            <w:rStyle w:val="Hiperhivatkozs"/>
+            <w:rStyle w:val="Hyperlink"/>
             <w:rFonts w:ascii="Times New Roman" w:hAnsi="Times New Roman" w:cs="Times New Roman"/>
           </w:rPr>
           <w:t xml:space="preserve"> </w:t>
@@ -2995,7 +3238,7 @@
         <w:proofErr w:type="spellStart"/>
         <w:r>
           <w:rPr>
-            <w:rStyle w:val="Hiperhivatkozs"/>
+            <w:rStyle w:val="Hyperlink"/>
             <w:rFonts w:ascii="Times New Roman" w:hAnsi="Times New Roman" w:cs="Times New Roman"/>
           </w:rPr>
           <w:t>és</w:t>
@@ -3003,7 +3246,7 @@
         <w:proofErr w:type="spellEnd"/>
         <w:r>
           <w:rPr>
-            <w:rStyle w:val="Hiperhivatkozs"/>
+            <w:rStyle w:val="Hyperlink"/>
             <w:rFonts w:ascii="Times New Roman" w:hAnsi="Times New Roman" w:cs="Times New Roman"/>
           </w:rPr>
           <w:t xml:space="preserve"> </w:t>
@@ -3011,7 +3254,7 @@
         <w:proofErr w:type="spellStart"/>
         <w:r>
           <w:rPr>
-            <w:rStyle w:val="Hiperhivatkozs"/>
+            <w:rStyle w:val="Hyperlink"/>
             <w:rFonts w:ascii="Times New Roman" w:hAnsi="Times New Roman" w:cs="Times New Roman"/>
           </w:rPr>
           <w:t>javaslatok</w:t>
@@ -3025,6 +3268,9 @@
           <w:ilvl w:val="1"/>
           <w:numId w:val="2"/>
         </w:numPr>
+        <w:spacing w:before="100" w:after="40"/>
+        <w:ind w:left="1208" w:hanging="357"/>
+        <w:contextualSpacing/>
         <w:rPr>
           <w:rFonts w:ascii="Times New Roman" w:hAnsi="Times New Roman" w:cs="Times New Roman"/>
         </w:rPr>
@@ -3038,7 +3284,7 @@
       <w:hyperlink w:anchor="Xbc281677712617d5e6b154c1aac353fc121d976">
         <w:r>
           <w:rPr>
-            <w:rStyle w:val="Hiperhivatkozs"/>
+            <w:rStyle w:val="Hyperlink"/>
             <w:rFonts w:ascii="Times New Roman" w:hAnsi="Times New Roman" w:cs="Times New Roman"/>
           </w:rPr>
           <w:t>Gamifikáció</w:t>
@@ -3051,6 +3297,9 @@
           <w:ilvl w:val="1"/>
           <w:numId w:val="2"/>
         </w:numPr>
+        <w:spacing w:before="100" w:after="40"/>
+        <w:ind w:left="1208" w:hanging="357"/>
+        <w:contextualSpacing/>
         <w:rPr>
           <w:rFonts w:ascii="Times New Roman" w:hAnsi="Times New Roman" w:cs="Times New Roman"/>
         </w:rPr>
@@ -3064,7 +3313,7 @@
       <w:hyperlink w:anchor="Xb2c7374d659480e5081502553cf02a734056791">
         <w:r>
           <w:rPr>
-            <w:rStyle w:val="Hiperhivatkozs"/>
+            <w:rStyle w:val="Hyperlink"/>
             <w:rFonts w:ascii="Times New Roman" w:hAnsi="Times New Roman" w:cs="Times New Roman"/>
           </w:rPr>
           <w:t>Mobil Applikáció</w:t>
@@ -3077,21 +3326,25 @@
           <w:ilvl w:val="1"/>
           <w:numId w:val="2"/>
         </w:numPr>
-        <w:rPr>
-          <w:rFonts w:ascii="Times New Roman" w:hAnsi="Times New Roman" w:cs="Times New Roman"/>
-        </w:rPr>
-      </w:pPr>
-      <w:r>
-        <w:rPr>
-          <w:rFonts w:ascii="Times New Roman" w:hAnsi="Times New Roman" w:cs="Times New Roman"/>
-        </w:rPr>
+        <w:spacing w:before="100" w:after="40"/>
+        <w:ind w:left="1208" w:hanging="357"/>
+        <w:contextualSpacing/>
+        <w:rPr>
+          <w:rFonts w:ascii="Times New Roman" w:hAnsi="Times New Roman" w:cs="Times New Roman"/>
+        </w:rPr>
+      </w:pPr>
+      <w:r>
+        <w:rPr>
+          <w:rFonts w:ascii="Times New Roman" w:hAnsi="Times New Roman" w:cs="Times New Roman"/>
+        </w:rPr>
+        <w:lastRenderedPageBreak/>
         <w:t xml:space="preserve">11.7. </w:t>
       </w:r>
       <w:hyperlink w:anchor="Xcdc0c32567b778999a9fb1988fd1e1afcaf57e4">
         <w:proofErr w:type="spellStart"/>
         <w:r>
           <w:rPr>
-            <w:rStyle w:val="Hiperhivatkozs"/>
+            <w:rStyle w:val="Hyperlink"/>
             <w:rFonts w:ascii="Times New Roman" w:hAnsi="Times New Roman" w:cs="Times New Roman"/>
           </w:rPr>
           <w:t>Interaktív</w:t>
@@ -3099,7 +3352,7 @@
         <w:proofErr w:type="spellEnd"/>
         <w:r>
           <w:rPr>
-            <w:rStyle w:val="Hiperhivatkozs"/>
+            <w:rStyle w:val="Hyperlink"/>
             <w:rFonts w:ascii="Times New Roman" w:hAnsi="Times New Roman" w:cs="Times New Roman"/>
           </w:rPr>
           <w:t xml:space="preserve"> </w:t>
@@ -3107,7 +3360,7 @@
         <w:proofErr w:type="spellStart"/>
         <w:r>
           <w:rPr>
-            <w:rStyle w:val="Hiperhivatkozs"/>
+            <w:rStyle w:val="Hyperlink"/>
             <w:rFonts w:ascii="Times New Roman" w:hAnsi="Times New Roman" w:cs="Times New Roman"/>
           </w:rPr>
           <w:t>tesztek</w:t>
@@ -3121,6 +3374,8 @@
           <w:ilvl w:val="0"/>
           <w:numId w:val="2"/>
         </w:numPr>
+        <w:spacing w:before="100"/>
+        <w:contextualSpacing/>
         <w:rPr>
           <w:rFonts w:ascii="Times New Roman" w:hAnsi="Times New Roman" w:cs="Times New Roman"/>
         </w:rPr>
@@ -3128,7 +3383,7 @@
       <w:hyperlink w:anchor="X0bdf3f91a17c8688226e1fe4bbfad269e026b99">
         <w:r>
           <w:rPr>
-            <w:rStyle w:val="Hiperhivatkozs"/>
+            <w:rStyle w:val="Hyperlink"/>
             <w:rFonts w:ascii="Times New Roman" w:hAnsi="Times New Roman" w:cs="Times New Roman"/>
           </w:rPr>
           <w:t>Ki mit készített?</w:t>
@@ -3147,6 +3402,9 @@
           <w:ilvl w:val="1"/>
           <w:numId w:val="2"/>
         </w:numPr>
+        <w:spacing w:before="100" w:after="40"/>
+        <w:ind w:left="1208" w:hanging="357"/>
+        <w:contextualSpacing/>
         <w:rPr>
           <w:rFonts w:ascii="Times New Roman" w:hAnsi="Times New Roman" w:cs="Times New Roman"/>
         </w:rPr>
@@ -3166,7 +3424,7 @@
       <w:hyperlink w:anchor="Xce049ad54df6740751b55d3159caa7bf827900e">
         <w:r>
           <w:rPr>
-            <w:rStyle w:val="Hiperhivatkozs"/>
+            <w:rStyle w:val="Hyperlink"/>
             <w:rFonts w:ascii="Times New Roman" w:hAnsi="Times New Roman" w:cs="Times New Roman"/>
           </w:rPr>
           <w:t>Baranyi Norbert</w:t>
@@ -3179,6 +3437,9 @@
           <w:ilvl w:val="1"/>
           <w:numId w:val="2"/>
         </w:numPr>
+        <w:spacing w:before="100" w:after="40"/>
+        <w:ind w:left="1208" w:hanging="357"/>
+        <w:contextualSpacing/>
         <w:rPr>
           <w:rFonts w:ascii="Times New Roman" w:hAnsi="Times New Roman" w:cs="Times New Roman"/>
         </w:rPr>
@@ -3192,7 +3453,7 @@
       <w:hyperlink w:anchor="Xb3e0f1bbc7b5c3c146520f089345962fb9b6ddd">
         <w:r>
           <w:rPr>
-            <w:rStyle w:val="Hiperhivatkozs"/>
+            <w:rStyle w:val="Hyperlink"/>
             <w:rFonts w:ascii="Times New Roman" w:hAnsi="Times New Roman" w:cs="Times New Roman"/>
           </w:rPr>
           <w:t>Csontos Kincső Anasztázia</w:t>
@@ -3205,6 +3466,9 @@
           <w:ilvl w:val="1"/>
           <w:numId w:val="2"/>
         </w:numPr>
+        <w:spacing w:before="100" w:after="40"/>
+        <w:ind w:left="1208" w:hanging="357"/>
+        <w:contextualSpacing/>
         <w:rPr>
           <w:rFonts w:ascii="Times New Roman" w:hAnsi="Times New Roman" w:cs="Times New Roman"/>
         </w:rPr>
@@ -3218,7 +3482,7 @@
       <w:hyperlink w:anchor="X41069ea49ec17d1be57c3e8e372a683c9387f66">
         <w:r>
           <w:rPr>
-            <w:rStyle w:val="Hiperhivatkozs"/>
+            <w:rStyle w:val="Hyperlink"/>
             <w:rFonts w:ascii="Times New Roman" w:hAnsi="Times New Roman" w:cs="Times New Roman"/>
           </w:rPr>
           <w:t>Szekeres Levente</w:t>
@@ -3237,6 +3501,8 @@
           <w:ilvl w:val="0"/>
           <w:numId w:val="2"/>
         </w:numPr>
+        <w:spacing w:before="100"/>
+        <w:contextualSpacing/>
         <w:rPr>
           <w:rFonts w:ascii="Times New Roman" w:hAnsi="Times New Roman" w:cs="Times New Roman"/>
         </w:rPr>
@@ -3245,7 +3511,7 @@
         <w:proofErr w:type="spellStart"/>
         <w:r>
           <w:rPr>
-            <w:rStyle w:val="Hiperhivatkozs"/>
+            <w:rStyle w:val="Hyperlink"/>
             <w:rFonts w:ascii="Times New Roman" w:hAnsi="Times New Roman" w:cs="Times New Roman"/>
           </w:rPr>
           <w:t>Licensz</w:t>
@@ -3272,18 +3538,18 @@
     </w:p>
     <w:p>
       <w:pPr>
-        <w:pStyle w:val="Cmsor2"/>
-        <w:rPr>
-          <w:rFonts w:ascii="Times New Roman" w:hAnsi="Times New Roman" w:cs="Times New Roman"/>
-          <w:sz w:val="24"/>
-          <w:szCs w:val="24"/>
-        </w:rPr>
-      </w:pPr>
-      <w:r>
-        <w:rPr>
-          <w:rFonts w:ascii="Times New Roman" w:hAnsi="Times New Roman" w:cs="Times New Roman"/>
-          <w:sz w:val="24"/>
-          <w:szCs w:val="24"/>
+        <w:pStyle w:val="Heading2"/>
+        <w:rPr>
+          <w:rFonts w:ascii="Times New Roman" w:hAnsi="Times New Roman" w:cs="Times New Roman"/>
+          <w:sz w:val="40"/>
+          <w:szCs w:val="40"/>
+        </w:rPr>
+      </w:pPr>
+      <w:r>
+        <w:rPr>
+          <w:rFonts w:ascii="Times New Roman" w:hAnsi="Times New Roman" w:cs="Times New Roman"/>
+          <w:sz w:val="40"/>
+          <w:szCs w:val="40"/>
         </w:rPr>
         <w:lastRenderedPageBreak/>
         <w:t>0. Dokumentum adatai</w:t>
@@ -3296,8 +3562,8 @@
         <w:tblLook w:val="0020" w:firstRow="1" w:lastRow="0" w:firstColumn="0" w:lastColumn="0" w:noHBand="0" w:noVBand="0"/>
       </w:tblPr>
       <w:tblGrid>
-        <w:gridCol w:w="2650"/>
-        <w:gridCol w:w="3984"/>
+        <w:gridCol w:w="3501"/>
+        <w:gridCol w:w="4835"/>
       </w:tblGrid>
       <w:tr>
         <w:trPr>
@@ -3980,7 +4246,7 @@
     </w:tbl>
     <w:p>
       <w:pPr>
-        <w:pStyle w:val="Szvegtrzs"/>
+        <w:pStyle w:val="BodyText"/>
         <w:rPr>
           <w:rFonts w:ascii="Times New Roman" w:hAnsi="Times New Roman" w:cs="Times New Roman"/>
         </w:rPr>
@@ -4013,25 +4279,51 @@
         </w:rPr>
         <w:t>.patch)</w:t>
       </w:r>
-      <w:r>
-        <w:rPr>
-          <w:rFonts w:ascii="Times New Roman" w:hAnsi="Times New Roman" w:cs="Times New Roman"/>
-        </w:rPr>
-        <w:br/>
-      </w:r>
+    </w:p>
+    <w:p>
+      <w:pPr>
+        <w:pStyle w:val="BodyText"/>
+        <w:rPr>
+          <w:rFonts w:ascii="Times New Roman" w:hAnsi="Times New Roman" w:cs="Times New Roman"/>
+        </w:rPr>
+      </w:pPr>
+      <w:proofErr w:type="spellStart"/>
       <w:r>
         <w:rPr>
           <w:rFonts w:ascii="Times New Roman" w:hAnsi="Times New Roman" w:cs="Times New Roman"/>
           <w:b/>
           <w:bCs/>
         </w:rPr>
-        <w:t>Megjegyzés:</w:t>
-      </w:r>
-      <w:r>
-        <w:rPr>
-          <w:rFonts w:ascii="Times New Roman" w:hAnsi="Times New Roman" w:cs="Times New Roman"/>
-        </w:rPr>
-        <w:t xml:space="preserve"> A dokumentáció a projekt aktuális állapotát tükrözi, a változásokat a CHANGELOG rögzíti.</w:t>
+        <w:t>Megjegyzés</w:t>
+      </w:r>
+      <w:proofErr w:type="spellEnd"/>
+      <w:r>
+        <w:rPr>
+          <w:rFonts w:ascii="Times New Roman" w:hAnsi="Times New Roman" w:cs="Times New Roman"/>
+          <w:b/>
+          <w:bCs/>
+        </w:rPr>
+        <w:t>:</w:t>
+      </w:r>
+      <w:r>
+        <w:rPr>
+          <w:rFonts w:ascii="Times New Roman" w:hAnsi="Times New Roman" w:cs="Times New Roman"/>
+        </w:rPr>
+        <w:t xml:space="preserve"> A </w:t>
+      </w:r>
+      <w:proofErr w:type="spellStart"/>
+      <w:r>
+        <w:rPr>
+          <w:rFonts w:ascii="Times New Roman" w:hAnsi="Times New Roman" w:cs="Times New Roman"/>
+        </w:rPr>
+        <w:t>dokumentáció</w:t>
+      </w:r>
+      <w:proofErr w:type="spellEnd"/>
+      <w:r>
+        <w:rPr>
+          <w:rFonts w:ascii="Times New Roman" w:hAnsi="Times New Roman" w:cs="Times New Roman"/>
+        </w:rPr>
+        <w:t xml:space="preserve"> a projekt aktuális állapotát tükrözi, a változásokat a CHANGELOG rögzíti.</w:t>
       </w:r>
     </w:p>
     <w:p>
@@ -4054,18 +4346,18 @@
     </w:p>
     <w:p>
       <w:pPr>
-        <w:pStyle w:val="Cmsor2"/>
-        <w:rPr>
-          <w:rFonts w:ascii="Times New Roman" w:hAnsi="Times New Roman" w:cs="Times New Roman"/>
-          <w:sz w:val="24"/>
-          <w:szCs w:val="24"/>
-        </w:rPr>
-      </w:pPr>
-      <w:r>
-        <w:rPr>
-          <w:rFonts w:ascii="Times New Roman" w:hAnsi="Times New Roman" w:cs="Times New Roman"/>
-          <w:sz w:val="24"/>
-          <w:szCs w:val="24"/>
+        <w:pStyle w:val="Heading2"/>
+        <w:rPr>
+          <w:rFonts w:ascii="Times New Roman" w:hAnsi="Times New Roman" w:cs="Times New Roman"/>
+          <w:sz w:val="40"/>
+          <w:szCs w:val="40"/>
+        </w:rPr>
+      </w:pPr>
+      <w:r>
+        <w:rPr>
+          <w:rFonts w:ascii="Times New Roman" w:hAnsi="Times New Roman" w:cs="Times New Roman"/>
+          <w:sz w:val="40"/>
+          <w:szCs w:val="40"/>
         </w:rPr>
         <w:lastRenderedPageBreak/>
         <w:t>1. Bevezetés</w:t>
@@ -4073,15 +4365,19 @@
     </w:p>
     <w:p>
       <w:pPr>
-        <w:pStyle w:val="Cmsor3"/>
-        <w:rPr>
-          <w:rFonts w:ascii="Times New Roman" w:hAnsi="Times New Roman" w:cs="Times New Roman"/>
+        <w:pStyle w:val="Heading3"/>
+        <w:rPr>
+          <w:rFonts w:ascii="Times New Roman" w:hAnsi="Times New Roman" w:cs="Times New Roman"/>
+          <w:sz w:val="36"/>
+          <w:szCs w:val="36"/>
         </w:rPr>
       </w:pPr>
       <w:bookmarkStart w:id="2" w:name="a-projekt-célja"/>
       <w:r>
         <w:rPr>
           <w:rFonts w:ascii="Times New Roman" w:hAnsi="Times New Roman" w:cs="Times New Roman"/>
+          <w:sz w:val="36"/>
+          <w:szCs w:val="36"/>
         </w:rPr>
         <w:t>1.1. A Projekt Célja</w:t>
       </w:r>
@@ -4351,15 +4647,17 @@
           <w:rFonts w:ascii="Times New Roman" w:hAnsi="Times New Roman" w:cs="Times New Roman"/>
         </w:rPr>
         <w:pict w14:anchorId="0EB5523E">
-          <v:rect id="_x0000_i1037" style="width:0;height:1.5pt" o:hralign="center" o:hrstd="t" o:hr="t"/>
+          <v:rect id="_x0000_i1025" style="width:0;height:1.5pt" o:hralign="center" o:hrstd="t" o:hr="t"/>
         </w:pict>
       </w:r>
     </w:p>
     <w:p>
       <w:pPr>
-        <w:pStyle w:val="Cmsor3"/>
-        <w:rPr>
-          <w:rFonts w:ascii="Times New Roman" w:hAnsi="Times New Roman" w:cs="Times New Roman"/>
+        <w:pStyle w:val="Heading3"/>
+        <w:rPr>
+          <w:rFonts w:ascii="Times New Roman" w:hAnsi="Times New Roman" w:cs="Times New Roman"/>
+          <w:sz w:val="36"/>
+          <w:szCs w:val="36"/>
         </w:rPr>
       </w:pPr>
       <w:bookmarkStart w:id="3" w:name="főbb-funkciók"/>
@@ -4367,6 +4665,8 @@
       <w:r>
         <w:rPr>
           <w:rFonts w:ascii="Times New Roman" w:hAnsi="Times New Roman" w:cs="Times New Roman"/>
+          <w:sz w:val="36"/>
+          <w:szCs w:val="36"/>
         </w:rPr>
         <w:t>1.2. Főbb Funkciók</w:t>
       </w:r>
@@ -4387,7 +4687,7 @@
     </w:p>
     <w:p>
       <w:pPr>
-        <w:pStyle w:val="Cmsor3"/>
+        <w:pStyle w:val="Heading3"/>
         <w:rPr>
           <w:rFonts w:ascii="Times New Roman" w:hAnsi="Times New Roman" w:cs="Times New Roman"/>
         </w:rPr>
@@ -4493,7 +4793,7 @@
     </w:p>
     <w:p>
       <w:pPr>
-        <w:pStyle w:val="Cmsor3"/>
+        <w:pStyle w:val="Heading3"/>
         <w:rPr>
           <w:rFonts w:ascii="Times New Roman" w:hAnsi="Times New Roman" w:cs="Times New Roman"/>
         </w:rPr>
@@ -4563,7 +4863,7 @@
     </w:p>
     <w:p>
       <w:pPr>
-        <w:pStyle w:val="Cmsor3"/>
+        <w:pStyle w:val="Heading3"/>
         <w:rPr>
           <w:rFonts w:ascii="Times New Roman" w:hAnsi="Times New Roman" w:cs="Times New Roman"/>
         </w:rPr>
@@ -4633,7 +4933,7 @@
     </w:p>
     <w:p>
       <w:pPr>
-        <w:pStyle w:val="Cmsor3"/>
+        <w:pStyle w:val="Heading3"/>
         <w:rPr>
           <w:rFonts w:ascii="Times New Roman" w:hAnsi="Times New Roman" w:cs="Times New Roman"/>
         </w:rPr>
@@ -4644,6 +4944,7 @@
         <w:rPr>
           <w:rFonts w:ascii="Times New Roman" w:hAnsi="Times New Roman" w:cs="Times New Roman"/>
         </w:rPr>
+        <w:lastRenderedPageBreak/>
         <w:t>Adminisztráció és jogosultságok</w:t>
       </w:r>
     </w:p>
@@ -4680,7 +4981,6 @@
         <w:rPr>
           <w:rFonts w:ascii="Times New Roman" w:hAnsi="Times New Roman" w:cs="Times New Roman"/>
         </w:rPr>
-        <w:lastRenderedPageBreak/>
         <w:t>Feltöltések jelentése és moderálása</w:t>
       </w:r>
     </w:p>
@@ -4704,7 +5004,7 @@
     </w:p>
     <w:p>
       <w:pPr>
-        <w:pStyle w:val="Cmsor3"/>
+        <w:pStyle w:val="Heading3"/>
         <w:rPr>
           <w:rFonts w:ascii="Times New Roman" w:hAnsi="Times New Roman" w:cs="Times New Roman"/>
         </w:rPr>
@@ -4734,7 +5034,7 @@
     </w:p>
     <w:p>
       <w:pPr>
-        <w:pStyle w:val="Cmsor3"/>
+        <w:pStyle w:val="Heading3"/>
         <w:rPr>
           <w:rFonts w:ascii="Times New Roman" w:hAnsi="Times New Roman" w:cs="Times New Roman"/>
         </w:rPr>
@@ -4764,7 +5064,7 @@
     </w:p>
     <w:p>
       <w:pPr>
-        <w:pStyle w:val="Cmsor3"/>
+        <w:pStyle w:val="Heading3"/>
         <w:rPr>
           <w:rFonts w:ascii="Times New Roman" w:hAnsi="Times New Roman" w:cs="Times New Roman"/>
         </w:rPr>
@@ -4794,7 +5094,7 @@
     </w:p>
     <w:p>
       <w:pPr>
-        <w:pStyle w:val="Cmsor3"/>
+        <w:pStyle w:val="Heading3"/>
         <w:rPr>
           <w:rFonts w:ascii="Times New Roman" w:hAnsi="Times New Roman" w:cs="Times New Roman"/>
         </w:rPr>
@@ -4843,8 +5143,37 @@
         <w:rPr>
           <w:rFonts w:ascii="Times New Roman" w:hAnsi="Times New Roman" w:cs="Times New Roman"/>
         </w:rPr>
-        <w:t xml:space="preserve"> segédfüggvény és </w:t>
-      </w:r>
+        <w:t xml:space="preserve"> </w:t>
+      </w:r>
+      <w:proofErr w:type="spellStart"/>
+      <w:r>
+        <w:rPr>
+          <w:rFonts w:ascii="Times New Roman" w:hAnsi="Times New Roman" w:cs="Times New Roman"/>
+        </w:rPr>
+        <w:t>segédfüggvény</w:t>
+      </w:r>
+      <w:proofErr w:type="spellEnd"/>
+      <w:r>
+        <w:rPr>
+          <w:rFonts w:ascii="Times New Roman" w:hAnsi="Times New Roman" w:cs="Times New Roman"/>
+        </w:rPr>
+        <w:t xml:space="preserve"> </w:t>
+      </w:r>
+      <w:proofErr w:type="spellStart"/>
+      <w:r>
+        <w:rPr>
+          <w:rFonts w:ascii="Times New Roman" w:hAnsi="Times New Roman" w:cs="Times New Roman"/>
+        </w:rPr>
+        <w:t>és</w:t>
+      </w:r>
+      <w:proofErr w:type="spellEnd"/>
+      <w:r>
+        <w:rPr>
+          <w:rFonts w:ascii="Times New Roman" w:hAnsi="Times New Roman" w:cs="Times New Roman"/>
+        </w:rPr>
+        <w:t xml:space="preserve"> </w:t>
+      </w:r>
+      <w:proofErr w:type="spellStart"/>
       <w:r>
         <w:rPr>
           <w:rStyle w:val="VerbatimChar"/>
@@ -4853,6 +5182,7 @@
         </w:rPr>
         <w:t>lang.php</w:t>
       </w:r>
+      <w:proofErr w:type="spellEnd"/>
       <w:r>
         <w:rPr>
           <w:rFonts w:ascii="Times New Roman" w:hAnsi="Times New Roman" w:cs="Times New Roman"/>
@@ -4967,7 +5297,49 @@
         <w:rPr>
           <w:rFonts w:ascii="Times New Roman" w:hAnsi="Times New Roman" w:cs="Times New Roman"/>
         </w:rPr>
-        <w:t xml:space="preserve"> bevezetve. A fordítások hiányzó </w:t>
+        <w:t xml:space="preserve"> </w:t>
+      </w:r>
+      <w:proofErr w:type="spellStart"/>
+      <w:r>
+        <w:rPr>
+          <w:rFonts w:ascii="Times New Roman" w:hAnsi="Times New Roman" w:cs="Times New Roman"/>
+        </w:rPr>
+        <w:t>bevezetve</w:t>
+      </w:r>
+      <w:proofErr w:type="spellEnd"/>
+      <w:r>
+        <w:rPr>
+          <w:rFonts w:ascii="Times New Roman" w:hAnsi="Times New Roman" w:cs="Times New Roman"/>
+        </w:rPr>
+        <w:t xml:space="preserve">. A </w:t>
+      </w:r>
+      <w:proofErr w:type="spellStart"/>
+      <w:r>
+        <w:rPr>
+          <w:rFonts w:ascii="Times New Roman" w:hAnsi="Times New Roman" w:cs="Times New Roman"/>
+        </w:rPr>
+        <w:t>fordítások</w:t>
+      </w:r>
+      <w:proofErr w:type="spellEnd"/>
+      <w:r>
+        <w:rPr>
+          <w:rFonts w:ascii="Times New Roman" w:hAnsi="Times New Roman" w:cs="Times New Roman"/>
+        </w:rPr>
+        <w:t xml:space="preserve"> </w:t>
+      </w:r>
+      <w:proofErr w:type="spellStart"/>
+      <w:r>
+        <w:rPr>
+          <w:rFonts w:ascii="Times New Roman" w:hAnsi="Times New Roman" w:cs="Times New Roman"/>
+        </w:rPr>
+        <w:t>hiányzó</w:t>
+      </w:r>
+      <w:proofErr w:type="spellEnd"/>
+      <w:r>
+        <w:rPr>
+          <w:rFonts w:ascii="Times New Roman" w:hAnsi="Times New Roman" w:cs="Times New Roman"/>
+        </w:rPr>
+        <w:t xml:space="preserve"> </w:t>
       </w:r>
       <w:proofErr w:type="spellStart"/>
       <w:r>
@@ -5117,12 +5489,26 @@
         <w:rPr>
           <w:rFonts w:ascii="Times New Roman" w:hAnsi="Times New Roman" w:cs="Times New Roman"/>
         </w:rPr>
-        <w:t xml:space="preserve"> készültek.</w:t>
-      </w:r>
-    </w:p>
-    <w:p>
-      <w:pPr>
-        <w:pStyle w:val="Cmsor3"/>
+        <w:t xml:space="preserve"> </w:t>
+      </w:r>
+      <w:proofErr w:type="spellStart"/>
+      <w:r>
+        <w:rPr>
+          <w:rFonts w:ascii="Times New Roman" w:hAnsi="Times New Roman" w:cs="Times New Roman"/>
+        </w:rPr>
+        <w:t>készültek</w:t>
+      </w:r>
+      <w:proofErr w:type="spellEnd"/>
+      <w:r>
+        <w:rPr>
+          <w:rFonts w:ascii="Times New Roman" w:hAnsi="Times New Roman" w:cs="Times New Roman"/>
+        </w:rPr>
+        <w:t>.</w:t>
+      </w:r>
+    </w:p>
+    <w:p>
+      <w:pPr>
+        <w:pStyle w:val="Heading3"/>
         <w:rPr>
           <w:rFonts w:ascii="Times New Roman" w:hAnsi="Times New Roman" w:cs="Times New Roman"/>
         </w:rPr>
@@ -5163,6 +5549,7 @@
         </w:rPr>
         <w:t xml:space="preserve">, </w:t>
       </w:r>
+      <w:proofErr w:type="spellStart"/>
       <w:r>
         <w:rPr>
           <w:rStyle w:val="VerbatimChar"/>
@@ -5171,6 +5558,7 @@
         </w:rPr>
         <w:t>translations_clean.sql</w:t>
       </w:r>
+      <w:proofErr w:type="spellEnd"/>
       <w:r>
         <w:rPr>
           <w:rFonts w:ascii="Times New Roman" w:hAnsi="Times New Roman" w:cs="Times New Roman"/>
@@ -5191,6 +5579,7 @@
         </w:rPr>
         <w:t xml:space="preserve">, </w:t>
       </w:r>
+      <w:proofErr w:type="spellStart"/>
       <w:r>
         <w:rPr>
           <w:rStyle w:val="VerbatimChar"/>
@@ -5199,6 +5588,7 @@
         </w:rPr>
         <w:t>repair_translations.sql</w:t>
       </w:r>
+      <w:proofErr w:type="spellEnd"/>
       <w:r>
         <w:rPr>
           <w:rFonts w:ascii="Times New Roman" w:hAnsi="Times New Roman" w:cs="Times New Roman"/>
@@ -5285,7 +5675,21 @@
         <w:rPr>
           <w:rFonts w:ascii="Times New Roman" w:hAnsi="Times New Roman" w:cs="Times New Roman"/>
         </w:rPr>
-        <w:t xml:space="preserve"> (duplikált bejegyzések eltávolítása, ON DUPLICATE használata, táblák import sorrendje). A </w:t>
+        <w:t xml:space="preserve"> (</w:t>
+      </w:r>
+      <w:proofErr w:type="spellStart"/>
+      <w:r>
+        <w:rPr>
+          <w:rFonts w:ascii="Times New Roman" w:hAnsi="Times New Roman" w:cs="Times New Roman"/>
+        </w:rPr>
+        <w:t>duplikált</w:t>
+      </w:r>
+      <w:proofErr w:type="spellEnd"/>
+      <w:r>
+        <w:rPr>
+          <w:rFonts w:ascii="Times New Roman" w:hAnsi="Times New Roman" w:cs="Times New Roman"/>
+        </w:rPr>
+        <w:t xml:space="preserve"> bejegyzések eltávolítása, ON DUPLICATE használata, táblák import sorrendje). A </w:t>
       </w:r>
       <w:proofErr w:type="spellStart"/>
       <w:r>
@@ -5382,7 +5786,7 @@
     </w:p>
     <w:p>
       <w:pPr>
-        <w:pStyle w:val="Cmsor3"/>
+        <w:pStyle w:val="Heading3"/>
         <w:rPr>
           <w:rFonts w:ascii="Times New Roman" w:hAnsi="Times New Roman" w:cs="Times New Roman"/>
         </w:rPr>
@@ -5496,7 +5900,7 @@
     </w:p>
     <w:p>
       <w:pPr>
-        <w:pStyle w:val="Cmsor3"/>
+        <w:pStyle w:val="Heading3"/>
         <w:rPr>
           <w:rFonts w:ascii="Times New Roman" w:hAnsi="Times New Roman" w:cs="Times New Roman"/>
         </w:rPr>
@@ -5526,7 +5930,7 @@
     </w:p>
     <w:p>
       <w:pPr>
-        <w:pStyle w:val="Cmsor3"/>
+        <w:pStyle w:val="Heading3"/>
         <w:rPr>
           <w:rFonts w:ascii="Times New Roman" w:hAnsi="Times New Roman" w:cs="Times New Roman"/>
         </w:rPr>
@@ -5537,6 +5941,7 @@
         <w:rPr>
           <w:rFonts w:ascii="Times New Roman" w:hAnsi="Times New Roman" w:cs="Times New Roman"/>
         </w:rPr>
+        <w:lastRenderedPageBreak/>
         <w:t>Frontend</w:t>
       </w:r>
     </w:p>
@@ -5609,28 +6014,13 @@
           <w:b/>
           <w:bCs/>
         </w:rPr>
-        <w:lastRenderedPageBreak/>
         <w:t>jQuery</w:t>
       </w:r>
       <w:r>
         <w:rPr>
           <w:rFonts w:ascii="Times New Roman" w:hAnsi="Times New Roman" w:cs="Times New Roman"/>
         </w:rPr>
-        <w:t xml:space="preserve">: </w:t>
-      </w:r>
-      <w:proofErr w:type="spellStart"/>
-      <w:r>
-        <w:rPr>
-          <w:rFonts w:ascii="Times New Roman" w:hAnsi="Times New Roman" w:cs="Times New Roman"/>
-        </w:rPr>
-        <w:t>Egyszerű</w:t>
-      </w:r>
-      <w:proofErr w:type="spellEnd"/>
-      <w:r>
-        <w:rPr>
-          <w:rFonts w:ascii="Times New Roman" w:hAnsi="Times New Roman" w:cs="Times New Roman"/>
-        </w:rPr>
-        <w:t xml:space="preserve"> DOM</w:t>
+        <w:t>: Egyszerű DOM</w:t>
       </w:r>
       <w:r>
         <w:rPr>
@@ -5703,7 +6093,7 @@
     </w:p>
     <w:p>
       <w:pPr>
-        <w:pStyle w:val="Cmsor3"/>
+        <w:pStyle w:val="Heading3"/>
         <w:rPr>
           <w:rFonts w:ascii="Times New Roman" w:hAnsi="Times New Roman" w:cs="Times New Roman"/>
         </w:rPr>
@@ -5813,7 +6203,7 @@
     </w:p>
     <w:p>
       <w:pPr>
-        <w:pStyle w:val="Cmsor3"/>
+        <w:pStyle w:val="Heading3"/>
         <w:rPr>
           <w:rFonts w:ascii="Times New Roman" w:hAnsi="Times New Roman" w:cs="Times New Roman"/>
         </w:rPr>
@@ -5918,7 +6308,49 @@
         <w:rPr>
           <w:rFonts w:ascii="Times New Roman" w:hAnsi="Times New Roman" w:cs="Times New Roman"/>
         </w:rPr>
-        <w:t>, fájlok és egyéb információk tárolására.</w:t>
+        <w:t xml:space="preserve">, </w:t>
+      </w:r>
+      <w:proofErr w:type="spellStart"/>
+      <w:r>
+        <w:rPr>
+          <w:rFonts w:ascii="Times New Roman" w:hAnsi="Times New Roman" w:cs="Times New Roman"/>
+        </w:rPr>
+        <w:t>fájlok</w:t>
+      </w:r>
+      <w:proofErr w:type="spellEnd"/>
+      <w:r>
+        <w:rPr>
+          <w:rFonts w:ascii="Times New Roman" w:hAnsi="Times New Roman" w:cs="Times New Roman"/>
+        </w:rPr>
+        <w:t xml:space="preserve"> </w:t>
+      </w:r>
+      <w:proofErr w:type="spellStart"/>
+      <w:r>
+        <w:rPr>
+          <w:rFonts w:ascii="Times New Roman" w:hAnsi="Times New Roman" w:cs="Times New Roman"/>
+        </w:rPr>
+        <w:t>és</w:t>
+      </w:r>
+      <w:proofErr w:type="spellEnd"/>
+      <w:r>
+        <w:rPr>
+          <w:rFonts w:ascii="Times New Roman" w:hAnsi="Times New Roman" w:cs="Times New Roman"/>
+        </w:rPr>
+        <w:t xml:space="preserve"> </w:t>
+      </w:r>
+      <w:proofErr w:type="spellStart"/>
+      <w:r>
+        <w:rPr>
+          <w:rFonts w:ascii="Times New Roman" w:hAnsi="Times New Roman" w:cs="Times New Roman"/>
+        </w:rPr>
+        <w:t>egyéb</w:t>
+      </w:r>
+      <w:proofErr w:type="spellEnd"/>
+      <w:r>
+        <w:rPr>
+          <w:rFonts w:ascii="Times New Roman" w:hAnsi="Times New Roman" w:cs="Times New Roman"/>
+        </w:rPr>
+        <w:t xml:space="preserve"> információk tárolására.</w:t>
       </w:r>
     </w:p>
     <w:p>
@@ -5949,7 +6381,7 @@
     </w:p>
     <w:p>
       <w:pPr>
-        <w:pStyle w:val="Cmsor3"/>
+        <w:pStyle w:val="Heading3"/>
         <w:rPr>
           <w:rFonts w:ascii="Times New Roman" w:hAnsi="Times New Roman" w:cs="Times New Roman"/>
         </w:rPr>
@@ -6017,7 +6449,7 @@
     </w:p>
     <w:p>
       <w:pPr>
-        <w:pStyle w:val="Cmsor3"/>
+        <w:pStyle w:val="Heading3"/>
         <w:rPr>
           <w:rFonts w:ascii="Times New Roman" w:hAnsi="Times New Roman" w:cs="Times New Roman"/>
         </w:rPr>
@@ -6108,7 +6540,21 @@
         <w:rPr>
           <w:rFonts w:ascii="Times New Roman" w:hAnsi="Times New Roman" w:cs="Times New Roman"/>
         </w:rPr>
-        <w:t xml:space="preserve"> operációs rendszerre.</w:t>
+        <w:t xml:space="preserve"> </w:t>
+      </w:r>
+      <w:proofErr w:type="spellStart"/>
+      <w:r>
+        <w:rPr>
+          <w:rFonts w:ascii="Times New Roman" w:hAnsi="Times New Roman" w:cs="Times New Roman"/>
+        </w:rPr>
+        <w:t>operációs</w:t>
+      </w:r>
+      <w:proofErr w:type="spellEnd"/>
+      <w:r>
+        <w:rPr>
+          <w:rFonts w:ascii="Times New Roman" w:hAnsi="Times New Roman" w:cs="Times New Roman"/>
+        </w:rPr>
+        <w:t xml:space="preserve"> rendszerre.</w:t>
       </w:r>
     </w:p>
     <w:p>
@@ -6188,21 +6634,7 @@
         <w:rPr>
           <w:rFonts w:ascii="Times New Roman" w:hAnsi="Times New Roman" w:cs="Times New Roman"/>
         </w:rPr>
-        <w:t xml:space="preserve"> </w:t>
-      </w:r>
-      <w:proofErr w:type="spellStart"/>
-      <w:r>
-        <w:rPr>
-          <w:rFonts w:ascii="Times New Roman" w:hAnsi="Times New Roman" w:cs="Times New Roman"/>
-        </w:rPr>
-        <w:t>és</w:t>
-      </w:r>
-      <w:proofErr w:type="spellEnd"/>
-      <w:r>
-        <w:rPr>
-          <w:rFonts w:ascii="Times New Roman" w:hAnsi="Times New Roman" w:cs="Times New Roman"/>
-        </w:rPr>
-        <w:t xml:space="preserve"> cross</w:t>
+        <w:t xml:space="preserve"> és cross</w:t>
       </w:r>
       <w:r>
         <w:rPr>
@@ -6228,6 +6660,7 @@
           <w:rFonts w:ascii="Times New Roman" w:hAnsi="Times New Roman" w:cs="Times New Roman"/>
         </w:rPr>
       </w:pPr>
+      <w:proofErr w:type="spellStart"/>
       <w:r>
         <w:rPr>
           <w:rFonts w:ascii="Times New Roman" w:hAnsi="Times New Roman" w:cs="Times New Roman"/>
@@ -6236,11 +6669,40 @@
         </w:rPr>
         <w:t>PHPStorm</w:t>
       </w:r>
-      <w:r>
-        <w:rPr>
-          <w:rFonts w:ascii="Times New Roman" w:hAnsi="Times New Roman" w:cs="Times New Roman"/>
-        </w:rPr>
-        <w:t xml:space="preserve">: Integrált Fejlesztői </w:t>
+      <w:proofErr w:type="spellEnd"/>
+      <w:r>
+        <w:rPr>
+          <w:rFonts w:ascii="Times New Roman" w:hAnsi="Times New Roman" w:cs="Times New Roman"/>
+        </w:rPr>
+        <w:t xml:space="preserve">: </w:t>
+      </w:r>
+      <w:proofErr w:type="spellStart"/>
+      <w:r>
+        <w:rPr>
+          <w:rFonts w:ascii="Times New Roman" w:hAnsi="Times New Roman" w:cs="Times New Roman"/>
+        </w:rPr>
+        <w:t>Integrált</w:t>
+      </w:r>
+      <w:proofErr w:type="spellEnd"/>
+      <w:r>
+        <w:rPr>
+          <w:rFonts w:ascii="Times New Roman" w:hAnsi="Times New Roman" w:cs="Times New Roman"/>
+        </w:rPr>
+        <w:t xml:space="preserve"> </w:t>
+      </w:r>
+      <w:proofErr w:type="spellStart"/>
+      <w:r>
+        <w:rPr>
+          <w:rFonts w:ascii="Times New Roman" w:hAnsi="Times New Roman" w:cs="Times New Roman"/>
+        </w:rPr>
+        <w:t>Fejlesztői</w:t>
+      </w:r>
+      <w:proofErr w:type="spellEnd"/>
+      <w:r>
+        <w:rPr>
+          <w:rFonts w:ascii="Times New Roman" w:hAnsi="Times New Roman" w:cs="Times New Roman"/>
+        </w:rPr>
+        <w:t xml:space="preserve"> </w:t>
       </w:r>
       <w:proofErr w:type="spellStart"/>
       <w:r>
@@ -6322,12 +6784,26 @@
         <w:rPr>
           <w:rFonts w:ascii="Times New Roman" w:hAnsi="Times New Roman" w:cs="Times New Roman"/>
         </w:rPr>
-        <w:t xml:space="preserve"> bármeély operációs rendszerre (opcionális).</w:t>
-      </w:r>
-    </w:p>
-    <w:p>
-      <w:pPr>
-        <w:pStyle w:val="Cmsor3"/>
+        <w:t xml:space="preserve"> </w:t>
+      </w:r>
+      <w:proofErr w:type="spellStart"/>
+      <w:r>
+        <w:rPr>
+          <w:rFonts w:ascii="Times New Roman" w:hAnsi="Times New Roman" w:cs="Times New Roman"/>
+        </w:rPr>
+        <w:t>bármeély</w:t>
+      </w:r>
+      <w:proofErr w:type="spellEnd"/>
+      <w:r>
+        <w:rPr>
+          <w:rFonts w:ascii="Times New Roman" w:hAnsi="Times New Roman" w:cs="Times New Roman"/>
+        </w:rPr>
+        <w:t xml:space="preserve"> operációs rendszerre (opcionális).</w:t>
+      </w:r>
+    </w:p>
+    <w:p>
+      <w:pPr>
+        <w:pStyle w:val="Heading3"/>
         <w:rPr>
           <w:rFonts w:ascii="Times New Roman" w:hAnsi="Times New Roman" w:cs="Times New Roman"/>
         </w:rPr>
@@ -6343,7 +6819,7 @@
     </w:p>
     <w:p>
       <w:pPr>
-        <w:pStyle w:val="Cmsor4"/>
+        <w:pStyle w:val="Heading4"/>
         <w:rPr>
           <w:rFonts w:ascii="Times New Roman" w:hAnsi="Times New Roman" w:cs="Times New Roman"/>
         </w:rPr>
@@ -6358,7 +6834,7 @@
     </w:p>
     <w:p>
       <w:pPr>
-        <w:pStyle w:val="Cmsor4"/>
+        <w:pStyle w:val="Heading4"/>
         <w:rPr>
           <w:rFonts w:ascii="Times New Roman" w:hAnsi="Times New Roman" w:cs="Times New Roman"/>
         </w:rPr>
@@ -6542,7 +7018,7 @@
     </w:p>
     <w:p>
       <w:pPr>
-        <w:pStyle w:val="Cmsor4"/>
+        <w:pStyle w:val="Heading4"/>
         <w:rPr>
           <w:rFonts w:ascii="Times New Roman" w:hAnsi="Times New Roman" w:cs="Times New Roman"/>
         </w:rPr>
@@ -6558,7 +7034,7 @@
     </w:p>
     <w:p>
       <w:pPr>
-        <w:pStyle w:val="Cmsor3"/>
+        <w:pStyle w:val="Heading3"/>
         <w:rPr>
           <w:rFonts w:ascii="Times New Roman" w:hAnsi="Times New Roman" w:cs="Times New Roman"/>
         </w:rPr>
@@ -6676,19 +7152,36 @@
           <w:rFonts w:ascii="Times New Roman" w:hAnsi="Times New Roman" w:cs="Times New Roman"/>
         </w:rPr>
       </w:pPr>
+      <w:proofErr w:type="spellStart"/>
       <w:r>
         <w:rPr>
           <w:rFonts w:ascii="Times New Roman" w:hAnsi="Times New Roman" w:cs="Times New Roman"/>
           <w:b/>
           <w:bCs/>
         </w:rPr>
+        <w:lastRenderedPageBreak/>
         <w:t>Tárhely</w:t>
       </w:r>
-      <w:r>
-        <w:rPr>
-          <w:rFonts w:ascii="Times New Roman" w:hAnsi="Times New Roman" w:cs="Times New Roman"/>
-        </w:rPr>
-        <w:t xml:space="preserve">: Legalább 50GB </w:t>
+      <w:proofErr w:type="spellEnd"/>
+      <w:r>
+        <w:rPr>
+          <w:rFonts w:ascii="Times New Roman" w:hAnsi="Times New Roman" w:cs="Times New Roman"/>
+        </w:rPr>
+        <w:t xml:space="preserve">: </w:t>
+      </w:r>
+      <w:proofErr w:type="spellStart"/>
+      <w:r>
+        <w:rPr>
+          <w:rFonts w:ascii="Times New Roman" w:hAnsi="Times New Roman" w:cs="Times New Roman"/>
+        </w:rPr>
+        <w:t>Legalább</w:t>
+      </w:r>
+      <w:proofErr w:type="spellEnd"/>
+      <w:r>
+        <w:rPr>
+          <w:rFonts w:ascii="Times New Roman" w:hAnsi="Times New Roman" w:cs="Times New Roman"/>
+        </w:rPr>
+        <w:t xml:space="preserve"> 50GB </w:t>
       </w:r>
       <w:proofErr w:type="spellStart"/>
       <w:r>
@@ -6756,7 +7249,35 @@
         <w:rPr>
           <w:rFonts w:ascii="Times New Roman" w:hAnsi="Times New Roman" w:cs="Times New Roman"/>
         </w:rPr>
-        <w:t xml:space="preserve"> és virtuális környezet számára</w:t>
+        <w:t xml:space="preserve"> </w:t>
+      </w:r>
+      <w:proofErr w:type="spellStart"/>
+      <w:r>
+        <w:rPr>
+          <w:rFonts w:ascii="Times New Roman" w:hAnsi="Times New Roman" w:cs="Times New Roman"/>
+        </w:rPr>
+        <w:t>és</w:t>
+      </w:r>
+      <w:proofErr w:type="spellEnd"/>
+      <w:r>
+        <w:rPr>
+          <w:rFonts w:ascii="Times New Roman" w:hAnsi="Times New Roman" w:cs="Times New Roman"/>
+        </w:rPr>
+        <w:t xml:space="preserve"> </w:t>
+      </w:r>
+      <w:proofErr w:type="spellStart"/>
+      <w:r>
+        <w:rPr>
+          <w:rFonts w:ascii="Times New Roman" w:hAnsi="Times New Roman" w:cs="Times New Roman"/>
+        </w:rPr>
+        <w:t>virtuális</w:t>
+      </w:r>
+      <w:proofErr w:type="spellEnd"/>
+      <w:r>
+        <w:rPr>
+          <w:rFonts w:ascii="Times New Roman" w:hAnsi="Times New Roman" w:cs="Times New Roman"/>
+        </w:rPr>
+        <w:t xml:space="preserve"> környezet számára</w:t>
       </w:r>
     </w:p>
     <w:p>
@@ -6787,9 +7308,11 @@
     </w:p>
     <w:p>
       <w:pPr>
-        <w:pStyle w:val="Cmsor3"/>
-        <w:rPr>
-          <w:rFonts w:ascii="Times New Roman" w:hAnsi="Times New Roman" w:cs="Times New Roman"/>
+        <w:pStyle w:val="Heading3"/>
+        <w:rPr>
+          <w:rFonts w:ascii="Times New Roman" w:hAnsi="Times New Roman" w:cs="Times New Roman"/>
+          <w:sz w:val="36"/>
+          <w:szCs w:val="36"/>
         </w:rPr>
       </w:pPr>
       <w:bookmarkStart w:id="25" w:name="fogalomtár-glossary"/>
@@ -6797,8 +7320,9 @@
       <w:r>
         <w:rPr>
           <w:rFonts w:ascii="Times New Roman" w:hAnsi="Times New Roman" w:cs="Times New Roman"/>
-        </w:rPr>
-        <w:lastRenderedPageBreak/>
+          <w:sz w:val="36"/>
+          <w:szCs w:val="36"/>
+        </w:rPr>
         <w:t>1.4. Fogalomtár (Glossary)</w:t>
       </w:r>
     </w:p>
@@ -7050,11 +7574,11 @@
     </w:p>
     <w:p>
       <w:pPr>
-        <w:pStyle w:val="Cmsor2"/>
-        <w:rPr>
-          <w:rFonts w:ascii="Times New Roman" w:hAnsi="Times New Roman" w:cs="Times New Roman"/>
-          <w:sz w:val="24"/>
-          <w:szCs w:val="24"/>
+        <w:pStyle w:val="Heading2"/>
+        <w:rPr>
+          <w:rFonts w:ascii="Times New Roman" w:hAnsi="Times New Roman" w:cs="Times New Roman"/>
+          <w:sz w:val="40"/>
+          <w:szCs w:val="40"/>
         </w:rPr>
       </w:pPr>
       <w:bookmarkStart w:id="26" w:name="rendszerarchitektúra"/>
@@ -7063,23 +7587,27 @@
       <w:r>
         <w:rPr>
           <w:rFonts w:ascii="Times New Roman" w:hAnsi="Times New Roman" w:cs="Times New Roman"/>
-          <w:sz w:val="24"/>
-          <w:szCs w:val="24"/>
+          <w:sz w:val="40"/>
+          <w:szCs w:val="40"/>
         </w:rPr>
         <w:t>2. Rendszerarchitektúra</w:t>
       </w:r>
     </w:p>
     <w:p>
       <w:pPr>
-        <w:pStyle w:val="Cmsor3"/>
-        <w:rPr>
-          <w:rFonts w:ascii="Times New Roman" w:hAnsi="Times New Roman" w:cs="Times New Roman"/>
+        <w:pStyle w:val="Heading3"/>
+        <w:rPr>
+          <w:rFonts w:ascii="Times New Roman" w:hAnsi="Times New Roman" w:cs="Times New Roman"/>
+          <w:sz w:val="36"/>
+          <w:szCs w:val="36"/>
         </w:rPr>
       </w:pPr>
       <w:bookmarkStart w:id="27" w:name="magas-szintű-architektúra"/>
       <w:r>
         <w:rPr>
           <w:rFonts w:ascii="Times New Roman" w:hAnsi="Times New Roman" w:cs="Times New Roman"/>
+          <w:sz w:val="36"/>
+          <w:szCs w:val="36"/>
         </w:rPr>
         <w:t>2.1. Magas Szintű Architektúra</w:t>
       </w:r>
@@ -7178,9 +7706,11 @@
     </w:p>
     <w:p>
       <w:pPr>
-        <w:pStyle w:val="Cmsor3"/>
-        <w:rPr>
-          <w:rFonts w:ascii="Times New Roman" w:hAnsi="Times New Roman" w:cs="Times New Roman"/>
+        <w:pStyle w:val="Heading3"/>
+        <w:rPr>
+          <w:rFonts w:ascii="Times New Roman" w:hAnsi="Times New Roman" w:cs="Times New Roman"/>
+          <w:sz w:val="36"/>
+          <w:szCs w:val="36"/>
         </w:rPr>
       </w:pPr>
       <w:bookmarkStart w:id="28" w:name="komponensek"/>
@@ -7188,6 +7718,8 @@
       <w:r>
         <w:rPr>
           <w:rFonts w:ascii="Times New Roman" w:hAnsi="Times New Roman" w:cs="Times New Roman"/>
+          <w:sz w:val="36"/>
+          <w:szCs w:val="36"/>
         </w:rPr>
         <w:t>2.2. Komponensek</w:t>
       </w:r>
@@ -7272,9 +7804,11 @@
     </w:p>
     <w:p>
       <w:pPr>
-        <w:pStyle w:val="Cmsor3"/>
-        <w:rPr>
-          <w:rFonts w:ascii="Times New Roman" w:hAnsi="Times New Roman" w:cs="Times New Roman"/>
+        <w:pStyle w:val="Heading3"/>
+        <w:rPr>
+          <w:rFonts w:ascii="Times New Roman" w:hAnsi="Times New Roman" w:cs="Times New Roman"/>
+          <w:sz w:val="36"/>
+          <w:szCs w:val="36"/>
         </w:rPr>
       </w:pPr>
       <w:bookmarkStart w:id="29" w:name="adatbázis-séma"/>
@@ -7282,6 +7816,8 @@
       <w:r>
         <w:rPr>
           <w:rFonts w:ascii="Times New Roman" w:hAnsi="Times New Roman" w:cs="Times New Roman"/>
+          <w:sz w:val="36"/>
+          <w:szCs w:val="36"/>
         </w:rPr>
         <w:t>2.3. Adatbázis Séma</w:t>
       </w:r>
@@ -7302,7 +7838,7 @@
     </w:p>
     <w:p>
       <w:pPr>
-        <w:pStyle w:val="Szvegtrzs"/>
+        <w:pStyle w:val="BodyText"/>
         <w:rPr>
           <w:rFonts w:ascii="Times New Roman" w:hAnsi="Times New Roman" w:cs="Times New Roman"/>
         </w:rPr>
@@ -7316,7 +7852,7 @@
     </w:p>
     <w:p>
       <w:pPr>
-        <w:pStyle w:val="Cmsor3"/>
+        <w:pStyle w:val="Heading3"/>
         <w:rPr>
           <w:rFonts w:ascii="Times New Roman" w:hAnsi="Times New Roman" w:cs="Times New Roman"/>
         </w:rPr>
@@ -7410,11 +7946,11 @@
     </w:p>
     <w:p>
       <w:pPr>
-        <w:pStyle w:val="Cmsor2"/>
-        <w:rPr>
-          <w:rFonts w:ascii="Times New Roman" w:hAnsi="Times New Roman" w:cs="Times New Roman"/>
-          <w:sz w:val="24"/>
-          <w:szCs w:val="24"/>
+        <w:pStyle w:val="Heading2"/>
+        <w:rPr>
+          <w:rFonts w:ascii="Times New Roman" w:hAnsi="Times New Roman" w:cs="Times New Roman"/>
+          <w:sz w:val="40"/>
+          <w:szCs w:val="40"/>
         </w:rPr>
       </w:pPr>
       <w:bookmarkStart w:id="31" w:name="frontend-architektúra"/>
@@ -7423,34 +7959,41 @@
       <w:r>
         <w:rPr>
           <w:rFonts w:ascii="Times New Roman" w:hAnsi="Times New Roman" w:cs="Times New Roman"/>
-          <w:sz w:val="24"/>
-          <w:szCs w:val="24"/>
-        </w:rPr>
+          <w:sz w:val="40"/>
+          <w:szCs w:val="40"/>
+        </w:rPr>
+        <w:lastRenderedPageBreak/>
         <w:t>3. Frontend Architektúra</w:t>
       </w:r>
     </w:p>
     <w:p>
       <w:pPr>
-        <w:pStyle w:val="Cmsor3"/>
+        <w:pStyle w:val="Heading3"/>
         <w:ind w:left="720"/>
         <w:rPr>
           <w:rFonts w:ascii="Times New Roman" w:hAnsi="Times New Roman" w:cs="Times New Roman"/>
+          <w:sz w:val="36"/>
+          <w:szCs w:val="36"/>
         </w:rPr>
       </w:pPr>
       <w:bookmarkStart w:id="32" w:name="komponens-hierarchia"/>
       <w:r>
         <w:rPr>
           <w:rFonts w:ascii="Times New Roman" w:hAnsi="Times New Roman" w:cs="Times New Roman"/>
+          <w:sz w:val="36"/>
+          <w:szCs w:val="36"/>
         </w:rPr>
         <w:t>3.1. Komponens Hierarchia</w:t>
       </w:r>
     </w:p>
     <w:p>
       <w:pPr>
-        <w:pStyle w:val="Cmsor3"/>
+        <w:pStyle w:val="Heading3"/>
         <w:ind w:left="720"/>
         <w:rPr>
           <w:rFonts w:ascii="Times New Roman" w:hAnsi="Times New Roman" w:cs="Times New Roman"/>
+          <w:sz w:val="36"/>
+          <w:szCs w:val="36"/>
         </w:rPr>
       </w:pPr>
       <w:bookmarkStart w:id="33" w:name="állapotkezelés"/>
@@ -7458,16 +8001,20 @@
       <w:r>
         <w:rPr>
           <w:rFonts w:ascii="Times New Roman" w:hAnsi="Times New Roman" w:cs="Times New Roman"/>
+          <w:sz w:val="36"/>
+          <w:szCs w:val="36"/>
         </w:rPr>
         <w:t>3.2. Állapotkezelés</w:t>
       </w:r>
     </w:p>
     <w:p>
       <w:pPr>
-        <w:pStyle w:val="Cmsor3"/>
+        <w:pStyle w:val="Heading3"/>
         <w:ind w:left="720"/>
         <w:rPr>
           <w:rFonts w:ascii="Times New Roman" w:hAnsi="Times New Roman" w:cs="Times New Roman"/>
+          <w:sz w:val="36"/>
+          <w:szCs w:val="36"/>
         </w:rPr>
       </w:pPr>
       <w:bookmarkStart w:id="34" w:name="routing"/>
@@ -7475,16 +8022,20 @@
       <w:r>
         <w:rPr>
           <w:rFonts w:ascii="Times New Roman" w:hAnsi="Times New Roman" w:cs="Times New Roman"/>
+          <w:sz w:val="36"/>
+          <w:szCs w:val="36"/>
         </w:rPr>
         <w:t>3.3. Routing</w:t>
       </w:r>
     </w:p>
     <w:p>
       <w:pPr>
-        <w:pStyle w:val="Cmsor3"/>
+        <w:pStyle w:val="Heading3"/>
         <w:ind w:left="720"/>
         <w:rPr>
           <w:rFonts w:ascii="Times New Roman" w:hAnsi="Times New Roman" w:cs="Times New Roman"/>
+          <w:sz w:val="36"/>
+          <w:szCs w:val="36"/>
         </w:rPr>
       </w:pPr>
       <w:bookmarkStart w:id="35" w:name="uiux-design"/>
@@ -7492,6 +8043,8 @@
       <w:r>
         <w:rPr>
           <w:rFonts w:ascii="Times New Roman" w:hAnsi="Times New Roman" w:cs="Times New Roman"/>
+          <w:sz w:val="36"/>
+          <w:szCs w:val="36"/>
         </w:rPr>
         <w:t>3.4. UI/UX Design</w:t>
       </w:r>
@@ -7529,7 +8082,6 @@
           <w:b/>
           <w:bCs/>
         </w:rPr>
-        <w:lastRenderedPageBreak/>
         <w:t>Reszponzív dizájn</w:t>
       </w:r>
       <w:r>
@@ -7595,7 +8147,7 @@
     </w:p>
     <w:p>
       <w:pPr>
-        <w:pStyle w:val="Cmsor4"/>
+        <w:pStyle w:val="Heading4"/>
         <w:ind w:left="480"/>
         <w:rPr>
           <w:rFonts w:ascii="Times New Roman" w:hAnsi="Times New Roman" w:cs="Times New Roman"/>
@@ -7749,7 +8301,35 @@
         <w:rPr>
           <w:rFonts w:ascii="Times New Roman" w:hAnsi="Times New Roman" w:cs="Times New Roman"/>
         </w:rPr>
-        <w:t xml:space="preserve"> menti el automatikusan az adatbázisba.</w:t>
+        <w:t xml:space="preserve"> </w:t>
+      </w:r>
+      <w:proofErr w:type="spellStart"/>
+      <w:r>
+        <w:rPr>
+          <w:rFonts w:ascii="Times New Roman" w:hAnsi="Times New Roman" w:cs="Times New Roman"/>
+        </w:rPr>
+        <w:t>menti</w:t>
+      </w:r>
+      <w:proofErr w:type="spellEnd"/>
+      <w:r>
+        <w:rPr>
+          <w:rFonts w:ascii="Times New Roman" w:hAnsi="Times New Roman" w:cs="Times New Roman"/>
+        </w:rPr>
+        <w:t xml:space="preserve"> </w:t>
+      </w:r>
+      <w:proofErr w:type="spellStart"/>
+      <w:r>
+        <w:rPr>
+          <w:rFonts w:ascii="Times New Roman" w:hAnsi="Times New Roman" w:cs="Times New Roman"/>
+        </w:rPr>
+        <w:t>el</w:t>
+      </w:r>
+      <w:proofErr w:type="spellEnd"/>
+      <w:r>
+        <w:rPr>
+          <w:rFonts w:ascii="Times New Roman" w:hAnsi="Times New Roman" w:cs="Times New Roman"/>
+        </w:rPr>
+        <w:t xml:space="preserve"> automatikusan az adatbázisba.</w:t>
       </w:r>
     </w:p>
     <w:p>
@@ -7768,7 +8348,21 @@
         <w:rPr>
           <w:rFonts w:ascii="Times New Roman" w:hAnsi="Times New Roman" w:cs="Times New Roman"/>
         </w:rPr>
-        <w:t xml:space="preserve">Biztonsági frontend szabályok: a preview </w:t>
+        <w:t xml:space="preserve">Biztonsági frontend </w:t>
+      </w:r>
+      <w:proofErr w:type="spellStart"/>
+      <w:r>
+        <w:rPr>
+          <w:rFonts w:ascii="Times New Roman" w:hAnsi="Times New Roman" w:cs="Times New Roman"/>
+        </w:rPr>
+        <w:t>szabályok</w:t>
+      </w:r>
+      <w:proofErr w:type="spellEnd"/>
+      <w:r>
+        <w:rPr>
+          <w:rFonts w:ascii="Times New Roman" w:hAnsi="Times New Roman" w:cs="Times New Roman"/>
+        </w:rPr>
+        <w:t xml:space="preserve">: a preview </w:t>
       </w:r>
       <w:proofErr w:type="spellStart"/>
       <w:r>
@@ -7893,11 +8487,19 @@
           <w:rFonts w:ascii="Times New Roman" w:hAnsi="Times New Roman" w:cs="Times New Roman"/>
         </w:rPr>
       </w:pPr>
-      <w:r>
-        <w:rPr>
-          <w:rFonts w:ascii="Times New Roman" w:hAnsi="Times New Roman" w:cs="Times New Roman"/>
-        </w:rPr>
-        <w:t xml:space="preserve">Üres CSS </w:t>
+      <w:proofErr w:type="spellStart"/>
+      <w:r>
+        <w:rPr>
+          <w:rFonts w:ascii="Times New Roman" w:hAnsi="Times New Roman" w:cs="Times New Roman"/>
+        </w:rPr>
+        <w:t>Üres</w:t>
+      </w:r>
+      <w:proofErr w:type="spellEnd"/>
+      <w:r>
+        <w:rPr>
+          <w:rFonts w:ascii="Times New Roman" w:hAnsi="Times New Roman" w:cs="Times New Roman"/>
+        </w:rPr>
+        <w:t xml:space="preserve"> CSS </w:t>
       </w:r>
       <w:proofErr w:type="spellStart"/>
       <w:r>
@@ -7979,16 +8581,44 @@
         <w:rPr>
           <w:rFonts w:ascii="Times New Roman" w:hAnsi="Times New Roman" w:cs="Times New Roman"/>
         </w:rPr>
-        <w:t xml:space="preserve"> és szerveroldali fallback letakarítás, visszaállítási jelzés a felhasználó számára.</w:t>
-      </w:r>
-    </w:p>
-    <w:p>
-      <w:pPr>
-        <w:pStyle w:val="Cmsor2"/>
-        <w:rPr>
-          <w:rFonts w:ascii="Times New Roman" w:hAnsi="Times New Roman" w:cs="Times New Roman"/>
-          <w:sz w:val="24"/>
-          <w:szCs w:val="24"/>
+        <w:t xml:space="preserve"> </w:t>
+      </w:r>
+      <w:proofErr w:type="spellStart"/>
+      <w:r>
+        <w:rPr>
+          <w:rFonts w:ascii="Times New Roman" w:hAnsi="Times New Roman" w:cs="Times New Roman"/>
+        </w:rPr>
+        <w:t>és</w:t>
+      </w:r>
+      <w:proofErr w:type="spellEnd"/>
+      <w:r>
+        <w:rPr>
+          <w:rFonts w:ascii="Times New Roman" w:hAnsi="Times New Roman" w:cs="Times New Roman"/>
+        </w:rPr>
+        <w:t xml:space="preserve"> </w:t>
+      </w:r>
+      <w:proofErr w:type="spellStart"/>
+      <w:r>
+        <w:rPr>
+          <w:rFonts w:ascii="Times New Roman" w:hAnsi="Times New Roman" w:cs="Times New Roman"/>
+        </w:rPr>
+        <w:t>szerveroldali</w:t>
+      </w:r>
+      <w:proofErr w:type="spellEnd"/>
+      <w:r>
+        <w:rPr>
+          <w:rFonts w:ascii="Times New Roman" w:hAnsi="Times New Roman" w:cs="Times New Roman"/>
+        </w:rPr>
+        <w:t xml:space="preserve"> fallback letakarítás, visszaállítási jelzés a felhasználó számára.</w:t>
+      </w:r>
+    </w:p>
+    <w:p>
+      <w:pPr>
+        <w:pStyle w:val="Heading2"/>
+        <w:rPr>
+          <w:rFonts w:ascii="Times New Roman" w:hAnsi="Times New Roman" w:cs="Times New Roman"/>
+          <w:sz w:val="40"/>
+          <w:szCs w:val="40"/>
         </w:rPr>
       </w:pPr>
       <w:bookmarkStart w:id="37" w:name="backend-architektúra"/>
@@ -7998,23 +8628,27 @@
       <w:r>
         <w:rPr>
           <w:rFonts w:ascii="Times New Roman" w:hAnsi="Times New Roman" w:cs="Times New Roman"/>
-          <w:sz w:val="24"/>
-          <w:szCs w:val="24"/>
+          <w:sz w:val="40"/>
+          <w:szCs w:val="40"/>
         </w:rPr>
         <w:t>4. Backend Architektúra</w:t>
       </w:r>
     </w:p>
     <w:p>
       <w:pPr>
-        <w:pStyle w:val="Cmsor3"/>
-        <w:rPr>
-          <w:rFonts w:ascii="Times New Roman" w:hAnsi="Times New Roman" w:cs="Times New Roman"/>
+        <w:pStyle w:val="Heading3"/>
+        <w:rPr>
+          <w:rFonts w:ascii="Times New Roman" w:hAnsi="Times New Roman" w:cs="Times New Roman"/>
+          <w:sz w:val="36"/>
+          <w:szCs w:val="36"/>
         </w:rPr>
       </w:pPr>
       <w:bookmarkStart w:id="38" w:name="backend-funkciók"/>
       <w:r>
         <w:rPr>
           <w:rFonts w:ascii="Times New Roman" w:hAnsi="Times New Roman" w:cs="Times New Roman"/>
+          <w:sz w:val="36"/>
+          <w:szCs w:val="36"/>
         </w:rPr>
         <w:t>4.1. Backend funkciók</w:t>
       </w:r>
@@ -8030,7 +8664,35 @@
         <w:rPr>
           <w:rFonts w:ascii="Times New Roman" w:hAnsi="Times New Roman" w:cs="Times New Roman"/>
         </w:rPr>
-        <w:t xml:space="preserve">A Jegyzetár backendje PHP alapon biztosítja az alkalmazás üzleti logikáját, a </w:t>
+        <w:t xml:space="preserve">A Jegyzetár backendje PHP alapon biztosítja az alkalmazás </w:t>
+      </w:r>
+      <w:proofErr w:type="spellStart"/>
+      <w:r>
+        <w:rPr>
+          <w:rFonts w:ascii="Times New Roman" w:hAnsi="Times New Roman" w:cs="Times New Roman"/>
+        </w:rPr>
+        <w:t>üzleti</w:t>
+      </w:r>
+      <w:proofErr w:type="spellEnd"/>
+      <w:r>
+        <w:rPr>
+          <w:rFonts w:ascii="Times New Roman" w:hAnsi="Times New Roman" w:cs="Times New Roman"/>
+        </w:rPr>
+        <w:t xml:space="preserve"> </w:t>
+      </w:r>
+      <w:proofErr w:type="spellStart"/>
+      <w:r>
+        <w:rPr>
+          <w:rFonts w:ascii="Times New Roman" w:hAnsi="Times New Roman" w:cs="Times New Roman"/>
+        </w:rPr>
+        <w:t>logikáját</w:t>
+      </w:r>
+      <w:proofErr w:type="spellEnd"/>
+      <w:r>
+        <w:rPr>
+          <w:rFonts w:ascii="Times New Roman" w:hAnsi="Times New Roman" w:cs="Times New Roman"/>
+        </w:rPr>
+        <w:t xml:space="preserve">, a </w:t>
       </w:r>
       <w:proofErr w:type="spellStart"/>
       <w:r>
@@ -8185,7 +8847,7 @@
     </w:p>
     <w:p>
       <w:pPr>
-        <w:pStyle w:val="Cmsor4"/>
+        <w:pStyle w:val="Heading4"/>
         <w:ind w:left="240"/>
         <w:rPr>
           <w:rFonts w:ascii="Times New Roman" w:hAnsi="Times New Roman" w:cs="Times New Roman"/>
@@ -8318,7 +8980,21 @@
         <w:rPr>
           <w:rFonts w:ascii="Times New Roman" w:hAnsi="Times New Roman" w:cs="Times New Roman"/>
         </w:rPr>
-        <w:t xml:space="preserve"> aktiváló link </w:t>
+        <w:t xml:space="preserve"> </w:t>
+      </w:r>
+      <w:proofErr w:type="spellStart"/>
+      <w:r>
+        <w:rPr>
+          <w:rFonts w:ascii="Times New Roman" w:hAnsi="Times New Roman" w:cs="Times New Roman"/>
+        </w:rPr>
+        <w:t>aktiváló</w:t>
+      </w:r>
+      <w:proofErr w:type="spellEnd"/>
+      <w:r>
+        <w:rPr>
+          <w:rFonts w:ascii="Times New Roman" w:hAnsi="Times New Roman" w:cs="Times New Roman"/>
+        </w:rPr>
+        <w:t xml:space="preserve"> link </w:t>
       </w:r>
       <w:proofErr w:type="spellStart"/>
       <w:r>
@@ -8471,13 +9147,41 @@
           <w:rFonts w:ascii="Times New Roman" w:hAnsi="Times New Roman" w:cs="Times New Roman"/>
         </w:rPr>
       </w:pPr>
+      <w:proofErr w:type="spellStart"/>
       <w:r>
         <w:rPr>
           <w:rFonts w:ascii="Times New Roman" w:hAnsi="Times New Roman" w:cs="Times New Roman"/>
           <w:b/>
           <w:bCs/>
         </w:rPr>
-        <w:t>Kétlépcsős hitelesítés (2FA)</w:t>
+        <w:t>Kétlépcsős</w:t>
+      </w:r>
+      <w:proofErr w:type="spellEnd"/>
+      <w:r>
+        <w:rPr>
+          <w:rFonts w:ascii="Times New Roman" w:hAnsi="Times New Roman" w:cs="Times New Roman"/>
+          <w:b/>
+          <w:bCs/>
+        </w:rPr>
+        <w:t xml:space="preserve"> </w:t>
+      </w:r>
+      <w:proofErr w:type="spellStart"/>
+      <w:r>
+        <w:rPr>
+          <w:rFonts w:ascii="Times New Roman" w:hAnsi="Times New Roman" w:cs="Times New Roman"/>
+          <w:b/>
+          <w:bCs/>
+        </w:rPr>
+        <w:t>hitelesítés</w:t>
+      </w:r>
+      <w:proofErr w:type="spellEnd"/>
+      <w:r>
+        <w:rPr>
+          <w:rFonts w:ascii="Times New Roman" w:hAnsi="Times New Roman" w:cs="Times New Roman"/>
+          <w:b/>
+          <w:bCs/>
+        </w:rPr>
+        <w:t xml:space="preserve"> (2FA)</w:t>
       </w:r>
       <w:r>
         <w:rPr>
@@ -8671,7 +9375,7 @@
     </w:p>
     <w:p>
       <w:pPr>
-        <w:pStyle w:val="Cmsor4"/>
+        <w:pStyle w:val="Heading4"/>
         <w:ind w:left="240"/>
         <w:rPr>
           <w:rFonts w:ascii="Times New Roman" w:hAnsi="Times New Roman" w:cs="Times New Roman"/>
@@ -8683,6 +9387,7 @@
         <w:rPr>
           <w:rFonts w:ascii="Times New Roman" w:hAnsi="Times New Roman" w:cs="Times New Roman"/>
         </w:rPr>
+        <w:lastRenderedPageBreak/>
         <w:t>4.1.2. Jogosultságok és szerepkörök</w:t>
       </w:r>
     </w:p>
@@ -8726,7 +9431,7 @@
     </w:p>
     <w:p>
       <w:pPr>
-        <w:pStyle w:val="Cmsor4"/>
+        <w:pStyle w:val="Heading4"/>
         <w:ind w:left="240"/>
         <w:rPr>
           <w:rFonts w:ascii="Times New Roman" w:hAnsi="Times New Roman" w:cs="Times New Roman"/>
@@ -8800,11 +9505,33 @@
           <w:rFonts w:ascii="Times New Roman" w:hAnsi="Times New Roman" w:cs="Times New Roman"/>
         </w:rPr>
       </w:pPr>
-      <w:r>
-        <w:rPr>
-          <w:rFonts w:ascii="Times New Roman" w:hAnsi="Times New Roman" w:cs="Times New Roman"/>
-        </w:rPr>
-        <w:t>Metaadatok kezelése (</w:t>
+      <w:proofErr w:type="spellStart"/>
+      <w:r>
+        <w:rPr>
+          <w:rFonts w:ascii="Times New Roman" w:hAnsi="Times New Roman" w:cs="Times New Roman"/>
+        </w:rPr>
+        <w:t>Metaadatok</w:t>
+      </w:r>
+      <w:proofErr w:type="spellEnd"/>
+      <w:r>
+        <w:rPr>
+          <w:rFonts w:ascii="Times New Roman" w:hAnsi="Times New Roman" w:cs="Times New Roman"/>
+        </w:rPr>
+        <w:t xml:space="preserve"> </w:t>
+      </w:r>
+      <w:proofErr w:type="spellStart"/>
+      <w:r>
+        <w:rPr>
+          <w:rFonts w:ascii="Times New Roman" w:hAnsi="Times New Roman" w:cs="Times New Roman"/>
+        </w:rPr>
+        <w:t>kezelése</w:t>
+      </w:r>
+      <w:proofErr w:type="spellEnd"/>
+      <w:r>
+        <w:rPr>
+          <w:rFonts w:ascii="Times New Roman" w:hAnsi="Times New Roman" w:cs="Times New Roman"/>
+        </w:rPr>
+        <w:t xml:space="preserve"> (</w:t>
       </w:r>
       <w:proofErr w:type="spellStart"/>
       <w:r>
@@ -8960,7 +9687,7 @@
     </w:p>
     <w:p>
       <w:pPr>
-        <w:pStyle w:val="Cmsor4"/>
+        <w:pStyle w:val="Heading4"/>
         <w:ind w:left="240"/>
         <w:rPr>
           <w:rFonts w:ascii="Times New Roman" w:hAnsi="Times New Roman" w:cs="Times New Roman"/>
@@ -9067,7 +9794,7 @@
     </w:p>
     <w:p>
       <w:pPr>
-        <w:pStyle w:val="Cmsor4"/>
+        <w:pStyle w:val="Heading4"/>
         <w:rPr>
           <w:rFonts w:ascii="Times New Roman" w:hAnsi="Times New Roman" w:cs="Times New Roman"/>
         </w:rPr>
@@ -9078,7 +9805,6 @@
         <w:rPr>
           <w:rFonts w:ascii="Times New Roman" w:hAnsi="Times New Roman" w:cs="Times New Roman"/>
         </w:rPr>
-        <w:lastRenderedPageBreak/>
         <w:t>4.1.5. Közösségi funkciók</w:t>
       </w:r>
     </w:p>
@@ -9218,7 +9944,7 @@
     </w:p>
     <w:p>
       <w:pPr>
-        <w:pStyle w:val="Cmsor4"/>
+        <w:pStyle w:val="Heading4"/>
         <w:ind w:left="240"/>
         <w:rPr>
           <w:rFonts w:ascii="Times New Roman" w:hAnsi="Times New Roman" w:cs="Times New Roman"/>
@@ -9320,7 +10046,7 @@
     </w:p>
     <w:p>
       <w:pPr>
-        <w:pStyle w:val="Cmsor4"/>
+        <w:pStyle w:val="Heading4"/>
         <w:ind w:left="240"/>
         <w:rPr>
           <w:rFonts w:ascii="Times New Roman" w:hAnsi="Times New Roman" w:cs="Times New Roman"/>
@@ -9430,7 +10156,7 @@
     </w:p>
     <w:p>
       <w:pPr>
-        <w:pStyle w:val="Cmsor4"/>
+        <w:pStyle w:val="Heading4"/>
         <w:ind w:left="240"/>
         <w:rPr>
           <w:rFonts w:ascii="Times New Roman" w:hAnsi="Times New Roman" w:cs="Times New Roman"/>
@@ -9546,7 +10272,7 @@
     </w:p>
     <w:p>
       <w:pPr>
-        <w:pStyle w:val="Cmsor4"/>
+        <w:pStyle w:val="Heading4"/>
         <w:ind w:left="240"/>
         <w:rPr>
           <w:rFonts w:ascii="Times New Roman" w:hAnsi="Times New Roman" w:cs="Times New Roman"/>
@@ -9662,7 +10388,7 @@
     </w:p>
     <w:p>
       <w:pPr>
-        <w:pStyle w:val="Cmsor4"/>
+        <w:pStyle w:val="Heading4"/>
         <w:ind w:left="240"/>
         <w:rPr>
           <w:rFonts w:ascii="Times New Roman" w:hAnsi="Times New Roman" w:cs="Times New Roman"/>
@@ -9779,6 +10505,7 @@
         </w:rPr>
         <w:t xml:space="preserve"> / </w:t>
       </w:r>
+      <w:proofErr w:type="spellStart"/>
       <w:r>
         <w:rPr>
           <w:rStyle w:val="VerbatimChar"/>
@@ -9787,11 +10514,26 @@
         </w:rPr>
         <w:t>lang.php</w:t>
       </w:r>
-      <w:r>
-        <w:rPr>
-          <w:rFonts w:ascii="Times New Roman" w:hAnsi="Times New Roman" w:cs="Times New Roman"/>
-        </w:rPr>
-        <w:t xml:space="preserve"> alapú </w:t>
+      <w:proofErr w:type="spellEnd"/>
+      <w:r>
+        <w:rPr>
+          <w:rFonts w:ascii="Times New Roman" w:hAnsi="Times New Roman" w:cs="Times New Roman"/>
+        </w:rPr>
+        <w:t xml:space="preserve"> </w:t>
+      </w:r>
+      <w:proofErr w:type="spellStart"/>
+      <w:r>
+        <w:rPr>
+          <w:rFonts w:ascii="Times New Roman" w:hAnsi="Times New Roman" w:cs="Times New Roman"/>
+        </w:rPr>
+        <w:t>alapú</w:t>
+      </w:r>
+      <w:proofErr w:type="spellEnd"/>
+      <w:r>
+        <w:rPr>
+          <w:rFonts w:ascii="Times New Roman" w:hAnsi="Times New Roman" w:cs="Times New Roman"/>
+        </w:rPr>
+        <w:t xml:space="preserve"> </w:t>
       </w:r>
       <w:proofErr w:type="spellStart"/>
       <w:r>
@@ -9858,7 +10600,7 @@
     </w:p>
     <w:p>
       <w:pPr>
-        <w:pStyle w:val="Cmsor4"/>
+        <w:pStyle w:val="Heading4"/>
         <w:ind w:left="240"/>
         <w:rPr>
           <w:rFonts w:ascii="Times New Roman" w:hAnsi="Times New Roman" w:cs="Times New Roman"/>
@@ -9870,6 +10612,7 @@
         <w:rPr>
           <w:rFonts w:ascii="Times New Roman" w:hAnsi="Times New Roman" w:cs="Times New Roman"/>
         </w:rPr>
+        <w:lastRenderedPageBreak/>
         <w:t>4.1.11. Adatbázis hozzáférési segédek és biztonság</w:t>
       </w:r>
     </w:p>
@@ -10079,9 +10822,11 @@
     </w:p>
     <w:p>
       <w:pPr>
-        <w:pStyle w:val="Cmsor3"/>
-        <w:rPr>
-          <w:rFonts w:ascii="Times New Roman" w:hAnsi="Times New Roman" w:cs="Times New Roman"/>
+        <w:pStyle w:val="Heading3"/>
+        <w:rPr>
+          <w:rFonts w:ascii="Times New Roman" w:hAnsi="Times New Roman" w:cs="Times New Roman"/>
+          <w:sz w:val="36"/>
+          <w:szCs w:val="36"/>
         </w:rPr>
       </w:pPr>
       <w:bookmarkStart w:id="50" w:name="adatbázis-kapcsolat"/>
@@ -10090,6 +10835,8 @@
       <w:r>
         <w:rPr>
           <w:rFonts w:ascii="Times New Roman" w:hAnsi="Times New Roman" w:cs="Times New Roman"/>
+          <w:sz w:val="36"/>
+          <w:szCs w:val="36"/>
         </w:rPr>
         <w:t>4.2. Adatbázis Kapcsolat</w:t>
       </w:r>
@@ -10185,8 +10932,23 @@
         <w:rPr>
           <w:rFonts w:ascii="Times New Roman" w:hAnsi="Times New Roman" w:cs="Times New Roman"/>
         </w:rPr>
-        <w:t xml:space="preserve">Security &amp; prepared statements: A kód nagy részét átdolgoztuk, hogy a </w:t>
-      </w:r>
+        <w:t xml:space="preserve">Security &amp; prepared statements: A kód nagy részét átdolgoztuk, </w:t>
+      </w:r>
+      <w:proofErr w:type="spellStart"/>
+      <w:r>
+        <w:rPr>
+          <w:rFonts w:ascii="Times New Roman" w:hAnsi="Times New Roman" w:cs="Times New Roman"/>
+        </w:rPr>
+        <w:t>hogy</w:t>
+      </w:r>
+      <w:proofErr w:type="spellEnd"/>
+      <w:r>
+        <w:rPr>
+          <w:rFonts w:ascii="Times New Roman" w:hAnsi="Times New Roman" w:cs="Times New Roman"/>
+        </w:rPr>
+        <w:t xml:space="preserve"> a </w:t>
+      </w:r>
+      <w:proofErr w:type="spellStart"/>
       <w:r>
         <w:rPr>
           <w:rStyle w:val="VerbatimChar"/>
@@ -10202,7 +10964,16 @@
           <w:rFonts w:ascii="Times New Roman" w:hAnsi="Times New Roman" w:cs="Times New Roman"/>
           <w:sz w:val="24"/>
         </w:rPr>
-        <w:t>prepared(</w:t>
+        <w:t>prepared</w:t>
+      </w:r>
+      <w:proofErr w:type="spellEnd"/>
+      <w:r>
+        <w:rPr>
+          <w:rStyle w:val="VerbatimChar"/>
+          <w:rFonts w:ascii="Times New Roman" w:hAnsi="Times New Roman" w:cs="Times New Roman"/>
+          <w:sz w:val="24"/>
+        </w:rPr>
+        <w:t>(</w:t>
       </w:r>
       <w:proofErr w:type="gramEnd"/>
       <w:r>
@@ -10275,14 +11046,30 @@
         <w:rPr>
           <w:rFonts w:ascii="Times New Roman" w:hAnsi="Times New Roman" w:cs="Times New Roman"/>
         </w:rPr>
-        <w:t xml:space="preserve"> a mysqli prepared statements használatát biztosítja. Ezzel jelentősen csökkent a kockázata az SQL injekcióknak, és egységesebbé vált a lekérdezések kezelése.</w:t>
-      </w:r>
-    </w:p>
-    <w:p>
-      <w:pPr>
-        <w:pStyle w:val="Cmsor3"/>
-        <w:rPr>
-          <w:rFonts w:ascii="Times New Roman" w:hAnsi="Times New Roman" w:cs="Times New Roman"/>
+        <w:t xml:space="preserve"> a </w:t>
+      </w:r>
+      <w:proofErr w:type="spellStart"/>
+      <w:r>
+        <w:rPr>
+          <w:rFonts w:ascii="Times New Roman" w:hAnsi="Times New Roman" w:cs="Times New Roman"/>
+        </w:rPr>
+        <w:t>mysqli</w:t>
+      </w:r>
+      <w:proofErr w:type="spellEnd"/>
+      <w:r>
+        <w:rPr>
+          <w:rFonts w:ascii="Times New Roman" w:hAnsi="Times New Roman" w:cs="Times New Roman"/>
+        </w:rPr>
+        <w:t xml:space="preserve"> prepared statements használatát biztosítja. Ezzel jelentősen csökkent a kockázata az SQL injekcióknak, és egységesebbé vált a lekérdezések kezelése.</w:t>
+      </w:r>
+    </w:p>
+    <w:p>
+      <w:pPr>
+        <w:pStyle w:val="Heading3"/>
+        <w:rPr>
+          <w:rFonts w:ascii="Times New Roman" w:hAnsi="Times New Roman" w:cs="Times New Roman"/>
+          <w:sz w:val="36"/>
+          <w:szCs w:val="36"/>
         </w:rPr>
       </w:pPr>
       <w:bookmarkStart w:id="51" w:name="fájlkezelés"/>
@@ -10290,8 +11077,9 @@
       <w:r>
         <w:rPr>
           <w:rFonts w:ascii="Times New Roman" w:hAnsi="Times New Roman" w:cs="Times New Roman"/>
-        </w:rPr>
-        <w:lastRenderedPageBreak/>
+          <w:sz w:val="36"/>
+          <w:szCs w:val="36"/>
+        </w:rPr>
         <w:t>4.3. Fájlkezelés</w:t>
       </w:r>
     </w:p>
@@ -10311,11 +11099,11 @@
     </w:p>
     <w:p>
       <w:pPr>
-        <w:pStyle w:val="Cmsor2"/>
-        <w:rPr>
-          <w:rFonts w:ascii="Times New Roman" w:hAnsi="Times New Roman" w:cs="Times New Roman"/>
-          <w:sz w:val="24"/>
-          <w:szCs w:val="24"/>
+        <w:pStyle w:val="Heading2"/>
+        <w:rPr>
+          <w:rFonts w:ascii="Times New Roman" w:hAnsi="Times New Roman" w:cs="Times New Roman"/>
+          <w:sz w:val="40"/>
+          <w:szCs w:val="40"/>
         </w:rPr>
       </w:pPr>
       <w:bookmarkStart w:id="52" w:name="deployment"/>
@@ -10324,23 +11112,27 @@
       <w:r>
         <w:rPr>
           <w:rFonts w:ascii="Times New Roman" w:hAnsi="Times New Roman" w:cs="Times New Roman"/>
-          <w:sz w:val="24"/>
-          <w:szCs w:val="24"/>
+          <w:sz w:val="40"/>
+          <w:szCs w:val="40"/>
         </w:rPr>
         <w:t>5. Deployment</w:t>
       </w:r>
     </w:p>
     <w:p>
       <w:pPr>
-        <w:pStyle w:val="Cmsor3"/>
-        <w:rPr>
-          <w:rFonts w:ascii="Times New Roman" w:hAnsi="Times New Roman" w:cs="Times New Roman"/>
+        <w:pStyle w:val="Heading3"/>
+        <w:rPr>
+          <w:rFonts w:ascii="Times New Roman" w:hAnsi="Times New Roman" w:cs="Times New Roman"/>
+          <w:sz w:val="36"/>
+          <w:szCs w:val="36"/>
         </w:rPr>
       </w:pPr>
       <w:bookmarkStart w:id="53" w:name="környezetek"/>
       <w:r>
         <w:rPr>
           <w:rFonts w:ascii="Times New Roman" w:hAnsi="Times New Roman" w:cs="Times New Roman"/>
+          <w:sz w:val="36"/>
+          <w:szCs w:val="36"/>
         </w:rPr>
         <w:t>5.1. Környezetek</w:t>
       </w:r>
@@ -10399,9 +11191,11 @@
     </w:p>
     <w:p>
       <w:pPr>
-        <w:pStyle w:val="Cmsor3"/>
-        <w:rPr>
-          <w:rFonts w:ascii="Times New Roman" w:hAnsi="Times New Roman" w:cs="Times New Roman"/>
+        <w:pStyle w:val="Heading3"/>
+        <w:rPr>
+          <w:rFonts w:ascii="Times New Roman" w:hAnsi="Times New Roman" w:cs="Times New Roman"/>
+          <w:sz w:val="36"/>
+          <w:szCs w:val="36"/>
         </w:rPr>
       </w:pPr>
       <w:bookmarkStart w:id="54" w:name="fejlesztői-környezet"/>
@@ -10409,6 +11203,8 @@
       <w:r>
         <w:rPr>
           <w:rFonts w:ascii="Times New Roman" w:hAnsi="Times New Roman" w:cs="Times New Roman"/>
+          <w:sz w:val="36"/>
+          <w:szCs w:val="36"/>
         </w:rPr>
         <w:t>5.2. Fejlesztői környezet</w:t>
       </w:r>
@@ -10429,9 +11225,11 @@
     </w:p>
     <w:p>
       <w:pPr>
-        <w:pStyle w:val="Cmsor3"/>
-        <w:rPr>
-          <w:rFonts w:ascii="Times New Roman" w:hAnsi="Times New Roman" w:cs="Times New Roman"/>
+        <w:pStyle w:val="Heading3"/>
+        <w:rPr>
+          <w:rFonts w:ascii="Times New Roman" w:hAnsi="Times New Roman" w:cs="Times New Roman"/>
+          <w:sz w:val="36"/>
+          <w:szCs w:val="36"/>
         </w:rPr>
       </w:pPr>
       <w:bookmarkStart w:id="55" w:name="kód-commit-és-push"/>
@@ -10439,6 +11237,8 @@
       <w:r>
         <w:rPr>
           <w:rFonts w:ascii="Times New Roman" w:hAnsi="Times New Roman" w:cs="Times New Roman"/>
+          <w:sz w:val="36"/>
+          <w:szCs w:val="36"/>
         </w:rPr>
         <w:t>5.3. Kód commit és push</w:t>
       </w:r>
@@ -10454,7 +11254,49 @@
         <w:rPr>
           <w:rFonts w:ascii="Times New Roman" w:hAnsi="Times New Roman" w:cs="Times New Roman"/>
         </w:rPr>
-        <w:t xml:space="preserve">A kódot Git segítségével kezeljük, és minden </w:t>
+        <w:t xml:space="preserve">A kódot Git segítségével </w:t>
+      </w:r>
+      <w:proofErr w:type="spellStart"/>
+      <w:r>
+        <w:rPr>
+          <w:rFonts w:ascii="Times New Roman" w:hAnsi="Times New Roman" w:cs="Times New Roman"/>
+        </w:rPr>
+        <w:t>kezeljük</w:t>
+      </w:r>
+      <w:proofErr w:type="spellEnd"/>
+      <w:r>
+        <w:rPr>
+          <w:rFonts w:ascii="Times New Roman" w:hAnsi="Times New Roman" w:cs="Times New Roman"/>
+        </w:rPr>
+        <w:t xml:space="preserve">, </w:t>
+      </w:r>
+      <w:proofErr w:type="spellStart"/>
+      <w:r>
+        <w:rPr>
+          <w:rFonts w:ascii="Times New Roman" w:hAnsi="Times New Roman" w:cs="Times New Roman"/>
+        </w:rPr>
+        <w:t>és</w:t>
+      </w:r>
+      <w:proofErr w:type="spellEnd"/>
+      <w:r>
+        <w:rPr>
+          <w:rFonts w:ascii="Times New Roman" w:hAnsi="Times New Roman" w:cs="Times New Roman"/>
+        </w:rPr>
+        <w:t xml:space="preserve"> </w:t>
+      </w:r>
+      <w:proofErr w:type="spellStart"/>
+      <w:r>
+        <w:rPr>
+          <w:rFonts w:ascii="Times New Roman" w:hAnsi="Times New Roman" w:cs="Times New Roman"/>
+        </w:rPr>
+        <w:t>minden</w:t>
+      </w:r>
+      <w:proofErr w:type="spellEnd"/>
+      <w:r>
+        <w:rPr>
+          <w:rFonts w:ascii="Times New Roman" w:hAnsi="Times New Roman" w:cs="Times New Roman"/>
+        </w:rPr>
+        <w:t xml:space="preserve"> </w:t>
       </w:r>
       <w:proofErr w:type="spellStart"/>
       <w:r>
@@ -10513,9 +11355,11 @@
     </w:p>
     <w:p>
       <w:pPr>
-        <w:pStyle w:val="Cmsor3"/>
-        <w:rPr>
-          <w:rFonts w:ascii="Times New Roman" w:hAnsi="Times New Roman" w:cs="Times New Roman"/>
+        <w:pStyle w:val="Heading3"/>
+        <w:rPr>
+          <w:rFonts w:ascii="Times New Roman" w:hAnsi="Times New Roman" w:cs="Times New Roman"/>
+          <w:sz w:val="36"/>
+          <w:szCs w:val="36"/>
         </w:rPr>
       </w:pPr>
       <w:bookmarkStart w:id="56" w:name="code-review"/>
@@ -10523,6 +11367,8 @@
       <w:r>
         <w:rPr>
           <w:rFonts w:ascii="Times New Roman" w:hAnsi="Times New Roman" w:cs="Times New Roman"/>
+          <w:sz w:val="36"/>
+          <w:szCs w:val="36"/>
         </w:rPr>
         <w:t>5.4. Code review</w:t>
       </w:r>
@@ -10543,9 +11389,11 @@
     </w:p>
     <w:p>
       <w:pPr>
-        <w:pStyle w:val="Cmsor3"/>
-        <w:rPr>
-          <w:rFonts w:ascii="Times New Roman" w:hAnsi="Times New Roman" w:cs="Times New Roman"/>
+        <w:pStyle w:val="Heading3"/>
+        <w:rPr>
+          <w:rFonts w:ascii="Times New Roman" w:hAnsi="Times New Roman" w:cs="Times New Roman"/>
+          <w:sz w:val="36"/>
+          <w:szCs w:val="36"/>
         </w:rPr>
       </w:pPr>
       <w:bookmarkStart w:id="57" w:name="hibaelhárítás"/>
@@ -10553,6 +11401,8 @@
       <w:r>
         <w:rPr>
           <w:rFonts w:ascii="Times New Roman" w:hAnsi="Times New Roman" w:cs="Times New Roman"/>
+          <w:sz w:val="36"/>
+          <w:szCs w:val="36"/>
         </w:rPr>
         <w:t>5.5. Hibaelhárítás</w:t>
       </w:r>
@@ -10573,11 +11423,11 @@
     </w:p>
     <w:p>
       <w:pPr>
-        <w:pStyle w:val="Cmsor2"/>
-        <w:rPr>
-          <w:rFonts w:ascii="Times New Roman" w:hAnsi="Times New Roman" w:cs="Times New Roman"/>
-          <w:sz w:val="24"/>
-          <w:szCs w:val="24"/>
+        <w:pStyle w:val="Heading2"/>
+        <w:rPr>
+          <w:rFonts w:ascii="Times New Roman" w:hAnsi="Times New Roman" w:cs="Times New Roman"/>
+          <w:sz w:val="40"/>
+          <w:szCs w:val="40"/>
         </w:rPr>
       </w:pPr>
       <w:bookmarkStart w:id="58" w:name="biztonság"/>
@@ -10586,32 +11436,39 @@
       <w:r>
         <w:rPr>
           <w:rFonts w:ascii="Times New Roman" w:hAnsi="Times New Roman" w:cs="Times New Roman"/>
-          <w:sz w:val="24"/>
-          <w:szCs w:val="24"/>
-        </w:rPr>
+          <w:sz w:val="40"/>
+          <w:szCs w:val="40"/>
+        </w:rPr>
+        <w:lastRenderedPageBreak/>
         <w:t>6. Biztonság</w:t>
       </w:r>
     </w:p>
     <w:p>
       <w:pPr>
-        <w:pStyle w:val="Cmsor3"/>
-        <w:rPr>
-          <w:rFonts w:ascii="Times New Roman" w:hAnsi="Times New Roman" w:cs="Times New Roman"/>
+        <w:pStyle w:val="Heading3"/>
+        <w:rPr>
+          <w:rFonts w:ascii="Times New Roman" w:hAnsi="Times New Roman" w:cs="Times New Roman"/>
+          <w:sz w:val="36"/>
+          <w:szCs w:val="36"/>
         </w:rPr>
       </w:pPr>
       <w:bookmarkStart w:id="59" w:name="autentikáció"/>
       <w:r>
         <w:rPr>
           <w:rFonts w:ascii="Times New Roman" w:hAnsi="Times New Roman" w:cs="Times New Roman"/>
+          <w:sz w:val="36"/>
+          <w:szCs w:val="36"/>
         </w:rPr>
         <w:t>6.1. Autentikáció</w:t>
       </w:r>
     </w:p>
     <w:p>
       <w:pPr>
-        <w:pStyle w:val="Cmsor3"/>
-        <w:rPr>
-          <w:rFonts w:ascii="Times New Roman" w:hAnsi="Times New Roman" w:cs="Times New Roman"/>
+        <w:pStyle w:val="Heading3"/>
+        <w:rPr>
+          <w:rFonts w:ascii="Times New Roman" w:hAnsi="Times New Roman" w:cs="Times New Roman"/>
+          <w:sz w:val="36"/>
+          <w:szCs w:val="36"/>
         </w:rPr>
       </w:pPr>
       <w:bookmarkStart w:id="60" w:name="jogosultságkezelés-rbac"/>
@@ -10619,17 +11476,19 @@
       <w:r>
         <w:rPr>
           <w:rFonts w:ascii="Times New Roman" w:hAnsi="Times New Roman" w:cs="Times New Roman"/>
+          <w:sz w:val="36"/>
+          <w:szCs w:val="36"/>
         </w:rPr>
         <w:t>6.2. Jogosultságkezelés (RBAC)</w:t>
       </w:r>
     </w:p>
     <w:p>
       <w:pPr>
-        <w:pStyle w:val="Cmsor2"/>
-        <w:rPr>
-          <w:rFonts w:ascii="Times New Roman" w:hAnsi="Times New Roman" w:cs="Times New Roman"/>
-          <w:sz w:val="24"/>
-          <w:szCs w:val="24"/>
+        <w:pStyle w:val="Heading2"/>
+        <w:rPr>
+          <w:rFonts w:ascii="Times New Roman" w:hAnsi="Times New Roman" w:cs="Times New Roman"/>
+          <w:sz w:val="40"/>
+          <w:szCs w:val="40"/>
         </w:rPr>
       </w:pPr>
       <w:bookmarkStart w:id="61" w:name="tesztelés"/>
@@ -10638,32 +11497,38 @@
       <w:r>
         <w:rPr>
           <w:rFonts w:ascii="Times New Roman" w:hAnsi="Times New Roman" w:cs="Times New Roman"/>
-          <w:sz w:val="24"/>
-          <w:szCs w:val="24"/>
+          <w:sz w:val="40"/>
+          <w:szCs w:val="40"/>
         </w:rPr>
         <w:t>7. Tesztelés</w:t>
       </w:r>
     </w:p>
     <w:p>
       <w:pPr>
-        <w:pStyle w:val="Cmsor3"/>
-        <w:rPr>
-          <w:rFonts w:ascii="Times New Roman" w:hAnsi="Times New Roman" w:cs="Times New Roman"/>
+        <w:pStyle w:val="Heading3"/>
+        <w:rPr>
+          <w:rFonts w:ascii="Times New Roman" w:hAnsi="Times New Roman" w:cs="Times New Roman"/>
+          <w:sz w:val="36"/>
+          <w:szCs w:val="36"/>
         </w:rPr>
       </w:pPr>
       <w:bookmarkStart w:id="62" w:name="egység-tesztek"/>
       <w:r>
         <w:rPr>
           <w:rFonts w:ascii="Times New Roman" w:hAnsi="Times New Roman" w:cs="Times New Roman"/>
+          <w:sz w:val="36"/>
+          <w:szCs w:val="36"/>
         </w:rPr>
         <w:t>7.1. Egység Tesztek</w:t>
       </w:r>
     </w:p>
     <w:p>
       <w:pPr>
-        <w:pStyle w:val="Cmsor3"/>
-        <w:rPr>
-          <w:rFonts w:ascii="Times New Roman" w:hAnsi="Times New Roman" w:cs="Times New Roman"/>
+        <w:pStyle w:val="Heading3"/>
+        <w:rPr>
+          <w:rFonts w:ascii="Times New Roman" w:hAnsi="Times New Roman" w:cs="Times New Roman"/>
+          <w:sz w:val="36"/>
+          <w:szCs w:val="36"/>
         </w:rPr>
       </w:pPr>
       <w:bookmarkStart w:id="63" w:name="manuális-tesztek"/>
@@ -10671,17 +11536,19 @@
       <w:r>
         <w:rPr>
           <w:rFonts w:ascii="Times New Roman" w:hAnsi="Times New Roman" w:cs="Times New Roman"/>
+          <w:sz w:val="36"/>
+          <w:szCs w:val="36"/>
         </w:rPr>
         <w:t>7.2. Manuális Tesztek</w:t>
       </w:r>
     </w:p>
     <w:p>
       <w:pPr>
-        <w:pStyle w:val="Cmsor2"/>
-        <w:rPr>
-          <w:rFonts w:ascii="Times New Roman" w:hAnsi="Times New Roman" w:cs="Times New Roman"/>
-          <w:sz w:val="24"/>
-          <w:szCs w:val="24"/>
+        <w:pStyle w:val="Heading2"/>
+        <w:rPr>
+          <w:rFonts w:ascii="Times New Roman" w:hAnsi="Times New Roman" w:cs="Times New Roman"/>
+          <w:sz w:val="36"/>
+          <w:szCs w:val="36"/>
         </w:rPr>
       </w:pPr>
       <w:bookmarkStart w:id="64" w:name="felhasználói-dokumentáció"/>
@@ -10690,23 +11557,27 @@
       <w:r>
         <w:rPr>
           <w:rFonts w:ascii="Times New Roman" w:hAnsi="Times New Roman" w:cs="Times New Roman"/>
-          <w:sz w:val="24"/>
-          <w:szCs w:val="24"/>
+          <w:sz w:val="36"/>
+          <w:szCs w:val="36"/>
         </w:rPr>
         <w:t>8. Felhasználói Dokumentáció</w:t>
       </w:r>
     </w:p>
     <w:p>
       <w:pPr>
-        <w:pStyle w:val="Cmsor3"/>
-        <w:rPr>
-          <w:rFonts w:ascii="Times New Roman" w:hAnsi="Times New Roman" w:cs="Times New Roman"/>
+        <w:pStyle w:val="Heading3"/>
+        <w:rPr>
+          <w:rFonts w:ascii="Times New Roman" w:hAnsi="Times New Roman" w:cs="Times New Roman"/>
+          <w:sz w:val="36"/>
+          <w:szCs w:val="36"/>
         </w:rPr>
       </w:pPr>
       <w:bookmarkStart w:id="65" w:name="elérés-használatba-vétel"/>
       <w:r>
         <w:rPr>
           <w:rFonts w:ascii="Times New Roman" w:hAnsi="Times New Roman" w:cs="Times New Roman"/>
+          <w:sz w:val="36"/>
+          <w:szCs w:val="36"/>
         </w:rPr>
         <w:t>8.1. Elérés / Használatba vétel</w:t>
       </w:r>
@@ -10755,7 +11626,7 @@
     </w:p>
     <w:p>
       <w:pPr>
-        <w:pStyle w:val="Cmsor4"/>
+        <w:pStyle w:val="Heading4"/>
         <w:rPr>
           <w:rFonts w:ascii="Times New Roman" w:hAnsi="Times New Roman" w:cs="Times New Roman"/>
         </w:rPr>
@@ -10898,7 +11769,7 @@
     </w:p>
     <w:p>
       <w:pPr>
-        <w:pStyle w:val="Cmsor4"/>
+        <w:pStyle w:val="Heading4"/>
         <w:rPr>
           <w:rFonts w:ascii="Times New Roman" w:hAnsi="Times New Roman" w:cs="Times New Roman"/>
         </w:rPr>
@@ -10909,7 +11780,6 @@
         <w:rPr>
           <w:rFonts w:ascii="Times New Roman" w:hAnsi="Times New Roman" w:cs="Times New Roman"/>
         </w:rPr>
-        <w:lastRenderedPageBreak/>
         <w:t>Első belépés előtt</w:t>
       </w:r>
     </w:p>
@@ -11032,21 +11902,77 @@
         <w:rPr>
           <w:rFonts w:ascii="Times New Roman" w:hAnsi="Times New Roman" w:cs="Times New Roman"/>
         </w:rPr>
-        <w:t xml:space="preserve"> a postafiókod és aktiváld a fiókot.</w:t>
-      </w:r>
-    </w:p>
-    <w:p>
-      <w:pPr>
-        <w:pStyle w:val="Szvegblokk"/>
-        <w:rPr>
-          <w:rFonts w:ascii="Times New Roman" w:hAnsi="Times New Roman" w:cs="Times New Roman"/>
-        </w:rPr>
-      </w:pPr>
-      <w:r>
-        <w:rPr>
-          <w:rFonts w:ascii="Times New Roman" w:hAnsi="Times New Roman" w:cs="Times New Roman"/>
-        </w:rPr>
-        <w:t xml:space="preserve">Megjegyzés: A fejlesztői / lokális futtatás (XAMPP, adatbázis import, stb.) nem része a </w:t>
+        <w:t xml:space="preserve"> a </w:t>
+      </w:r>
+      <w:proofErr w:type="spellStart"/>
+      <w:r>
+        <w:rPr>
+          <w:rFonts w:ascii="Times New Roman" w:hAnsi="Times New Roman" w:cs="Times New Roman"/>
+        </w:rPr>
+        <w:t>postafiókod</w:t>
+      </w:r>
+      <w:proofErr w:type="spellEnd"/>
+      <w:r>
+        <w:rPr>
+          <w:rFonts w:ascii="Times New Roman" w:hAnsi="Times New Roman" w:cs="Times New Roman"/>
+        </w:rPr>
+        <w:t xml:space="preserve"> </w:t>
+      </w:r>
+      <w:proofErr w:type="spellStart"/>
+      <w:r>
+        <w:rPr>
+          <w:rFonts w:ascii="Times New Roman" w:hAnsi="Times New Roman" w:cs="Times New Roman"/>
+        </w:rPr>
+        <w:t>és</w:t>
+      </w:r>
+      <w:proofErr w:type="spellEnd"/>
+      <w:r>
+        <w:rPr>
+          <w:rFonts w:ascii="Times New Roman" w:hAnsi="Times New Roman" w:cs="Times New Roman"/>
+        </w:rPr>
+        <w:t xml:space="preserve"> aktiváld a fiókot.</w:t>
+      </w:r>
+    </w:p>
+    <w:p>
+      <w:pPr>
+        <w:pStyle w:val="BlockText"/>
+        <w:rPr>
+          <w:rFonts w:ascii="Times New Roman" w:hAnsi="Times New Roman" w:cs="Times New Roman"/>
+        </w:rPr>
+      </w:pPr>
+      <w:r>
+        <w:rPr>
+          <w:rFonts w:ascii="Times New Roman" w:hAnsi="Times New Roman" w:cs="Times New Roman"/>
+        </w:rPr>
+        <w:t xml:space="preserve">Megjegyzés: A fejlesztői / lokális futtatás (XAMPP, adatbázis import, stb.) </w:t>
+      </w:r>
+      <w:proofErr w:type="spellStart"/>
+      <w:r>
+        <w:rPr>
+          <w:rFonts w:ascii="Times New Roman" w:hAnsi="Times New Roman" w:cs="Times New Roman"/>
+        </w:rPr>
+        <w:t>nem</w:t>
+      </w:r>
+      <w:proofErr w:type="spellEnd"/>
+      <w:r>
+        <w:rPr>
+          <w:rFonts w:ascii="Times New Roman" w:hAnsi="Times New Roman" w:cs="Times New Roman"/>
+        </w:rPr>
+        <w:t xml:space="preserve"> </w:t>
+      </w:r>
+      <w:proofErr w:type="spellStart"/>
+      <w:r>
+        <w:rPr>
+          <w:rFonts w:ascii="Times New Roman" w:hAnsi="Times New Roman" w:cs="Times New Roman"/>
+        </w:rPr>
+        <w:t>része</w:t>
+      </w:r>
+      <w:proofErr w:type="spellEnd"/>
+      <w:r>
+        <w:rPr>
+          <w:rFonts w:ascii="Times New Roman" w:hAnsi="Times New Roman" w:cs="Times New Roman"/>
+        </w:rPr>
+        <w:t xml:space="preserve"> a </w:t>
       </w:r>
       <w:proofErr w:type="spellStart"/>
       <w:r>
@@ -11118,20 +12044,46 @@
           <w:b/>
           <w:bCs/>
         </w:rPr>
-        <w:t xml:space="preserve"> Dokumentációban</w:t>
-      </w:r>
-      <w:r>
-        <w:rPr>
-          <w:rFonts w:ascii="Times New Roman" w:hAnsi="Times New Roman" w:cs="Times New Roman"/>
-        </w:rPr>
-        <w:t xml:space="preserve"> találhatók.</w:t>
-      </w:r>
-    </w:p>
-    <w:p>
-      <w:pPr>
-        <w:pStyle w:val="Cmsor3"/>
-        <w:rPr>
-          <w:rFonts w:ascii="Times New Roman" w:hAnsi="Times New Roman" w:cs="Times New Roman"/>
+        <w:t xml:space="preserve"> </w:t>
+      </w:r>
+      <w:proofErr w:type="spellStart"/>
+      <w:r>
+        <w:rPr>
+          <w:rFonts w:ascii="Times New Roman" w:hAnsi="Times New Roman" w:cs="Times New Roman"/>
+          <w:b/>
+          <w:bCs/>
+        </w:rPr>
+        <w:t>Dokumentációban</w:t>
+      </w:r>
+      <w:proofErr w:type="spellEnd"/>
+      <w:r>
+        <w:rPr>
+          <w:rFonts w:ascii="Times New Roman" w:hAnsi="Times New Roman" w:cs="Times New Roman"/>
+        </w:rPr>
+        <w:t xml:space="preserve"> </w:t>
+      </w:r>
+      <w:proofErr w:type="spellStart"/>
+      <w:r>
+        <w:rPr>
+          <w:rFonts w:ascii="Times New Roman" w:hAnsi="Times New Roman" w:cs="Times New Roman"/>
+        </w:rPr>
+        <w:t>találhatók</w:t>
+      </w:r>
+      <w:proofErr w:type="spellEnd"/>
+      <w:r>
+        <w:rPr>
+          <w:rFonts w:ascii="Times New Roman" w:hAnsi="Times New Roman" w:cs="Times New Roman"/>
+        </w:rPr>
+        <w:t>.</w:t>
+      </w:r>
+    </w:p>
+    <w:p>
+      <w:pPr>
+        <w:pStyle w:val="Heading3"/>
+        <w:rPr>
+          <w:rFonts w:ascii="Times New Roman" w:hAnsi="Times New Roman" w:cs="Times New Roman"/>
+          <w:sz w:val="40"/>
+          <w:szCs w:val="40"/>
         </w:rPr>
       </w:pPr>
       <w:bookmarkStart w:id="68" w:name="használat"/>
@@ -11140,6 +12092,8 @@
       <w:r>
         <w:rPr>
           <w:rFonts w:ascii="Times New Roman" w:hAnsi="Times New Roman" w:cs="Times New Roman"/>
+          <w:sz w:val="40"/>
+          <w:szCs w:val="40"/>
         </w:rPr>
         <w:t>8.2. Használat</w:t>
       </w:r>
@@ -11160,7 +12114,7 @@
     </w:p>
     <w:p>
       <w:pPr>
-        <w:pStyle w:val="Cmsor4"/>
+        <w:pStyle w:val="Heading4"/>
         <w:ind w:left="240"/>
         <w:rPr>
           <w:rFonts w:ascii="Times New Roman" w:hAnsi="Times New Roman" w:cs="Times New Roman"/>
@@ -11357,6 +12311,7 @@
         <w:rPr>
           <w:rFonts w:ascii="Times New Roman" w:hAnsi="Times New Roman" w:cs="Times New Roman"/>
         </w:rPr>
+        <w:lastRenderedPageBreak/>
         <w:t xml:space="preserve">Kattints a </w:t>
       </w:r>
       <w:r>
@@ -11390,7 +12345,21 @@
         <w:rPr>
           <w:rFonts w:ascii="Times New Roman" w:hAnsi="Times New Roman" w:cs="Times New Roman"/>
         </w:rPr>
-        <w:t xml:space="preserve">(Ha szükséges) </w:t>
+        <w:t xml:space="preserve">(Ha </w:t>
+      </w:r>
+      <w:proofErr w:type="spellStart"/>
+      <w:r>
+        <w:rPr>
+          <w:rFonts w:ascii="Times New Roman" w:hAnsi="Times New Roman" w:cs="Times New Roman"/>
+        </w:rPr>
+        <w:t>szükséges</w:t>
+      </w:r>
+      <w:proofErr w:type="spellEnd"/>
+      <w:r>
+        <w:rPr>
+          <w:rFonts w:ascii="Times New Roman" w:hAnsi="Times New Roman" w:cs="Times New Roman"/>
+        </w:rPr>
+        <w:t xml:space="preserve">) </w:t>
       </w:r>
       <w:proofErr w:type="spellStart"/>
       <w:r>
@@ -11626,7 +12595,7 @@
     </w:p>
     <w:p>
       <w:pPr>
-        <w:pStyle w:val="Cmsor4"/>
+        <w:pStyle w:val="Heading4"/>
         <w:ind w:left="240"/>
         <w:rPr>
           <w:rFonts w:ascii="Times New Roman" w:hAnsi="Times New Roman" w:cs="Times New Roman"/>
@@ -11948,7 +12917,7 @@
     </w:p>
     <w:p>
       <w:pPr>
-        <w:pStyle w:val="Cmsor4"/>
+        <w:pStyle w:val="Heading4"/>
         <w:ind w:left="240"/>
         <w:rPr>
           <w:rFonts w:ascii="Times New Roman" w:hAnsi="Times New Roman" w:cs="Times New Roman"/>
@@ -12140,7 +13109,6 @@
         <w:rPr>
           <w:rFonts w:ascii="Times New Roman" w:hAnsi="Times New Roman" w:cs="Times New Roman"/>
         </w:rPr>
-        <w:lastRenderedPageBreak/>
         <w:t xml:space="preserve">A jegyzet adatlapján kattints a </w:t>
       </w:r>
       <w:r>
@@ -12183,7 +13151,7 @@
     </w:p>
     <w:p>
       <w:pPr>
-        <w:pStyle w:val="Cmsor4"/>
+        <w:pStyle w:val="Heading4"/>
         <w:ind w:left="240"/>
         <w:rPr>
           <w:rFonts w:ascii="Times New Roman" w:hAnsi="Times New Roman" w:cs="Times New Roman"/>
@@ -12382,7 +13350,21 @@
         <w:rPr>
           <w:rFonts w:ascii="Times New Roman" w:hAnsi="Times New Roman" w:cs="Times New Roman"/>
         </w:rPr>
-        <w:t xml:space="preserve"> függően).</w:t>
+        <w:t xml:space="preserve"> </w:t>
+      </w:r>
+      <w:proofErr w:type="spellStart"/>
+      <w:r>
+        <w:rPr>
+          <w:rFonts w:ascii="Times New Roman" w:hAnsi="Times New Roman" w:cs="Times New Roman"/>
+        </w:rPr>
+        <w:t>függően</w:t>
+      </w:r>
+      <w:proofErr w:type="spellEnd"/>
+      <w:r>
+        <w:rPr>
+          <w:rFonts w:ascii="Times New Roman" w:hAnsi="Times New Roman" w:cs="Times New Roman"/>
+        </w:rPr>
+        <w:t>).</w:t>
       </w:r>
     </w:p>
     <w:p>
@@ -12461,7 +13443,7 @@
     </w:p>
     <w:p>
       <w:pPr>
-        <w:pStyle w:val="Cmsor4"/>
+        <w:pStyle w:val="Heading4"/>
         <w:ind w:left="240"/>
         <w:rPr>
           <w:rFonts w:ascii="Times New Roman" w:hAnsi="Times New Roman" w:cs="Times New Roman"/>
@@ -12473,6 +13455,7 @@
         <w:rPr>
           <w:rFonts w:ascii="Times New Roman" w:hAnsi="Times New Roman" w:cs="Times New Roman"/>
         </w:rPr>
+        <w:lastRenderedPageBreak/>
         <w:t>8.2.5. Kommentelés, értékelés, kedvencek</w:t>
       </w:r>
     </w:p>
@@ -12587,7 +13570,7 @@
     </w:p>
     <w:p>
       <w:pPr>
-        <w:pStyle w:val="Cmsor4"/>
+        <w:pStyle w:val="Heading4"/>
         <w:ind w:left="240"/>
         <w:rPr>
           <w:rFonts w:ascii="Times New Roman" w:hAnsi="Times New Roman" w:cs="Times New Roman"/>
@@ -12732,7 +13715,7 @@
     </w:p>
     <w:p>
       <w:pPr>
-        <w:pStyle w:val="Cmsor5"/>
+        <w:pStyle w:val="Heading5"/>
         <w:ind w:left="240"/>
         <w:rPr>
           <w:rFonts w:ascii="Times New Roman" w:hAnsi="Times New Roman" w:cs="Times New Roman"/>
@@ -12818,13 +13801,37 @@
           <w:rFonts w:ascii="Times New Roman" w:hAnsi="Times New Roman" w:cs="Times New Roman"/>
           <w:sz w:val="24"/>
         </w:rPr>
-        <w:t>CSS kód</w:t>
-      </w:r>
-      <w:r>
-        <w:rPr>
-          <w:rFonts w:ascii="Times New Roman" w:hAnsi="Times New Roman" w:cs="Times New Roman"/>
-        </w:rPr>
-        <w:t xml:space="preserve"> mező, </w:t>
+        <w:t xml:space="preserve">CSS </w:t>
+      </w:r>
+      <w:proofErr w:type="spellStart"/>
+      <w:r>
+        <w:rPr>
+          <w:rStyle w:val="VerbatimChar"/>
+          <w:rFonts w:ascii="Times New Roman" w:hAnsi="Times New Roman" w:cs="Times New Roman"/>
+          <w:sz w:val="24"/>
+        </w:rPr>
+        <w:t>kód</w:t>
+      </w:r>
+      <w:proofErr w:type="spellEnd"/>
+      <w:r>
+        <w:rPr>
+          <w:rFonts w:ascii="Times New Roman" w:hAnsi="Times New Roman" w:cs="Times New Roman"/>
+        </w:rPr>
+        <w:t xml:space="preserve"> </w:t>
+      </w:r>
+      <w:proofErr w:type="spellStart"/>
+      <w:r>
+        <w:rPr>
+          <w:rFonts w:ascii="Times New Roman" w:hAnsi="Times New Roman" w:cs="Times New Roman"/>
+        </w:rPr>
+        <w:t>mező</w:t>
+      </w:r>
+      <w:proofErr w:type="spellEnd"/>
+      <w:r>
+        <w:rPr>
+          <w:rFonts w:ascii="Times New Roman" w:hAnsi="Times New Roman" w:cs="Times New Roman"/>
+        </w:rPr>
+        <w:t xml:space="preserve">, </w:t>
       </w:r>
       <w:proofErr w:type="spellStart"/>
       <w:r>
@@ -12991,7 +13998,21 @@
         <w:rPr>
           <w:rFonts w:ascii="Times New Roman" w:hAnsi="Times New Roman" w:cs="Times New Roman"/>
         </w:rPr>
-        <w:t xml:space="preserve">A szerkesztett CSS beküldéséhez használd az </w:t>
+        <w:t xml:space="preserve">A szerkesztett CSS beküldéséhez használd </w:t>
+      </w:r>
+      <w:proofErr w:type="spellStart"/>
+      <w:r>
+        <w:rPr>
+          <w:rFonts w:ascii="Times New Roman" w:hAnsi="Times New Roman" w:cs="Times New Roman"/>
+        </w:rPr>
+        <w:t>az</w:t>
+      </w:r>
+      <w:proofErr w:type="spellEnd"/>
+      <w:r>
+        <w:rPr>
+          <w:rFonts w:ascii="Times New Roman" w:hAnsi="Times New Roman" w:cs="Times New Roman"/>
+        </w:rPr>
+        <w:t xml:space="preserve"> </w:t>
       </w:r>
       <w:r>
         <w:rPr>
@@ -13069,7 +14090,35 @@
         <w:rPr>
           <w:rFonts w:ascii="Times New Roman" w:hAnsi="Times New Roman" w:cs="Times New Roman"/>
         </w:rPr>
-        <w:t xml:space="preserve"> admin jóváhagyásra kerül.</w:t>
+        <w:t xml:space="preserve"> admin </w:t>
+      </w:r>
+      <w:proofErr w:type="spellStart"/>
+      <w:r>
+        <w:rPr>
+          <w:rFonts w:ascii="Times New Roman" w:hAnsi="Times New Roman" w:cs="Times New Roman"/>
+        </w:rPr>
+        <w:t>jóváhagyásra</w:t>
+      </w:r>
+      <w:proofErr w:type="spellEnd"/>
+      <w:r>
+        <w:rPr>
+          <w:rFonts w:ascii="Times New Roman" w:hAnsi="Times New Roman" w:cs="Times New Roman"/>
+        </w:rPr>
+        <w:t xml:space="preserve"> </w:t>
+      </w:r>
+      <w:proofErr w:type="spellStart"/>
+      <w:r>
+        <w:rPr>
+          <w:rFonts w:ascii="Times New Roman" w:hAnsi="Times New Roman" w:cs="Times New Roman"/>
+        </w:rPr>
+        <w:t>kerül</w:t>
+      </w:r>
+      <w:proofErr w:type="spellEnd"/>
+      <w:r>
+        <w:rPr>
+          <w:rFonts w:ascii="Times New Roman" w:hAnsi="Times New Roman" w:cs="Times New Roman"/>
+        </w:rPr>
+        <w:t>.</w:t>
       </w:r>
     </w:p>
     <w:p>
@@ -13126,7 +14175,6 @@
         <w:rPr>
           <w:rFonts w:ascii="Times New Roman" w:hAnsi="Times New Roman" w:cs="Times New Roman"/>
         </w:rPr>
-        <w:lastRenderedPageBreak/>
         <w:t>elutasítás esetén nem aktiválódik.</w:t>
       </w:r>
     </w:p>
@@ -13163,7 +14211,35 @@
         <w:rPr>
           <w:rFonts w:ascii="Times New Roman" w:hAnsi="Times New Roman" w:cs="Times New Roman"/>
         </w:rPr>
-        <w:t xml:space="preserve">Ne próbálj “láthatatlan” </w:t>
+        <w:t xml:space="preserve">Ne </w:t>
+      </w:r>
+      <w:proofErr w:type="spellStart"/>
+      <w:r>
+        <w:rPr>
+          <w:rFonts w:ascii="Times New Roman" w:hAnsi="Times New Roman" w:cs="Times New Roman"/>
+        </w:rPr>
+        <w:t>próbálj</w:t>
+      </w:r>
+      <w:proofErr w:type="spellEnd"/>
+      <w:r>
+        <w:rPr>
+          <w:rFonts w:ascii="Times New Roman" w:hAnsi="Times New Roman" w:cs="Times New Roman"/>
+        </w:rPr>
+        <w:t xml:space="preserve"> “</w:t>
+      </w:r>
+      <w:proofErr w:type="spellStart"/>
+      <w:r>
+        <w:rPr>
+          <w:rFonts w:ascii="Times New Roman" w:hAnsi="Times New Roman" w:cs="Times New Roman"/>
+        </w:rPr>
+        <w:t>láthatatlan</w:t>
+      </w:r>
+      <w:proofErr w:type="spellEnd"/>
+      <w:r>
+        <w:rPr>
+          <w:rFonts w:ascii="Times New Roman" w:hAnsi="Times New Roman" w:cs="Times New Roman"/>
+        </w:rPr>
+        <w:t xml:space="preserve">” </w:t>
       </w:r>
       <w:proofErr w:type="spellStart"/>
       <w:r>
@@ -13250,7 +14326,49 @@
         <w:rPr>
           <w:rFonts w:ascii="Times New Roman" w:hAnsi="Times New Roman" w:cs="Times New Roman"/>
         </w:rPr>
-        <w:t xml:space="preserve">Ha az előnézet “szétcsúsztatja” az oldalt, </w:t>
+        <w:t>Ha az előnézet “</w:t>
+      </w:r>
+      <w:proofErr w:type="spellStart"/>
+      <w:r>
+        <w:rPr>
+          <w:rFonts w:ascii="Times New Roman" w:hAnsi="Times New Roman" w:cs="Times New Roman"/>
+        </w:rPr>
+        <w:t>szétcsúsztatja</w:t>
+      </w:r>
+      <w:proofErr w:type="spellEnd"/>
+      <w:r>
+        <w:rPr>
+          <w:rFonts w:ascii="Times New Roman" w:hAnsi="Times New Roman" w:cs="Times New Roman"/>
+        </w:rPr>
+        <w:t xml:space="preserve">” </w:t>
+      </w:r>
+      <w:proofErr w:type="spellStart"/>
+      <w:r>
+        <w:rPr>
+          <w:rFonts w:ascii="Times New Roman" w:hAnsi="Times New Roman" w:cs="Times New Roman"/>
+        </w:rPr>
+        <w:t>az</w:t>
+      </w:r>
+      <w:proofErr w:type="spellEnd"/>
+      <w:r>
+        <w:rPr>
+          <w:rFonts w:ascii="Times New Roman" w:hAnsi="Times New Roman" w:cs="Times New Roman"/>
+        </w:rPr>
+        <w:t xml:space="preserve"> </w:t>
+      </w:r>
+      <w:proofErr w:type="spellStart"/>
+      <w:r>
+        <w:rPr>
+          <w:rFonts w:ascii="Times New Roman" w:hAnsi="Times New Roman" w:cs="Times New Roman"/>
+        </w:rPr>
+        <w:t>oldalt</w:t>
+      </w:r>
+      <w:proofErr w:type="spellEnd"/>
+      <w:r>
+        <w:rPr>
+          <w:rFonts w:ascii="Times New Roman" w:hAnsi="Times New Roman" w:cs="Times New Roman"/>
+        </w:rPr>
+        <w:t xml:space="preserve">, </w:t>
       </w:r>
       <w:proofErr w:type="spellStart"/>
       <w:r>
@@ -13321,7 +14439,7 @@
     </w:p>
     <w:p>
       <w:pPr>
-        <w:pStyle w:val="Cmsor4"/>
+        <w:pStyle w:val="Heading4"/>
         <w:ind w:left="240"/>
         <w:rPr>
           <w:rFonts w:ascii="Times New Roman" w:hAnsi="Times New Roman" w:cs="Times New Roman"/>
@@ -13529,7 +14647,7 @@
     </w:p>
     <w:p>
       <w:pPr>
-        <w:pStyle w:val="Cmsor3"/>
+        <w:pStyle w:val="Heading3"/>
         <w:ind w:left="240"/>
         <w:rPr>
           <w:rFonts w:ascii="Times New Roman" w:hAnsi="Times New Roman" w:cs="Times New Roman"/>
@@ -13542,6 +14660,7 @@
         <w:rPr>
           <w:rFonts w:ascii="Times New Roman" w:hAnsi="Times New Roman" w:cs="Times New Roman"/>
         </w:rPr>
+        <w:lastRenderedPageBreak/>
         <w:t>8.3. Weben belüli navigáció (Oldaltérkép)</w:t>
       </w:r>
     </w:p>
@@ -13988,7 +15107,7 @@
     </w:p>
     <w:p>
       <w:pPr>
-        <w:pStyle w:val="Szvegblokk"/>
+        <w:pStyle w:val="BlockText"/>
         <w:ind w:left="720"/>
         <w:rPr>
           <w:rFonts w:ascii="Times New Roman" w:hAnsi="Times New Roman" w:cs="Times New Roman"/>
@@ -14031,10 +15150,12 @@
     </w:p>
     <w:p>
       <w:pPr>
-        <w:pStyle w:val="Cmsor3"/>
+        <w:pStyle w:val="Heading3"/>
         <w:ind w:left="240"/>
         <w:rPr>
           <w:rFonts w:ascii="Times New Roman" w:hAnsi="Times New Roman" w:cs="Times New Roman"/>
+          <w:sz w:val="36"/>
+          <w:szCs w:val="36"/>
         </w:rPr>
       </w:pPr>
       <w:bookmarkStart w:id="78" w:name="biztonsági-tippek"/>
@@ -14042,13 +15163,15 @@
       <w:r>
         <w:rPr>
           <w:rFonts w:ascii="Times New Roman" w:hAnsi="Times New Roman" w:cs="Times New Roman"/>
+          <w:sz w:val="36"/>
+          <w:szCs w:val="36"/>
         </w:rPr>
         <w:t>8.4. Biztonsági Tippek</w:t>
       </w:r>
     </w:p>
     <w:p>
       <w:pPr>
-        <w:pStyle w:val="Cmsor4"/>
+        <w:pStyle w:val="Heading4"/>
         <w:ind w:left="240"/>
         <w:rPr>
           <w:rFonts w:ascii="Times New Roman" w:hAnsi="Times New Roman" w:cs="Times New Roman"/>
@@ -14074,11 +15197,19 @@
           <w:rFonts w:ascii="Times New Roman" w:hAnsi="Times New Roman" w:cs="Times New Roman"/>
         </w:rPr>
       </w:pPr>
-      <w:r>
-        <w:rPr>
-          <w:rFonts w:ascii="Times New Roman" w:hAnsi="Times New Roman" w:cs="Times New Roman"/>
-        </w:rPr>
-        <w:t xml:space="preserve">Használj </w:t>
+      <w:proofErr w:type="spellStart"/>
+      <w:r>
+        <w:rPr>
+          <w:rFonts w:ascii="Times New Roman" w:hAnsi="Times New Roman" w:cs="Times New Roman"/>
+        </w:rPr>
+        <w:t>Használj</w:t>
+      </w:r>
+      <w:proofErr w:type="spellEnd"/>
+      <w:r>
+        <w:rPr>
+          <w:rFonts w:ascii="Times New Roman" w:hAnsi="Times New Roman" w:cs="Times New Roman"/>
+        </w:rPr>
+        <w:t xml:space="preserve"> </w:t>
       </w:r>
       <w:proofErr w:type="spellStart"/>
       <w:r>
@@ -14160,7 +15291,21 @@
         <w:rPr>
           <w:rFonts w:ascii="Times New Roman" w:hAnsi="Times New Roman" w:cs="Times New Roman"/>
         </w:rPr>
-        <w:t xml:space="preserve"> + nagybetű + speciális jel ajánlott).</w:t>
+        <w:t xml:space="preserve"> + </w:t>
+      </w:r>
+      <w:proofErr w:type="spellStart"/>
+      <w:r>
+        <w:rPr>
+          <w:rFonts w:ascii="Times New Roman" w:hAnsi="Times New Roman" w:cs="Times New Roman"/>
+        </w:rPr>
+        <w:t>nagybetű</w:t>
+      </w:r>
+      <w:proofErr w:type="spellEnd"/>
+      <w:r>
+        <w:rPr>
+          <w:rFonts w:ascii="Times New Roman" w:hAnsi="Times New Roman" w:cs="Times New Roman"/>
+        </w:rPr>
+        <w:t xml:space="preserve"> + speciális jel ajánlott).</w:t>
       </w:r>
     </w:p>
     <w:p>
@@ -14203,7 +15348,7 @@
     </w:p>
     <w:p>
       <w:pPr>
-        <w:pStyle w:val="Cmsor4"/>
+        <w:pStyle w:val="Heading4"/>
         <w:ind w:left="240"/>
         <w:rPr>
           <w:rFonts w:ascii="Times New Roman" w:hAnsi="Times New Roman" w:cs="Times New Roman"/>
@@ -14215,7 +15360,6 @@
         <w:rPr>
           <w:rFonts w:ascii="Times New Roman" w:hAnsi="Times New Roman" w:cs="Times New Roman"/>
         </w:rPr>
-        <w:lastRenderedPageBreak/>
         <w:t>8.4.2. Adat</w:t>
       </w:r>
       <w:r>
@@ -14310,7 +15454,7 @@
     </w:p>
     <w:p>
       <w:pPr>
-        <w:pStyle w:val="Cmsor4"/>
+        <w:pStyle w:val="Heading4"/>
         <w:ind w:left="240"/>
         <w:rPr>
           <w:rFonts w:ascii="Times New Roman" w:hAnsi="Times New Roman" w:cs="Times New Roman"/>
@@ -14422,7 +15566,7 @@
     </w:p>
     <w:p>
       <w:pPr>
-        <w:pStyle w:val="Cmsor4"/>
+        <w:pStyle w:val="Heading4"/>
         <w:ind w:left="240"/>
         <w:rPr>
           <w:rFonts w:ascii="Times New Roman" w:hAnsi="Times New Roman" w:cs="Times New Roman"/>
@@ -14477,7 +15621,7 @@
     </w:p>
     <w:p>
       <w:pPr>
-        <w:pStyle w:val="Cmsor3"/>
+        <w:pStyle w:val="Heading3"/>
         <w:rPr>
           <w:rFonts w:ascii="Times New Roman" w:hAnsi="Times New Roman" w:cs="Times New Roman"/>
         </w:rPr>
@@ -14523,6 +15667,7 @@
         <w:rPr>
           <w:rFonts w:ascii="Times New Roman" w:hAnsi="Times New Roman" w:cs="Times New Roman"/>
         </w:rPr>
+        <w:lastRenderedPageBreak/>
         <w:t>Ellenőrizd a felhasználónevet és a jelszót.</w:t>
       </w:r>
     </w:p>
@@ -15014,7 +16159,6 @@
         <w:rPr>
           <w:rFonts w:ascii="Times New Roman" w:hAnsi="Times New Roman" w:cs="Times New Roman"/>
         </w:rPr>
-        <w:lastRenderedPageBreak/>
         <w:t>Egyszerűsítsd</w:t>
       </w:r>
       <w:proofErr w:type="spellEnd"/>
@@ -15062,7 +16206,35 @@
         <w:rPr>
           <w:rFonts w:ascii="Times New Roman" w:hAnsi="Times New Roman" w:cs="Times New Roman"/>
         </w:rPr>
-        <w:t xml:space="preserve"> a globális szabályokat (pl. </w:t>
+        <w:t xml:space="preserve"> a </w:t>
+      </w:r>
+      <w:proofErr w:type="spellStart"/>
+      <w:r>
+        <w:rPr>
+          <w:rFonts w:ascii="Times New Roman" w:hAnsi="Times New Roman" w:cs="Times New Roman"/>
+        </w:rPr>
+        <w:t>globális</w:t>
+      </w:r>
+      <w:proofErr w:type="spellEnd"/>
+      <w:r>
+        <w:rPr>
+          <w:rFonts w:ascii="Times New Roman" w:hAnsi="Times New Roman" w:cs="Times New Roman"/>
+        </w:rPr>
+        <w:t xml:space="preserve"> </w:t>
+      </w:r>
+      <w:proofErr w:type="spellStart"/>
+      <w:r>
+        <w:rPr>
+          <w:rFonts w:ascii="Times New Roman" w:hAnsi="Times New Roman" w:cs="Times New Roman"/>
+        </w:rPr>
+        <w:t>szabályokat</w:t>
+      </w:r>
+      <w:proofErr w:type="spellEnd"/>
+      <w:r>
+        <w:rPr>
+          <w:rFonts w:ascii="Times New Roman" w:hAnsi="Times New Roman" w:cs="Times New Roman"/>
+        </w:rPr>
+        <w:t xml:space="preserve"> (pl. </w:t>
       </w:r>
       <w:r>
         <w:rPr>
@@ -15142,11 +16314,19 @@
           <w:rFonts w:ascii="Times New Roman" w:hAnsi="Times New Roman" w:cs="Times New Roman"/>
         </w:rPr>
       </w:pPr>
-      <w:r>
-        <w:rPr>
-          <w:rFonts w:ascii="Times New Roman" w:hAnsi="Times New Roman" w:cs="Times New Roman"/>
-        </w:rPr>
-        <w:t xml:space="preserve">Próbálj </w:t>
+      <w:proofErr w:type="spellStart"/>
+      <w:r>
+        <w:rPr>
+          <w:rFonts w:ascii="Times New Roman" w:hAnsi="Times New Roman" w:cs="Times New Roman"/>
+        </w:rPr>
+        <w:t>Próbálj</w:t>
+      </w:r>
+      <w:proofErr w:type="spellEnd"/>
+      <w:r>
+        <w:rPr>
+          <w:rFonts w:ascii="Times New Roman" w:hAnsi="Times New Roman" w:cs="Times New Roman"/>
+        </w:rPr>
+        <w:t xml:space="preserve"> </w:t>
       </w:r>
       <w:proofErr w:type="spellStart"/>
       <w:r>
@@ -15293,7 +16473,7 @@
     </w:p>
     <w:p>
       <w:pPr>
-        <w:pStyle w:val="Cmsor4"/>
+        <w:pStyle w:val="Heading4"/>
         <w:rPr>
           <w:rFonts w:ascii="Times New Roman" w:hAnsi="Times New Roman" w:cs="Times New Roman"/>
         </w:rPr>
@@ -15438,11 +16618,11 @@
     </w:p>
     <w:p>
       <w:pPr>
-        <w:pStyle w:val="Cmsor2"/>
-        <w:rPr>
-          <w:rFonts w:ascii="Times New Roman" w:hAnsi="Times New Roman" w:cs="Times New Roman"/>
-          <w:sz w:val="24"/>
-          <w:szCs w:val="24"/>
+        <w:pStyle w:val="Heading2"/>
+        <w:rPr>
+          <w:rFonts w:ascii="Times New Roman" w:hAnsi="Times New Roman" w:cs="Times New Roman"/>
+          <w:sz w:val="40"/>
+          <w:szCs w:val="40"/>
         </w:rPr>
       </w:pPr>
       <w:bookmarkStart w:id="85" w:name="fejlesztői-dokumentáció"/>
@@ -15452,30 +16632,35 @@
       <w:r>
         <w:rPr>
           <w:rFonts w:ascii="Times New Roman" w:hAnsi="Times New Roman" w:cs="Times New Roman"/>
-          <w:sz w:val="24"/>
-          <w:szCs w:val="24"/>
-        </w:rPr>
+          <w:sz w:val="40"/>
+          <w:szCs w:val="40"/>
+        </w:rPr>
+        <w:lastRenderedPageBreak/>
         <w:t>9. Fejlesztői Dokumentáció</w:t>
       </w:r>
     </w:p>
     <w:p>
       <w:pPr>
-        <w:pStyle w:val="Cmsor3"/>
-        <w:rPr>
-          <w:rFonts w:ascii="Times New Roman" w:hAnsi="Times New Roman" w:cs="Times New Roman"/>
+        <w:pStyle w:val="Heading3"/>
+        <w:rPr>
+          <w:rFonts w:ascii="Times New Roman" w:hAnsi="Times New Roman" w:cs="Times New Roman"/>
+          <w:sz w:val="36"/>
+          <w:szCs w:val="36"/>
         </w:rPr>
       </w:pPr>
       <w:bookmarkStart w:id="86" w:name="fejlesztői-környezet-beállítása"/>
       <w:r>
         <w:rPr>
           <w:rFonts w:ascii="Times New Roman" w:hAnsi="Times New Roman" w:cs="Times New Roman"/>
+          <w:sz w:val="36"/>
+          <w:szCs w:val="36"/>
         </w:rPr>
         <w:t>9.1. Fejlesztői Környezet Beállítása</w:t>
       </w:r>
     </w:p>
     <w:p>
       <w:pPr>
-        <w:pStyle w:val="Cmsor4"/>
+        <w:pStyle w:val="Heading4"/>
         <w:rPr>
           <w:rFonts w:ascii="Times New Roman" w:hAnsi="Times New Roman" w:cs="Times New Roman"/>
         </w:rPr>
@@ -15630,7 +16815,7 @@
     </w:p>
     <w:p>
       <w:pPr>
-        <w:pStyle w:val="Cmsor4"/>
+        <w:pStyle w:val="Heading4"/>
         <w:rPr>
           <w:rFonts w:ascii="Times New Roman" w:hAnsi="Times New Roman" w:cs="Times New Roman"/>
         </w:rPr>
@@ -15865,7 +17050,25 @@
           <w:rFonts w:ascii="Times New Roman" w:hAnsi="Times New Roman" w:cs="Times New Roman"/>
           <w:sz w:val="24"/>
         </w:rPr>
-        <w:t xml:space="preserve"> gyökérkönyvtárába </w:t>
+        <w:t xml:space="preserve"> </w:t>
+      </w:r>
+      <w:proofErr w:type="spellStart"/>
+      <w:r>
+        <w:rPr>
+          <w:rStyle w:val="NormalTok"/>
+          <w:rFonts w:ascii="Times New Roman" w:hAnsi="Times New Roman" w:cs="Times New Roman"/>
+          <w:sz w:val="24"/>
+        </w:rPr>
+        <w:t>gyökérkönyvtárába</w:t>
+      </w:r>
+      <w:proofErr w:type="spellEnd"/>
+      <w:r>
+        <w:rPr>
+          <w:rStyle w:val="NormalTok"/>
+          <w:rFonts w:ascii="Times New Roman" w:hAnsi="Times New Roman" w:cs="Times New Roman"/>
+          <w:sz w:val="24"/>
+        </w:rPr>
+        <w:t xml:space="preserve"> </w:t>
       </w:r>
       <w:r>
         <w:rPr>
@@ -16143,7 +17346,25 @@
           <w:rFonts w:ascii="Times New Roman" w:hAnsi="Times New Roman" w:cs="Times New Roman"/>
           <w:sz w:val="24"/>
         </w:rPr>
-        <w:t xml:space="preserve"> fájlt az </w:t>
+        <w:t xml:space="preserve"> </w:t>
+      </w:r>
+      <w:proofErr w:type="spellStart"/>
+      <w:r>
+        <w:rPr>
+          <w:rStyle w:val="NormalTok"/>
+          <w:rFonts w:ascii="Times New Roman" w:hAnsi="Times New Roman" w:cs="Times New Roman"/>
+          <w:sz w:val="24"/>
+        </w:rPr>
+        <w:t>fájlt</w:t>
+      </w:r>
+      <w:proofErr w:type="spellEnd"/>
+      <w:r>
+        <w:rPr>
+          <w:rStyle w:val="NormalTok"/>
+          <w:rFonts w:ascii="Times New Roman" w:hAnsi="Times New Roman" w:cs="Times New Roman"/>
+          <w:sz w:val="24"/>
+        </w:rPr>
+        <w:t xml:space="preserve"> az </w:t>
       </w:r>
       <w:r>
         <w:rPr>
@@ -16319,6 +17540,7 @@
         </w:rPr>
         <w:t>`</w:t>
       </w:r>
+      <w:proofErr w:type="spellStart"/>
       <w:r>
         <w:rPr>
           <w:rStyle w:val="ExtensionTok"/>
@@ -16327,6 +17549,7 @@
         </w:rPr>
         <w:t>db.php</w:t>
       </w:r>
+      <w:proofErr w:type="spellEnd"/>
       <w:r>
         <w:rPr>
           <w:rStyle w:val="KeywordTok"/>
@@ -16399,7 +17622,25 @@
           <w:rFonts w:ascii="Times New Roman" w:hAnsi="Times New Roman" w:cs="Times New Roman"/>
           <w:sz w:val="24"/>
         </w:rPr>
-        <w:t>, hogy az adatbázis hitelesítési adatok megfelelnek a helyi szerver beállításainak.</w:t>
+        <w:t xml:space="preserve">, </w:t>
+      </w:r>
+      <w:proofErr w:type="spellStart"/>
+      <w:r>
+        <w:rPr>
+          <w:rStyle w:val="NormalTok"/>
+          <w:rFonts w:ascii="Times New Roman" w:hAnsi="Times New Roman" w:cs="Times New Roman"/>
+          <w:sz w:val="24"/>
+        </w:rPr>
+        <w:t>hogy</w:t>
+      </w:r>
+      <w:proofErr w:type="spellEnd"/>
+      <w:r>
+        <w:rPr>
+          <w:rStyle w:val="NormalTok"/>
+          <w:rFonts w:ascii="Times New Roman" w:hAnsi="Times New Roman" w:cs="Times New Roman"/>
+          <w:sz w:val="24"/>
+        </w:rPr>
+        <w:t xml:space="preserve"> az adatbázis hitelesítési adatok megfelelnek a helyi szerver beállításainak.</w:t>
       </w:r>
       <w:r>
         <w:rPr>
@@ -16421,7 +17662,7 @@
           <w:rFonts w:ascii="Times New Roman" w:hAnsi="Times New Roman" w:cs="Times New Roman"/>
           <w:sz w:val="24"/>
         </w:rPr>
-        <w:t xml:space="preserve"> Indítsd el a helyi szervert, </w:t>
+        <w:t xml:space="preserve"> Indítsd el a </w:t>
       </w:r>
       <w:proofErr w:type="spellStart"/>
       <w:r>
@@ -16430,6 +17671,42 @@
           <w:rFonts w:ascii="Times New Roman" w:hAnsi="Times New Roman" w:cs="Times New Roman"/>
           <w:sz w:val="24"/>
         </w:rPr>
+        <w:t>helyi</w:t>
+      </w:r>
+      <w:proofErr w:type="spellEnd"/>
+      <w:r>
+        <w:rPr>
+          <w:rStyle w:val="NormalTok"/>
+          <w:rFonts w:ascii="Times New Roman" w:hAnsi="Times New Roman" w:cs="Times New Roman"/>
+          <w:sz w:val="24"/>
+        </w:rPr>
+        <w:t xml:space="preserve"> </w:t>
+      </w:r>
+      <w:proofErr w:type="spellStart"/>
+      <w:r>
+        <w:rPr>
+          <w:rStyle w:val="NormalTok"/>
+          <w:rFonts w:ascii="Times New Roman" w:hAnsi="Times New Roman" w:cs="Times New Roman"/>
+          <w:sz w:val="24"/>
+        </w:rPr>
+        <w:t>szervert</w:t>
+      </w:r>
+      <w:proofErr w:type="spellEnd"/>
+      <w:r>
+        <w:rPr>
+          <w:rStyle w:val="NormalTok"/>
+          <w:rFonts w:ascii="Times New Roman" w:hAnsi="Times New Roman" w:cs="Times New Roman"/>
+          <w:sz w:val="24"/>
+        </w:rPr>
+        <w:t xml:space="preserve">, </w:t>
+      </w:r>
+      <w:proofErr w:type="spellStart"/>
+      <w:r>
+        <w:rPr>
+          <w:rStyle w:val="NormalTok"/>
+          <w:rFonts w:ascii="Times New Roman" w:hAnsi="Times New Roman" w:cs="Times New Roman"/>
+          <w:sz w:val="24"/>
+        </w:rPr>
         <w:t>és</w:t>
       </w:r>
       <w:proofErr w:type="spellEnd"/>
@@ -16546,9 +17823,11 @@
     </w:p>
     <w:p>
       <w:pPr>
-        <w:pStyle w:val="Cmsor3"/>
-        <w:rPr>
-          <w:rFonts w:ascii="Times New Roman" w:hAnsi="Times New Roman" w:cs="Times New Roman"/>
+        <w:pStyle w:val="Heading3"/>
+        <w:rPr>
+          <w:rFonts w:ascii="Times New Roman" w:hAnsi="Times New Roman" w:cs="Times New Roman"/>
+          <w:sz w:val="36"/>
+          <w:szCs w:val="36"/>
         </w:rPr>
       </w:pPr>
       <w:bookmarkStart w:id="89" w:name="verziókezelési-stratégia"/>
@@ -16557,8 +17836,9 @@
       <w:r>
         <w:rPr>
           <w:rFonts w:ascii="Times New Roman" w:hAnsi="Times New Roman" w:cs="Times New Roman"/>
-        </w:rPr>
-        <w:lastRenderedPageBreak/>
+          <w:sz w:val="36"/>
+          <w:szCs w:val="36"/>
+        </w:rPr>
         <w:t>9.2. Verziókezelési Stratégia</w:t>
       </w:r>
     </w:p>
@@ -16606,7 +17886,7 @@
     </w:p>
     <w:p>
       <w:pPr>
-        <w:pStyle w:val="Cmsor4"/>
+        <w:pStyle w:val="Heading4"/>
         <w:ind w:left="720"/>
         <w:rPr>
           <w:rFonts w:ascii="Times New Roman" w:hAnsi="Times New Roman" w:cs="Times New Roman"/>
@@ -16701,8 +17981,8 @@
         <w:tblLook w:val="0020" w:firstRow="1" w:lastRow="0" w:firstColumn="0" w:lastColumn="0" w:noHBand="0" w:noVBand="0"/>
       </w:tblPr>
       <w:tblGrid>
-        <w:gridCol w:w="843"/>
-        <w:gridCol w:w="4948"/>
+        <w:gridCol w:w="1694"/>
+        <w:gridCol w:w="5799"/>
       </w:tblGrid>
       <w:tr>
         <w:trPr>
@@ -16877,7 +18157,7 @@
     </w:tbl>
     <w:p>
       <w:pPr>
-        <w:pStyle w:val="Cmsor4"/>
+        <w:pStyle w:val="Heading4"/>
         <w:ind w:left="720"/>
         <w:rPr>
           <w:rFonts w:ascii="Times New Roman" w:hAnsi="Times New Roman" w:cs="Times New Roman"/>
@@ -16889,6 +18169,7 @@
         <w:rPr>
           <w:rFonts w:ascii="Times New Roman" w:hAnsi="Times New Roman" w:cs="Times New Roman"/>
         </w:rPr>
+        <w:lastRenderedPageBreak/>
         <w:t>9.2.2. Fejlesztési (beta) állapot jelölése</w:t>
       </w:r>
     </w:p>
@@ -16937,7 +18218,7 @@
     </w:p>
     <w:p>
       <w:pPr>
-        <w:pStyle w:val="Cmsor4"/>
+        <w:pStyle w:val="Heading4"/>
         <w:ind w:left="720"/>
         <w:rPr>
           <w:rFonts w:ascii="Times New Roman" w:hAnsi="Times New Roman" w:cs="Times New Roman"/>
@@ -17071,7 +18352,7 @@
     </w:p>
     <w:p>
       <w:pPr>
-        <w:pStyle w:val="Szvegblokk"/>
+        <w:pStyle w:val="BlockText"/>
         <w:ind w:left="1200"/>
         <w:rPr>
           <w:rFonts w:ascii="Times New Roman" w:hAnsi="Times New Roman" w:cs="Times New Roman"/>
@@ -17128,7 +18409,7 @@
     </w:p>
     <w:p>
       <w:pPr>
-        <w:pStyle w:val="Cmsor4"/>
+        <w:pStyle w:val="Heading4"/>
         <w:ind w:left="720"/>
         <w:rPr>
           <w:rFonts w:ascii="Times New Roman" w:hAnsi="Times New Roman" w:cs="Times New Roman"/>
@@ -17320,7 +18601,6 @@
           <w:rFonts w:ascii="Times New Roman" w:hAnsi="Times New Roman" w:cs="Times New Roman"/>
           <w:sz w:val="24"/>
         </w:rPr>
-        <w:lastRenderedPageBreak/>
         <w:t>1.0.1</w:t>
       </w:r>
       <w:r>
@@ -17358,7 +18638,7 @@
     </w:p>
     <w:p>
       <w:pPr>
-        <w:pStyle w:val="Cmsor4"/>
+        <w:pStyle w:val="Heading4"/>
         <w:ind w:left="240"/>
         <w:rPr>
           <w:rFonts w:ascii="Times New Roman" w:hAnsi="Times New Roman" w:cs="Times New Roman"/>
@@ -17444,7 +18724,7 @@
     </w:p>
     <w:p>
       <w:pPr>
-        <w:pStyle w:val="Cmsor5"/>
+        <w:pStyle w:val="Heading5"/>
         <w:ind w:left="240"/>
         <w:rPr>
           <w:rFonts w:ascii="Times New Roman" w:hAnsi="Times New Roman" w:cs="Times New Roman"/>
@@ -17633,7 +18913,7 @@
     </w:p>
     <w:p>
       <w:pPr>
-        <w:pStyle w:val="Cmsor5"/>
+        <w:pStyle w:val="Heading5"/>
         <w:ind w:left="240"/>
         <w:rPr>
           <w:rFonts w:ascii="Times New Roman" w:hAnsi="Times New Roman" w:cs="Times New Roman"/>
@@ -17645,6 +18925,7 @@
         <w:rPr>
           <w:rFonts w:ascii="Times New Roman" w:hAnsi="Times New Roman" w:cs="Times New Roman"/>
         </w:rPr>
+        <w:lastRenderedPageBreak/>
         <w:t>Végleges verziónál:</w:t>
       </w:r>
     </w:p>
@@ -17767,7 +19048,7 @@
     </w:p>
     <w:p>
       <w:pPr>
-        <w:pStyle w:val="Cmsor4"/>
+        <w:pStyle w:val="Heading4"/>
         <w:ind w:left="240"/>
         <w:rPr>
           <w:rFonts w:ascii="Times New Roman" w:hAnsi="Times New Roman" w:cs="Times New Roman"/>
@@ -17883,7 +19164,21 @@
         <w:rPr>
           <w:rFonts w:ascii="Times New Roman" w:hAnsi="Times New Roman" w:cs="Times New Roman"/>
         </w:rPr>
-        <w:t xml:space="preserve"> használatra:</w:t>
+        <w:t xml:space="preserve"> </w:t>
+      </w:r>
+      <w:proofErr w:type="spellStart"/>
+      <w:r>
+        <w:rPr>
+          <w:rFonts w:ascii="Times New Roman" w:hAnsi="Times New Roman" w:cs="Times New Roman"/>
+        </w:rPr>
+        <w:t>használatra</w:t>
+      </w:r>
+      <w:proofErr w:type="spellEnd"/>
+      <w:r>
+        <w:rPr>
+          <w:rFonts w:ascii="Times New Roman" w:hAnsi="Times New Roman" w:cs="Times New Roman"/>
+        </w:rPr>
+        <w:t>:</w:t>
       </w:r>
     </w:p>
     <w:p>
@@ -18112,7 +19407,7 @@
     </w:p>
     <w:p>
       <w:pPr>
-        <w:pStyle w:val="Cmsor4"/>
+        <w:pStyle w:val="Heading4"/>
         <w:ind w:left="240"/>
         <w:rPr>
           <w:rFonts w:ascii="Times New Roman" w:hAnsi="Times New Roman" w:cs="Times New Roman"/>
@@ -18284,7 +19579,7 @@
     </w:p>
     <w:p>
       <w:pPr>
-        <w:pStyle w:val="Cmsor4"/>
+        <w:pStyle w:val="Heading4"/>
         <w:ind w:left="240"/>
         <w:rPr>
           <w:rFonts w:ascii="Times New Roman" w:hAnsi="Times New Roman" w:cs="Times New Roman"/>
@@ -18296,7 +19591,6 @@
         <w:rPr>
           <w:rFonts w:ascii="Times New Roman" w:hAnsi="Times New Roman" w:cs="Times New Roman"/>
         </w:rPr>
-        <w:lastRenderedPageBreak/>
         <w:t>9.2.7. Összefoglalás</w:t>
       </w:r>
     </w:p>
@@ -18455,9 +19749,11 @@
     </w:p>
     <w:p>
       <w:pPr>
-        <w:pStyle w:val="Cmsor3"/>
-        <w:rPr>
-          <w:rFonts w:ascii="Times New Roman" w:hAnsi="Times New Roman" w:cs="Times New Roman"/>
+        <w:pStyle w:val="Heading3"/>
+        <w:rPr>
+          <w:rFonts w:ascii="Times New Roman" w:hAnsi="Times New Roman" w:cs="Times New Roman"/>
+          <w:sz w:val="36"/>
+          <w:szCs w:val="36"/>
         </w:rPr>
       </w:pPr>
       <w:bookmarkStart w:id="100" w:name="fájlstruktúra"/>
@@ -18466,6 +19762,8 @@
       <w:r>
         <w:rPr>
           <w:rFonts w:ascii="Times New Roman" w:hAnsi="Times New Roman" w:cs="Times New Roman"/>
+          <w:sz w:val="36"/>
+          <w:szCs w:val="36"/>
         </w:rPr>
         <w:t>9.3. FájlStruktúra</w:t>
       </w:r>
@@ -18473,16 +19771,19 @@
     <w:p>
       <w:pPr>
         <w:pStyle w:val="FirstParagraph"/>
-        <w:rPr>
-          <w:rFonts w:ascii="Times New Roman" w:hAnsi="Times New Roman" w:cs="Times New Roman"/>
-        </w:rPr>
-      </w:pPr>
-    </w:p>
-    <w:p>
-      <w:pPr>
-        <w:pStyle w:val="Cmsor3"/>
-        <w:rPr>
-          <w:rFonts w:ascii="Times New Roman" w:hAnsi="Times New Roman" w:cs="Times New Roman"/>
+        <w:ind w:left="0" w:firstLine="0"/>
+        <w:rPr>
+          <w:rFonts w:ascii="Times New Roman" w:hAnsi="Times New Roman" w:cs="Times New Roman"/>
+        </w:rPr>
+      </w:pPr>
+    </w:p>
+    <w:p>
+      <w:pPr>
+        <w:pStyle w:val="Heading3"/>
+        <w:rPr>
+          <w:rFonts w:ascii="Times New Roman" w:hAnsi="Times New Roman" w:cs="Times New Roman"/>
+          <w:sz w:val="36"/>
+          <w:szCs w:val="36"/>
         </w:rPr>
       </w:pPr>
       <w:bookmarkStart w:id="101" w:name="Xabc960965a664948085211ac5f4a75261514abf"/>
@@ -18490,13 +19791,18 @@
       <w:r>
         <w:rPr>
           <w:rFonts w:ascii="Times New Roman" w:hAnsi="Times New Roman" w:cs="Times New Roman"/>
-        </w:rPr>
+          <w:sz w:val="36"/>
+          <w:szCs w:val="36"/>
+        </w:rPr>
+        <w:lastRenderedPageBreak/>
         <w:t xml:space="preserve">9.4. </w:t>
       </w:r>
       <w:proofErr w:type="spellStart"/>
       <w:r>
         <w:rPr>
           <w:rFonts w:ascii="Times New Roman" w:hAnsi="Times New Roman" w:cs="Times New Roman"/>
+          <w:sz w:val="36"/>
+          <w:szCs w:val="36"/>
         </w:rPr>
         <w:t>Fejlesztői</w:t>
       </w:r>
@@ -18504,6 +19810,8 @@
       <w:r>
         <w:rPr>
           <w:rFonts w:ascii="Times New Roman" w:hAnsi="Times New Roman" w:cs="Times New Roman"/>
+          <w:sz w:val="36"/>
+          <w:szCs w:val="36"/>
         </w:rPr>
         <w:t xml:space="preserve"> </w:t>
       </w:r>
@@ -18511,6 +19819,8 @@
       <w:r>
         <w:rPr>
           <w:rFonts w:ascii="Times New Roman" w:hAnsi="Times New Roman" w:cs="Times New Roman"/>
+          <w:sz w:val="36"/>
+          <w:szCs w:val="36"/>
         </w:rPr>
         <w:t>eszközök</w:t>
       </w:r>
@@ -18518,18 +19828,24 @@
       <w:r>
         <w:rPr>
           <w:rFonts w:ascii="Times New Roman" w:hAnsi="Times New Roman" w:cs="Times New Roman"/>
+          <w:sz w:val="36"/>
+          <w:szCs w:val="36"/>
         </w:rPr>
         <w:t>, script</w:t>
       </w:r>
       <w:r>
         <w:rPr>
           <w:rFonts w:ascii="Times New Roman" w:hAnsi="Times New Roman" w:cs="Times New Roman"/>
+          <w:sz w:val="36"/>
+          <w:szCs w:val="36"/>
         </w:rPr>
         <w:t>-</w:t>
       </w:r>
       <w:r>
         <w:rPr>
           <w:rFonts w:ascii="Times New Roman" w:hAnsi="Times New Roman" w:cs="Times New Roman"/>
+          <w:sz w:val="36"/>
+          <w:szCs w:val="36"/>
         </w:rPr>
         <w:t xml:space="preserve">ek </w:t>
       </w:r>
@@ -18537,6 +19853,8 @@
       <w:r>
         <w:rPr>
           <w:rFonts w:ascii="Times New Roman" w:hAnsi="Times New Roman" w:cs="Times New Roman"/>
+          <w:sz w:val="36"/>
+          <w:szCs w:val="36"/>
         </w:rPr>
         <w:t>és</w:t>
       </w:r>
@@ -18544,6 +19862,8 @@
       <w:r>
         <w:rPr>
           <w:rFonts w:ascii="Times New Roman" w:hAnsi="Times New Roman" w:cs="Times New Roman"/>
+          <w:sz w:val="36"/>
+          <w:szCs w:val="36"/>
         </w:rPr>
         <w:t xml:space="preserve"> </w:t>
       </w:r>
@@ -18551,6 +19871,8 @@
       <w:r>
         <w:rPr>
           <w:rFonts w:ascii="Times New Roman" w:hAnsi="Times New Roman" w:cs="Times New Roman"/>
+          <w:sz w:val="36"/>
+          <w:szCs w:val="36"/>
         </w:rPr>
         <w:t>refaktorok</w:t>
       </w:r>
@@ -18663,6 +19985,7 @@
         </w:rPr>
         <w:t xml:space="preserve"> a </w:t>
       </w:r>
+      <w:proofErr w:type="spellStart"/>
       <w:r>
         <w:rPr>
           <w:rStyle w:val="VerbatimChar"/>
@@ -18678,7 +20001,16 @@
           <w:rFonts w:ascii="Times New Roman" w:hAnsi="Times New Roman" w:cs="Times New Roman"/>
           <w:sz w:val="24"/>
         </w:rPr>
-        <w:t>prepared(</w:t>
+        <w:t>prepared</w:t>
+      </w:r>
+      <w:proofErr w:type="spellEnd"/>
+      <w:r>
+        <w:rPr>
+          <w:rStyle w:val="VerbatimChar"/>
+          <w:rFonts w:ascii="Times New Roman" w:hAnsi="Times New Roman" w:cs="Times New Roman"/>
+          <w:sz w:val="24"/>
+        </w:rPr>
+        <w:t>(</w:t>
       </w:r>
       <w:proofErr w:type="gramEnd"/>
       <w:r>
@@ -18693,7 +20025,21 @@
         <w:rPr>
           <w:rFonts w:ascii="Times New Roman" w:hAnsi="Times New Roman" w:cs="Times New Roman"/>
         </w:rPr>
-        <w:t xml:space="preserve"> segédfüggvény, ami a mysqli prepared statements használatát segíti és csökkenti az SQL injection kockázatát. A fájlban </w:t>
+        <w:t xml:space="preserve"> </w:t>
+      </w:r>
+      <w:proofErr w:type="spellStart"/>
+      <w:r>
+        <w:rPr>
+          <w:rFonts w:ascii="Times New Roman" w:hAnsi="Times New Roman" w:cs="Times New Roman"/>
+        </w:rPr>
+        <w:t>segédfüggvény</w:t>
+      </w:r>
+      <w:proofErr w:type="spellEnd"/>
+      <w:r>
+        <w:rPr>
+          <w:rFonts w:ascii="Times New Roman" w:hAnsi="Times New Roman" w:cs="Times New Roman"/>
+        </w:rPr>
+        <w:t xml:space="preserve">, ami a mysqli prepared statements használatát segíti és csökkenti az SQL injection kockázatát. A fájlban </w:t>
       </w:r>
       <w:r>
         <w:rPr>
@@ -18739,7 +20085,35 @@
         <w:rPr>
           <w:rFonts w:ascii="Times New Roman" w:hAnsi="Times New Roman" w:cs="Times New Roman"/>
         </w:rPr>
-        <w:t xml:space="preserve"> használata ajánlott, és a </w:t>
+        <w:t xml:space="preserve"> használata </w:t>
+      </w:r>
+      <w:proofErr w:type="spellStart"/>
+      <w:r>
+        <w:rPr>
+          <w:rFonts w:ascii="Times New Roman" w:hAnsi="Times New Roman" w:cs="Times New Roman"/>
+        </w:rPr>
+        <w:t>ajánlott</w:t>
+      </w:r>
+      <w:proofErr w:type="spellEnd"/>
+      <w:r>
+        <w:rPr>
+          <w:rFonts w:ascii="Times New Roman" w:hAnsi="Times New Roman" w:cs="Times New Roman"/>
+        </w:rPr>
+        <w:t xml:space="preserve">, </w:t>
+      </w:r>
+      <w:proofErr w:type="spellStart"/>
+      <w:r>
+        <w:rPr>
+          <w:rFonts w:ascii="Times New Roman" w:hAnsi="Times New Roman" w:cs="Times New Roman"/>
+        </w:rPr>
+        <w:t>és</w:t>
+      </w:r>
+      <w:proofErr w:type="spellEnd"/>
+      <w:r>
+        <w:rPr>
+          <w:rFonts w:ascii="Times New Roman" w:hAnsi="Times New Roman" w:cs="Times New Roman"/>
+        </w:rPr>
+        <w:t xml:space="preserve"> a </w:t>
       </w:r>
       <w:proofErr w:type="spellStart"/>
       <w:r>
@@ -18831,7 +20205,21 @@
         <w:rPr>
           <w:rFonts w:ascii="Times New Roman" w:hAnsi="Times New Roman" w:cs="Times New Roman"/>
         </w:rPr>
-        <w:t xml:space="preserve"> elkerülni fatal hibákat többszörös include esetén.</w:t>
+        <w:t xml:space="preserve"> </w:t>
+      </w:r>
+      <w:proofErr w:type="spellStart"/>
+      <w:r>
+        <w:rPr>
+          <w:rFonts w:ascii="Times New Roman" w:hAnsi="Times New Roman" w:cs="Times New Roman"/>
+        </w:rPr>
+        <w:t>elkerülni</w:t>
+      </w:r>
+      <w:proofErr w:type="spellEnd"/>
+      <w:r>
+        <w:rPr>
+          <w:rFonts w:ascii="Times New Roman" w:hAnsi="Times New Roman" w:cs="Times New Roman"/>
+        </w:rPr>
+        <w:t xml:space="preserve"> fatal hibákat többszörös include esetén.</w:t>
       </w:r>
     </w:p>
     <w:p>
@@ -18939,7 +20327,49 @@
         <w:rPr>
           <w:rFonts w:ascii="Times New Roman" w:hAnsi="Times New Roman" w:cs="Times New Roman"/>
         </w:rPr>
-        <w:t xml:space="preserve"> az adatbázisban tárolt fordításokat (i18n). Egy beépített rutin gondoskodik arról, hogy a hiányzó kulcsok bekerüljenek az adatbázisba a támogatott nyelvekhez, így a </w:t>
+        <w:t xml:space="preserve"> </w:t>
+      </w:r>
+      <w:proofErr w:type="spellStart"/>
+      <w:r>
+        <w:rPr>
+          <w:rFonts w:ascii="Times New Roman" w:hAnsi="Times New Roman" w:cs="Times New Roman"/>
+        </w:rPr>
+        <w:t>az</w:t>
+      </w:r>
+      <w:proofErr w:type="spellEnd"/>
+      <w:r>
+        <w:rPr>
+          <w:rFonts w:ascii="Times New Roman" w:hAnsi="Times New Roman" w:cs="Times New Roman"/>
+        </w:rPr>
+        <w:t xml:space="preserve"> </w:t>
+      </w:r>
+      <w:proofErr w:type="spellStart"/>
+      <w:r>
+        <w:rPr>
+          <w:rFonts w:ascii="Times New Roman" w:hAnsi="Times New Roman" w:cs="Times New Roman"/>
+        </w:rPr>
+        <w:t>adatbázisban</w:t>
+      </w:r>
+      <w:proofErr w:type="spellEnd"/>
+      <w:r>
+        <w:rPr>
+          <w:rFonts w:ascii="Times New Roman" w:hAnsi="Times New Roman" w:cs="Times New Roman"/>
+        </w:rPr>
+        <w:t xml:space="preserve"> </w:t>
+      </w:r>
+      <w:proofErr w:type="spellStart"/>
+      <w:r>
+        <w:rPr>
+          <w:rFonts w:ascii="Times New Roman" w:hAnsi="Times New Roman" w:cs="Times New Roman"/>
+        </w:rPr>
+        <w:t>tárolt</w:t>
+      </w:r>
+      <w:proofErr w:type="spellEnd"/>
+      <w:r>
+        <w:rPr>
+          <w:rFonts w:ascii="Times New Roman" w:hAnsi="Times New Roman" w:cs="Times New Roman"/>
+        </w:rPr>
+        <w:t xml:space="preserve"> fordításokat (i18n). Egy beépített rutin gondoskodik arról, hogy a hiányzó kulcsok bekerüljenek az adatbázisba a támogatott nyelvekhez, így a </w:t>
       </w:r>
       <w:proofErr w:type="gramStart"/>
       <w:r>
@@ -19061,7 +20491,35 @@
         <w:rPr>
           <w:rFonts w:ascii="Times New Roman" w:hAnsi="Times New Roman" w:cs="Times New Roman"/>
         </w:rPr>
-        <w:t>: a profil egyedi CSS előnézete, preview bekapcsolás/letiltás, jobb oszlop rejtése preview közben, és kliens oldali validálás (pl. üres CSS megelőzése).</w:t>
+        <w:t xml:space="preserve">: a </w:t>
+      </w:r>
+      <w:proofErr w:type="spellStart"/>
+      <w:r>
+        <w:rPr>
+          <w:rFonts w:ascii="Times New Roman" w:hAnsi="Times New Roman" w:cs="Times New Roman"/>
+        </w:rPr>
+        <w:t>profil</w:t>
+      </w:r>
+      <w:proofErr w:type="spellEnd"/>
+      <w:r>
+        <w:rPr>
+          <w:rFonts w:ascii="Times New Roman" w:hAnsi="Times New Roman" w:cs="Times New Roman"/>
+        </w:rPr>
+        <w:t xml:space="preserve"> </w:t>
+      </w:r>
+      <w:proofErr w:type="spellStart"/>
+      <w:r>
+        <w:rPr>
+          <w:rFonts w:ascii="Times New Roman" w:hAnsi="Times New Roman" w:cs="Times New Roman"/>
+        </w:rPr>
+        <w:t>egyedi</w:t>
+      </w:r>
+      <w:proofErr w:type="spellEnd"/>
+      <w:r>
+        <w:rPr>
+          <w:rFonts w:ascii="Times New Roman" w:hAnsi="Times New Roman" w:cs="Times New Roman"/>
+        </w:rPr>
+        <w:t xml:space="preserve"> CSS előnézete, preview bekapcsolás/letiltás, jobb oszlop rejtése preview közben, és kliens oldali validálás (pl. üres CSS megelőzése).</w:t>
       </w:r>
     </w:p>
     <w:p>
@@ -19155,7 +20613,21 @@
         <w:rPr>
           <w:rFonts w:ascii="Times New Roman" w:hAnsi="Times New Roman" w:cs="Times New Roman"/>
         </w:rPr>
-        <w:t xml:space="preserve"> bevezetett </w:t>
+        <w:t xml:space="preserve"> </w:t>
+      </w:r>
+      <w:proofErr w:type="spellStart"/>
+      <w:r>
+        <w:rPr>
+          <w:rFonts w:ascii="Times New Roman" w:hAnsi="Times New Roman" w:cs="Times New Roman"/>
+        </w:rPr>
+        <w:t>bevezetett</w:t>
+      </w:r>
+      <w:proofErr w:type="spellEnd"/>
+      <w:r>
+        <w:rPr>
+          <w:rFonts w:ascii="Times New Roman" w:hAnsi="Times New Roman" w:cs="Times New Roman"/>
+        </w:rPr>
+        <w:t xml:space="preserve"> </w:t>
       </w:r>
       <w:proofErr w:type="gramStart"/>
       <w:r>
@@ -19179,7 +20651,21 @@
         <w:rPr>
           <w:rFonts w:ascii="Times New Roman" w:hAnsi="Times New Roman" w:cs="Times New Roman"/>
         </w:rPr>
-        <w:t xml:space="preserve"> segédfüggvény a felhasználói üzenetek központi kiírására szolgál; a korábbi </w:t>
+        <w:t xml:space="preserve"> </w:t>
+      </w:r>
+      <w:proofErr w:type="spellStart"/>
+      <w:r>
+        <w:rPr>
+          <w:rFonts w:ascii="Times New Roman" w:hAnsi="Times New Roman" w:cs="Times New Roman"/>
+        </w:rPr>
+        <w:t>segédfüggvény</w:t>
+      </w:r>
+      <w:proofErr w:type="spellEnd"/>
+      <w:r>
+        <w:rPr>
+          <w:rFonts w:ascii="Times New Roman" w:hAnsi="Times New Roman" w:cs="Times New Roman"/>
+        </w:rPr>
+        <w:t xml:space="preserve"> a felhasználói üzenetek központi kiírására szolgál; a korábbi </w:t>
       </w:r>
       <w:r>
         <w:rPr>
@@ -19356,7 +20842,21 @@
         <w:rPr>
           <w:rFonts w:ascii="Times New Roman" w:hAnsi="Times New Roman" w:cs="Times New Roman"/>
         </w:rPr>
-        <w:t xml:space="preserve"> a nagy </w:t>
+        <w:t xml:space="preserve"> a </w:t>
+      </w:r>
+      <w:proofErr w:type="spellStart"/>
+      <w:r>
+        <w:rPr>
+          <w:rFonts w:ascii="Times New Roman" w:hAnsi="Times New Roman" w:cs="Times New Roman"/>
+        </w:rPr>
+        <w:t>nagy</w:t>
+      </w:r>
+      <w:proofErr w:type="spellEnd"/>
+      <w:r>
+        <w:rPr>
+          <w:rFonts w:ascii="Times New Roman" w:hAnsi="Times New Roman" w:cs="Times New Roman"/>
+        </w:rPr>
+        <w:t xml:space="preserve"> </w:t>
       </w:r>
       <w:r>
         <w:rPr>
@@ -19451,6 +20951,7 @@
         </w:rPr>
         <w:t xml:space="preserve"> a </w:t>
       </w:r>
+      <w:proofErr w:type="spellStart"/>
       <w:r>
         <w:rPr>
           <w:rStyle w:val="VerbatimChar"/>
@@ -19459,6 +20960,7 @@
         </w:rPr>
         <w:t>jegyzetar.sql</w:t>
       </w:r>
+      <w:proofErr w:type="spellEnd"/>
       <w:r>
         <w:rPr>
           <w:rFonts w:ascii="Times New Roman" w:hAnsi="Times New Roman" w:cs="Times New Roman"/>
@@ -19544,7 +21046,35 @@
         <w:rPr>
           <w:rFonts w:ascii="Times New Roman" w:hAnsi="Times New Roman" w:cs="Times New Roman"/>
         </w:rPr>
-        <w:t xml:space="preserve"> a már létező adatbázison belül végrehajtható módon:</w:t>
+        <w:t xml:space="preserve"> a </w:t>
+      </w:r>
+      <w:proofErr w:type="spellStart"/>
+      <w:r>
+        <w:rPr>
+          <w:rFonts w:ascii="Times New Roman" w:hAnsi="Times New Roman" w:cs="Times New Roman"/>
+        </w:rPr>
+        <w:t>már</w:t>
+      </w:r>
+      <w:proofErr w:type="spellEnd"/>
+      <w:r>
+        <w:rPr>
+          <w:rFonts w:ascii="Times New Roman" w:hAnsi="Times New Roman" w:cs="Times New Roman"/>
+        </w:rPr>
+        <w:t xml:space="preserve"> </w:t>
+      </w:r>
+      <w:proofErr w:type="spellStart"/>
+      <w:r>
+        <w:rPr>
+          <w:rFonts w:ascii="Times New Roman" w:hAnsi="Times New Roman" w:cs="Times New Roman"/>
+        </w:rPr>
+        <w:t>létező</w:t>
+      </w:r>
+      <w:proofErr w:type="spellEnd"/>
+      <w:r>
+        <w:rPr>
+          <w:rFonts w:ascii="Times New Roman" w:hAnsi="Times New Roman" w:cs="Times New Roman"/>
+        </w:rPr>
+        <w:t xml:space="preserve"> adatbázison belül végrehajtható módon:</w:t>
       </w:r>
     </w:p>
     <w:p>
@@ -19737,8 +21267,21 @@
         <w:rPr>
           <w:rFonts w:ascii="Times New Roman" w:hAnsi="Times New Roman" w:cs="Times New Roman"/>
         </w:rPr>
-        <w:lastRenderedPageBreak/>
-        <w:t xml:space="preserve">Import javaslat: Ha </w:t>
+        <w:t xml:space="preserve">Import </w:t>
+      </w:r>
+      <w:proofErr w:type="spellStart"/>
+      <w:r>
+        <w:rPr>
+          <w:rFonts w:ascii="Times New Roman" w:hAnsi="Times New Roman" w:cs="Times New Roman"/>
+        </w:rPr>
+        <w:t>javaslat</w:t>
+      </w:r>
+      <w:proofErr w:type="spellEnd"/>
+      <w:r>
+        <w:rPr>
+          <w:rFonts w:ascii="Times New Roman" w:hAnsi="Times New Roman" w:cs="Times New Roman"/>
+        </w:rPr>
+        <w:t xml:space="preserve">: Ha </w:t>
       </w:r>
       <w:proofErr w:type="spellStart"/>
       <w:r>
@@ -19828,7 +21371,35 @@
         <w:rPr>
           <w:rFonts w:ascii="Times New Roman" w:hAnsi="Times New Roman" w:cs="Times New Roman"/>
         </w:rPr>
-        <w:t xml:space="preserve"> a séma CREATE TABLE részt, </w:t>
+        <w:t xml:space="preserve"> a </w:t>
+      </w:r>
+      <w:proofErr w:type="spellStart"/>
+      <w:r>
+        <w:rPr>
+          <w:rFonts w:ascii="Times New Roman" w:hAnsi="Times New Roman" w:cs="Times New Roman"/>
+        </w:rPr>
+        <w:t>séma</w:t>
+      </w:r>
+      <w:proofErr w:type="spellEnd"/>
+      <w:r>
+        <w:rPr>
+          <w:rFonts w:ascii="Times New Roman" w:hAnsi="Times New Roman" w:cs="Times New Roman"/>
+        </w:rPr>
+        <w:t xml:space="preserve"> CREATE TABLE </w:t>
+      </w:r>
+      <w:proofErr w:type="spellStart"/>
+      <w:r>
+        <w:rPr>
+          <w:rFonts w:ascii="Times New Roman" w:hAnsi="Times New Roman" w:cs="Times New Roman"/>
+        </w:rPr>
+        <w:t>részt</w:t>
+      </w:r>
+      <w:proofErr w:type="spellEnd"/>
+      <w:r>
+        <w:rPr>
+          <w:rFonts w:ascii="Times New Roman" w:hAnsi="Times New Roman" w:cs="Times New Roman"/>
+        </w:rPr>
+        <w:t xml:space="preserve">, </w:t>
       </w:r>
       <w:proofErr w:type="spellStart"/>
       <w:r>
@@ -19959,6 +21530,7 @@
         </w:rPr>
         <w:t xml:space="preserve">A </w:t>
       </w:r>
+      <w:proofErr w:type="spellStart"/>
       <w:r>
         <w:rPr>
           <w:rStyle w:val="VerbatimChar"/>
@@ -19967,11 +21539,40 @@
         </w:rPr>
         <w:t>profile.php</w:t>
       </w:r>
-      <w:r>
-        <w:rPr>
-          <w:rFonts w:ascii="Times New Roman" w:hAnsi="Times New Roman" w:cs="Times New Roman"/>
-        </w:rPr>
-        <w:t xml:space="preserve"> oldalhoz kapcsolódó </w:t>
+      <w:proofErr w:type="spellEnd"/>
+      <w:r>
+        <w:rPr>
+          <w:rFonts w:ascii="Times New Roman" w:hAnsi="Times New Roman" w:cs="Times New Roman"/>
+        </w:rPr>
+        <w:t xml:space="preserve"> </w:t>
+      </w:r>
+      <w:proofErr w:type="spellStart"/>
+      <w:r>
+        <w:rPr>
+          <w:rFonts w:ascii="Times New Roman" w:hAnsi="Times New Roman" w:cs="Times New Roman"/>
+        </w:rPr>
+        <w:t>oldalhoz</w:t>
+      </w:r>
+      <w:proofErr w:type="spellEnd"/>
+      <w:r>
+        <w:rPr>
+          <w:rFonts w:ascii="Times New Roman" w:hAnsi="Times New Roman" w:cs="Times New Roman"/>
+        </w:rPr>
+        <w:t xml:space="preserve"> </w:t>
+      </w:r>
+      <w:proofErr w:type="spellStart"/>
+      <w:r>
+        <w:rPr>
+          <w:rFonts w:ascii="Times New Roman" w:hAnsi="Times New Roman" w:cs="Times New Roman"/>
+        </w:rPr>
+        <w:t>kapcsolódó</w:t>
+      </w:r>
+      <w:proofErr w:type="spellEnd"/>
+      <w:r>
+        <w:rPr>
+          <w:rFonts w:ascii="Times New Roman" w:hAnsi="Times New Roman" w:cs="Times New Roman"/>
+        </w:rPr>
+        <w:t xml:space="preserve"> </w:t>
       </w:r>
       <w:proofErr w:type="spellStart"/>
       <w:r>
@@ -20085,14 +21686,58 @@
         <w:rPr>
           <w:rFonts w:ascii="Times New Roman" w:hAnsi="Times New Roman" w:cs="Times New Roman"/>
         </w:rPr>
-        <w:t xml:space="preserve"> használunk, ezek az értékek biztosítják a következetes fordítási kulcstartományt.</w:t>
-      </w:r>
-    </w:p>
-    <w:p>
-      <w:pPr>
-        <w:pStyle w:val="Cmsor3"/>
-        <w:rPr>
-          <w:rFonts w:ascii="Times New Roman" w:hAnsi="Times New Roman" w:cs="Times New Roman"/>
+        <w:t xml:space="preserve"> </w:t>
+      </w:r>
+      <w:proofErr w:type="spellStart"/>
+      <w:r>
+        <w:rPr>
+          <w:rFonts w:ascii="Times New Roman" w:hAnsi="Times New Roman" w:cs="Times New Roman"/>
+        </w:rPr>
+        <w:t>használunk</w:t>
+      </w:r>
+      <w:proofErr w:type="spellEnd"/>
+      <w:r>
+        <w:rPr>
+          <w:rFonts w:ascii="Times New Roman" w:hAnsi="Times New Roman" w:cs="Times New Roman"/>
+        </w:rPr>
+        <w:t xml:space="preserve">, </w:t>
+      </w:r>
+      <w:proofErr w:type="spellStart"/>
+      <w:r>
+        <w:rPr>
+          <w:rFonts w:ascii="Times New Roman" w:hAnsi="Times New Roman" w:cs="Times New Roman"/>
+        </w:rPr>
+        <w:t>ezek</w:t>
+      </w:r>
+      <w:proofErr w:type="spellEnd"/>
+      <w:r>
+        <w:rPr>
+          <w:rFonts w:ascii="Times New Roman" w:hAnsi="Times New Roman" w:cs="Times New Roman"/>
+        </w:rPr>
+        <w:t xml:space="preserve"> </w:t>
+      </w:r>
+      <w:proofErr w:type="spellStart"/>
+      <w:r>
+        <w:rPr>
+          <w:rFonts w:ascii="Times New Roman" w:hAnsi="Times New Roman" w:cs="Times New Roman"/>
+        </w:rPr>
+        <w:t>az</w:t>
+      </w:r>
+      <w:proofErr w:type="spellEnd"/>
+      <w:r>
+        <w:rPr>
+          <w:rFonts w:ascii="Times New Roman" w:hAnsi="Times New Roman" w:cs="Times New Roman"/>
+        </w:rPr>
+        <w:t xml:space="preserve"> értékek biztosítják a következetes fordítási kulcstartományt.</w:t>
+      </w:r>
+    </w:p>
+    <w:p>
+      <w:pPr>
+        <w:pStyle w:val="Heading3"/>
+        <w:rPr>
+          <w:rFonts w:ascii="Times New Roman" w:hAnsi="Times New Roman" w:cs="Times New Roman"/>
+          <w:sz w:val="36"/>
+          <w:szCs w:val="36"/>
         </w:rPr>
       </w:pPr>
       <w:bookmarkStart w:id="102" w:name="konfiguráció"/>
@@ -20100,7 +21745,10 @@
       <w:r>
         <w:rPr>
           <w:rFonts w:ascii="Times New Roman" w:hAnsi="Times New Roman" w:cs="Times New Roman"/>
-        </w:rPr>
+          <w:sz w:val="36"/>
+          <w:szCs w:val="36"/>
+        </w:rPr>
+        <w:lastRenderedPageBreak/>
         <w:t>9.5. Konfiguráció</w:t>
       </w:r>
     </w:p>
@@ -20286,7 +21934,7 @@
     </w:p>
     <w:p>
       <w:pPr>
-        <w:pStyle w:val="Cmsor3"/>
+        <w:pStyle w:val="Heading3"/>
         <w:rPr>
           <w:rFonts w:ascii="Times New Roman" w:hAnsi="Times New Roman" w:cs="Times New Roman"/>
         </w:rPr>
@@ -20302,7 +21950,7 @@
     </w:p>
     <w:p>
       <w:pPr>
-        <w:pStyle w:val="Cmsor4"/>
+        <w:pStyle w:val="Heading4"/>
         <w:rPr>
           <w:rFonts w:ascii="Times New Roman" w:hAnsi="Times New Roman" w:cs="Times New Roman"/>
         </w:rPr>
@@ -20411,9 +22059,11 @@
     </w:p>
     <w:p>
       <w:pPr>
-        <w:pStyle w:val="Cmsor3"/>
-        <w:rPr>
-          <w:rFonts w:ascii="Times New Roman" w:hAnsi="Times New Roman" w:cs="Times New Roman"/>
+        <w:pStyle w:val="Heading3"/>
+        <w:rPr>
+          <w:rFonts w:ascii="Times New Roman" w:hAnsi="Times New Roman" w:cs="Times New Roman"/>
+          <w:sz w:val="36"/>
+          <w:szCs w:val="36"/>
         </w:rPr>
       </w:pPr>
       <w:bookmarkStart w:id="105" w:name="security-checklist-dev"/>
@@ -20422,13 +22072,15 @@
       <w:r>
         <w:rPr>
           <w:rFonts w:ascii="Times New Roman" w:hAnsi="Times New Roman" w:cs="Times New Roman"/>
+          <w:sz w:val="36"/>
+          <w:szCs w:val="36"/>
         </w:rPr>
         <w:t>9.7 Security checklist (dev)</w:t>
       </w:r>
     </w:p>
     <w:p>
       <w:pPr>
-        <w:pStyle w:val="Cmsor4"/>
+        <w:pStyle w:val="Heading4"/>
         <w:rPr>
           <w:rFonts w:ascii="Times New Roman" w:hAnsi="Times New Roman" w:cs="Times New Roman"/>
         </w:rPr>
@@ -20689,9 +22341,11 @@
     </w:p>
     <w:p>
       <w:pPr>
-        <w:pStyle w:val="Cmsor3"/>
-        <w:rPr>
-          <w:rFonts w:ascii="Times New Roman" w:hAnsi="Times New Roman" w:cs="Times New Roman"/>
+        <w:pStyle w:val="Heading3"/>
+        <w:rPr>
+          <w:rFonts w:ascii="Times New Roman" w:hAnsi="Times New Roman" w:cs="Times New Roman"/>
+          <w:sz w:val="36"/>
+          <w:szCs w:val="36"/>
         </w:rPr>
       </w:pPr>
       <w:bookmarkStart w:id="107" w:name="debug-logging"/>
@@ -20700,13 +22354,15 @@
       <w:r>
         <w:rPr>
           <w:rFonts w:ascii="Times New Roman" w:hAnsi="Times New Roman" w:cs="Times New Roman"/>
+          <w:sz w:val="36"/>
+          <w:szCs w:val="36"/>
         </w:rPr>
         <w:t>9.8 Debug / logging</w:t>
       </w:r>
     </w:p>
     <w:p>
       <w:pPr>
-        <w:pStyle w:val="Cmsor4"/>
+        <w:pStyle w:val="Heading4"/>
         <w:rPr>
           <w:rFonts w:ascii="Times New Roman" w:hAnsi="Times New Roman" w:cs="Times New Roman"/>
         </w:rPr>
@@ -20847,9 +22503,11 @@
     </w:p>
     <w:p>
       <w:pPr>
-        <w:pStyle w:val="Cmsor3"/>
-        <w:rPr>
-          <w:rFonts w:ascii="Times New Roman" w:hAnsi="Times New Roman" w:cs="Times New Roman"/>
+        <w:pStyle w:val="Heading3"/>
+        <w:rPr>
+          <w:rFonts w:ascii="Times New Roman" w:hAnsi="Times New Roman" w:cs="Times New Roman"/>
+          <w:sz w:val="36"/>
+          <w:szCs w:val="36"/>
         </w:rPr>
       </w:pPr>
       <w:bookmarkStart w:id="109" w:name="változásnapló-changelog"/>
@@ -20858,51 +22516,53 @@
       <w:r>
         <w:rPr>
           <w:rFonts w:ascii="Times New Roman" w:hAnsi="Times New Roman" w:cs="Times New Roman"/>
+          <w:sz w:val="36"/>
+          <w:szCs w:val="36"/>
+        </w:rPr>
+        <w:t>9.9. Változásnapló (CHANGELOG)</w:t>
+      </w:r>
+    </w:p>
+    <w:p>
+      <w:pPr>
+        <w:pStyle w:val="FirstParagraph"/>
+        <w:rPr>
+          <w:rFonts w:ascii="Times New Roman" w:hAnsi="Times New Roman" w:cs="Times New Roman"/>
+        </w:rPr>
+      </w:pPr>
+      <w:r>
+        <w:rPr>
+          <w:rFonts w:ascii="Times New Roman" w:hAnsi="Times New Roman" w:cs="Times New Roman"/>
+        </w:rPr>
+        <w:t xml:space="preserve">A projekt hivatalos változásnaplója a </w:t>
+      </w:r>
+      <w:r>
+        <w:rPr>
+          <w:rStyle w:val="VerbatimChar"/>
+          <w:rFonts w:ascii="Times New Roman" w:hAnsi="Times New Roman" w:cs="Times New Roman"/>
+          <w:sz w:val="24"/>
+        </w:rPr>
+        <w:t>docs/CHANGELOG.md</w:t>
+      </w:r>
+      <w:r>
+        <w:rPr>
+          <w:rFonts w:ascii="Times New Roman" w:hAnsi="Times New Roman" w:cs="Times New Roman"/>
+        </w:rPr>
+        <w:t xml:space="preserve"> fájlban található. Minden érdemi módosítást itt kell rögzíteni, hogy követhető legyen a fejlesztés és a verziók közötti különbség.</w:t>
+      </w:r>
+    </w:p>
+    <w:p>
+      <w:pPr>
+        <w:pStyle w:val="Heading4"/>
+        <w:rPr>
+          <w:rFonts w:ascii="Times New Roman" w:hAnsi="Times New Roman" w:cs="Times New Roman"/>
+        </w:rPr>
+      </w:pPr>
+      <w:bookmarkStart w:id="110" w:name="szabályok"/>
+      <w:r>
+        <w:rPr>
+          <w:rFonts w:ascii="Times New Roman" w:hAnsi="Times New Roman" w:cs="Times New Roman"/>
         </w:rPr>
         <w:lastRenderedPageBreak/>
-        <w:t>9.9. Változásnapló (CHANGELOG)</w:t>
-      </w:r>
-    </w:p>
-    <w:p>
-      <w:pPr>
-        <w:pStyle w:val="FirstParagraph"/>
-        <w:rPr>
-          <w:rFonts w:ascii="Times New Roman" w:hAnsi="Times New Roman" w:cs="Times New Roman"/>
-        </w:rPr>
-      </w:pPr>
-      <w:r>
-        <w:rPr>
-          <w:rFonts w:ascii="Times New Roman" w:hAnsi="Times New Roman" w:cs="Times New Roman"/>
-        </w:rPr>
-        <w:t xml:space="preserve">A projekt hivatalos változásnaplója a </w:t>
-      </w:r>
-      <w:r>
-        <w:rPr>
-          <w:rStyle w:val="VerbatimChar"/>
-          <w:rFonts w:ascii="Times New Roman" w:hAnsi="Times New Roman" w:cs="Times New Roman"/>
-          <w:sz w:val="24"/>
-        </w:rPr>
-        <w:t>docs/CHANGELOG.md</w:t>
-      </w:r>
-      <w:r>
-        <w:rPr>
-          <w:rFonts w:ascii="Times New Roman" w:hAnsi="Times New Roman" w:cs="Times New Roman"/>
-        </w:rPr>
-        <w:t xml:space="preserve"> fájlban található. Minden érdemi módosítást itt kell rögzíteni, hogy követhető legyen a fejlesztés és a verziók közötti különbség.</w:t>
-      </w:r>
-    </w:p>
-    <w:p>
-      <w:pPr>
-        <w:pStyle w:val="Cmsor4"/>
-        <w:rPr>
-          <w:rFonts w:ascii="Times New Roman" w:hAnsi="Times New Roman" w:cs="Times New Roman"/>
-        </w:rPr>
-      </w:pPr>
-      <w:bookmarkStart w:id="110" w:name="szabályok"/>
-      <w:r>
-        <w:rPr>
-          <w:rFonts w:ascii="Times New Roman" w:hAnsi="Times New Roman" w:cs="Times New Roman"/>
-        </w:rPr>
         <w:t>Szabályok</w:t>
       </w:r>
     </w:p>
@@ -21294,7 +22954,7 @@
     </w:p>
     <w:p>
       <w:pPr>
-        <w:pStyle w:val="Cmsor4"/>
+        <w:pStyle w:val="Heading4"/>
         <w:rPr>
           <w:rFonts w:ascii="Times New Roman" w:hAnsi="Times New Roman" w:cs="Times New Roman"/>
         </w:rPr>
@@ -21368,7 +23028,7 @@
     </w:p>
     <w:p>
       <w:pPr>
-        <w:pStyle w:val="Cmsor4"/>
+        <w:pStyle w:val="Heading4"/>
         <w:rPr>
           <w:rFonts w:ascii="Times New Roman" w:hAnsi="Times New Roman" w:cs="Times New Roman"/>
         </w:rPr>
@@ -21626,7 +23286,7 @@
     </w:p>
     <w:p>
       <w:pPr>
-        <w:pStyle w:val="Cmsor4"/>
+        <w:pStyle w:val="Heading4"/>
         <w:rPr>
           <w:rFonts w:ascii="Times New Roman" w:hAnsi="Times New Roman" w:cs="Times New Roman"/>
         </w:rPr>
@@ -21928,17 +23588,105 @@
           <w:rFonts w:ascii="Times New Roman" w:hAnsi="Times New Roman" w:cs="Times New Roman"/>
           <w:sz w:val="24"/>
         </w:rPr>
+        <w:t>seedinggel</w:t>
+      </w:r>
+      <w:proofErr w:type="spellEnd"/>
+      <w:r>
+        <w:rPr>
+          <w:rStyle w:val="NormalTok"/>
+          <w:rFonts w:ascii="Times New Roman" w:hAnsi="Times New Roman" w:cs="Times New Roman"/>
+          <w:sz w:val="24"/>
+        </w:rPr>
+        <w:t>.</w:t>
+      </w:r>
+      <w:r>
+        <w:rPr>
+          <w:rFonts w:ascii="Times New Roman" w:hAnsi="Times New Roman" w:cs="Times New Roman"/>
+        </w:rPr>
+        <w:br/>
+      </w:r>
+      <w:r>
+        <w:rPr>
+          <w:rStyle w:val="NormalTok"/>
+          <w:rFonts w:ascii="Times New Roman" w:hAnsi="Times New Roman" w:cs="Times New Roman"/>
+          <w:sz w:val="24"/>
+        </w:rPr>
+        <w:t>Fixed</w:t>
+      </w:r>
+      <w:r>
+        <w:rPr>
+          <w:rFonts w:ascii="Times New Roman" w:hAnsi="Times New Roman" w:cs="Times New Roman"/>
+        </w:rPr>
+        <w:br/>
+      </w:r>
+      <w:r>
+        <w:rPr>
+          <w:rStyle w:val="NormalTok"/>
+          <w:rFonts w:ascii="Times New Roman" w:hAnsi="Times New Roman" w:cs="Times New Roman"/>
+          <w:sz w:val="24"/>
+        </w:rPr>
+        <w:t xml:space="preserve">• Fordítás dump import: duplikált </w:t>
+      </w:r>
+      <w:r>
+        <w:rPr>
+          <w:rStyle w:val="InformationTok"/>
+          <w:rFonts w:ascii="Times New Roman" w:hAnsi="Times New Roman" w:cs="Times New Roman"/>
+          <w:sz w:val="24"/>
+        </w:rPr>
+        <w:t>`translations`</w:t>
+      </w:r>
+      <w:r>
+        <w:rPr>
+          <w:rStyle w:val="NormalTok"/>
+          <w:rFonts w:ascii="Times New Roman" w:hAnsi="Times New Roman" w:cs="Times New Roman"/>
+          <w:sz w:val="24"/>
+        </w:rPr>
+        <w:t xml:space="preserve"> sorok kezelése és biztonságos import sorrend javaslatok.</w:t>
+      </w:r>
+      <w:r>
+        <w:rPr>
+          <w:rFonts w:ascii="Times New Roman" w:hAnsi="Times New Roman" w:cs="Times New Roman"/>
+        </w:rPr>
+        <w:br/>
+      </w:r>
+      <w:r>
+        <w:rPr>
+          <w:rStyle w:val="NormalTok"/>
+          <w:rFonts w:ascii="Times New Roman" w:hAnsi="Times New Roman" w:cs="Times New Roman"/>
+          <w:sz w:val="24"/>
+        </w:rPr>
         <w:lastRenderedPageBreak/>
-        <w:t>seedinggel</w:t>
-      </w:r>
-      <w:proofErr w:type="spellEnd"/>
+        <w:t>Security</w:t>
+      </w:r>
+      <w:r>
+        <w:rPr>
+          <w:rFonts w:ascii="Times New Roman" w:hAnsi="Times New Roman" w:cs="Times New Roman"/>
+        </w:rPr>
+        <w:br/>
+      </w:r>
       <w:r>
         <w:rPr>
           <w:rStyle w:val="NormalTok"/>
           <w:rFonts w:ascii="Times New Roman" w:hAnsi="Times New Roman" w:cs="Times New Roman"/>
           <w:sz w:val="24"/>
         </w:rPr>
-        <w:t>.</w:t>
+        <w:t xml:space="preserve">• Lekérdezések egységesítése </w:t>
+      </w:r>
+      <w:r>
+        <w:rPr>
+          <w:rStyle w:val="InformationTok"/>
+          <w:rFonts w:ascii="Times New Roman" w:hAnsi="Times New Roman" w:cs="Times New Roman"/>
+          <w:sz w:val="24"/>
+        </w:rPr>
+        <w:t>`db_prepared()`</w:t>
+      </w:r>
+      <w:r>
+        <w:rPr>
+          <w:rStyle w:val="NormalTok"/>
+          <w:rFonts w:ascii="Times New Roman" w:hAnsi="Times New Roman" w:cs="Times New Roman"/>
+          <w:sz w:val="24"/>
+        </w:rPr>
+        <w:t xml:space="preserve"> wrapperrel az SQL injection kockázat csökkentésére.</w:t>
       </w:r>
       <w:r>
         <w:rPr>
@@ -21952,102 +23700,16 @@
           <w:rFonts w:ascii="Times New Roman" w:hAnsi="Times New Roman" w:cs="Times New Roman"/>
           <w:sz w:val="24"/>
         </w:rPr>
-        <w:t>Fixed</w:t>
-      </w:r>
-      <w:r>
-        <w:rPr>
-          <w:rFonts w:ascii="Times New Roman" w:hAnsi="Times New Roman" w:cs="Times New Roman"/>
-        </w:rPr>
-        <w:br/>
-      </w:r>
-      <w:r>
-        <w:rPr>
-          <w:rStyle w:val="NormalTok"/>
-          <w:rFonts w:ascii="Times New Roman" w:hAnsi="Times New Roman" w:cs="Times New Roman"/>
-          <w:sz w:val="24"/>
-        </w:rPr>
-        <w:t xml:space="preserve">• Fordítás dump import: duplikált </w:t>
-      </w:r>
-      <w:r>
-        <w:rPr>
-          <w:rStyle w:val="InformationTok"/>
-          <w:rFonts w:ascii="Times New Roman" w:hAnsi="Times New Roman" w:cs="Times New Roman"/>
-          <w:sz w:val="24"/>
-        </w:rPr>
-        <w:t>`translations`</w:t>
-      </w:r>
-      <w:r>
-        <w:rPr>
-          <w:rStyle w:val="NormalTok"/>
-          <w:rFonts w:ascii="Times New Roman" w:hAnsi="Times New Roman" w:cs="Times New Roman"/>
-          <w:sz w:val="24"/>
-        </w:rPr>
-        <w:t xml:space="preserve"> sorok kezelése és biztonságos import sorrend javaslatok.</w:t>
-      </w:r>
-      <w:r>
-        <w:rPr>
-          <w:rFonts w:ascii="Times New Roman" w:hAnsi="Times New Roman" w:cs="Times New Roman"/>
-        </w:rPr>
-        <w:br/>
-      </w:r>
-      <w:r>
-        <w:rPr>
-          <w:rStyle w:val="NormalTok"/>
-          <w:rFonts w:ascii="Times New Roman" w:hAnsi="Times New Roman" w:cs="Times New Roman"/>
-          <w:sz w:val="24"/>
-        </w:rPr>
-        <w:t>Security</w:t>
-      </w:r>
-      <w:r>
-        <w:rPr>
-          <w:rFonts w:ascii="Times New Roman" w:hAnsi="Times New Roman" w:cs="Times New Roman"/>
-        </w:rPr>
-        <w:br/>
-      </w:r>
-      <w:r>
-        <w:rPr>
-          <w:rStyle w:val="NormalTok"/>
-          <w:rFonts w:ascii="Times New Roman" w:hAnsi="Times New Roman" w:cs="Times New Roman"/>
-          <w:sz w:val="24"/>
-        </w:rPr>
-        <w:t xml:space="preserve">• Lekérdezések egységesítése </w:t>
-      </w:r>
-      <w:r>
-        <w:rPr>
-          <w:rStyle w:val="InformationTok"/>
-          <w:rFonts w:ascii="Times New Roman" w:hAnsi="Times New Roman" w:cs="Times New Roman"/>
-          <w:sz w:val="24"/>
-        </w:rPr>
-        <w:t>`db_prepared()`</w:t>
-      </w:r>
-      <w:r>
-        <w:rPr>
-          <w:rStyle w:val="NormalTok"/>
-          <w:rFonts w:ascii="Times New Roman" w:hAnsi="Times New Roman" w:cs="Times New Roman"/>
-          <w:sz w:val="24"/>
-        </w:rPr>
-        <w:t xml:space="preserve"> wrapperrel az SQL injection kockázat csökkentésére.</w:t>
-      </w:r>
-      <w:r>
-        <w:rPr>
-          <w:rFonts w:ascii="Times New Roman" w:hAnsi="Times New Roman" w:cs="Times New Roman"/>
-        </w:rPr>
-        <w:br/>
-      </w:r>
-      <w:r>
-        <w:rPr>
-          <w:rStyle w:val="NormalTok"/>
-          <w:rFonts w:ascii="Times New Roman" w:hAnsi="Times New Roman" w:cs="Times New Roman"/>
-          <w:sz w:val="24"/>
-        </w:rPr>
         <w:t>Changelog by: Csontos Kincső Anasztázia</w:t>
       </w:r>
     </w:p>
     <w:p>
       <w:pPr>
-        <w:pStyle w:val="Cmsor3"/>
-        <w:rPr>
-          <w:rFonts w:ascii="Times New Roman" w:hAnsi="Times New Roman" w:cs="Times New Roman"/>
+        <w:pStyle w:val="Heading3"/>
+        <w:rPr>
+          <w:rFonts w:ascii="Times New Roman" w:hAnsi="Times New Roman" w:cs="Times New Roman"/>
+          <w:sz w:val="36"/>
+          <w:szCs w:val="36"/>
         </w:rPr>
       </w:pPr>
       <w:bookmarkStart w:id="114" w:name="dokumentáció-karbantartás"/>
@@ -22056,6 +23718,8 @@
       <w:r>
         <w:rPr>
           <w:rFonts w:ascii="Times New Roman" w:hAnsi="Times New Roman" w:cs="Times New Roman"/>
+          <w:sz w:val="36"/>
+          <w:szCs w:val="36"/>
         </w:rPr>
         <w:t>9.10. Dokumentáció karbantartás</w:t>
       </w:r>
@@ -22090,7 +23754,7 @@
     </w:p>
     <w:p>
       <w:pPr>
-        <w:pStyle w:val="Cmsor4"/>
+        <w:pStyle w:val="Heading4"/>
         <w:rPr>
           <w:rFonts w:ascii="Times New Roman" w:hAnsi="Times New Roman" w:cs="Times New Roman"/>
         </w:rPr>
@@ -22191,7 +23855,7 @@
     </w:p>
     <w:p>
       <w:pPr>
-        <w:pStyle w:val="Cmsor4"/>
+        <w:pStyle w:val="Heading4"/>
         <w:rPr>
           <w:rFonts w:ascii="Times New Roman" w:hAnsi="Times New Roman" w:cs="Times New Roman"/>
         </w:rPr>
@@ -22279,7 +23943,7 @@
     </w:p>
     <w:p>
       <w:pPr>
-        <w:pStyle w:val="Cmsor4"/>
+        <w:pStyle w:val="Heading4"/>
         <w:rPr>
           <w:rFonts w:ascii="Times New Roman" w:hAnsi="Times New Roman" w:cs="Times New Roman"/>
         </w:rPr>
@@ -22369,11 +24033,11 @@
     </w:p>
     <w:p>
       <w:pPr>
-        <w:pStyle w:val="Cmsor2"/>
-        <w:rPr>
-          <w:rFonts w:ascii="Times New Roman" w:hAnsi="Times New Roman" w:cs="Times New Roman"/>
-          <w:sz w:val="24"/>
-          <w:szCs w:val="24"/>
+        <w:pStyle w:val="Heading2"/>
+        <w:rPr>
+          <w:rFonts w:ascii="Times New Roman" w:hAnsi="Times New Roman" w:cs="Times New Roman"/>
+          <w:sz w:val="40"/>
+          <w:szCs w:val="40"/>
         </w:rPr>
       </w:pPr>
       <w:bookmarkStart w:id="118" w:name="api-dokumentáció"/>
@@ -22383,19 +24047,19 @@
       <w:r>
         <w:rPr>
           <w:rFonts w:ascii="Times New Roman" w:hAnsi="Times New Roman" w:cs="Times New Roman"/>
-          <w:sz w:val="24"/>
-          <w:szCs w:val="24"/>
+          <w:sz w:val="40"/>
+          <w:szCs w:val="40"/>
         </w:rPr>
         <w:t>10. API Dokumentáció</w:t>
       </w:r>
     </w:p>
     <w:p>
       <w:pPr>
-        <w:pStyle w:val="Cmsor2"/>
-        <w:rPr>
-          <w:rFonts w:ascii="Times New Roman" w:hAnsi="Times New Roman" w:cs="Times New Roman"/>
-          <w:sz w:val="24"/>
-          <w:szCs w:val="24"/>
+        <w:pStyle w:val="Heading2"/>
+        <w:rPr>
+          <w:rFonts w:ascii="Times New Roman" w:hAnsi="Times New Roman" w:cs="Times New Roman"/>
+          <w:sz w:val="40"/>
+          <w:szCs w:val="40"/>
         </w:rPr>
       </w:pPr>
       <w:bookmarkStart w:id="119" w:name="jövőbeli-tervek"/>
@@ -22403,23 +24067,27 @@
       <w:r>
         <w:rPr>
           <w:rFonts w:ascii="Times New Roman" w:hAnsi="Times New Roman" w:cs="Times New Roman"/>
-          <w:sz w:val="24"/>
-          <w:szCs w:val="24"/>
+          <w:sz w:val="40"/>
+          <w:szCs w:val="40"/>
         </w:rPr>
         <w:t>11. Jövőbeli Tervek</w:t>
       </w:r>
     </w:p>
     <w:p>
       <w:pPr>
-        <w:pStyle w:val="Cmsor3"/>
-        <w:rPr>
-          <w:rFonts w:ascii="Times New Roman" w:hAnsi="Times New Roman" w:cs="Times New Roman"/>
+        <w:pStyle w:val="Heading3"/>
+        <w:rPr>
+          <w:rFonts w:ascii="Times New Roman" w:hAnsi="Times New Roman" w:cs="Times New Roman"/>
+          <w:sz w:val="36"/>
+          <w:szCs w:val="36"/>
         </w:rPr>
       </w:pPr>
       <w:bookmarkStart w:id="120" w:name="kollaboratív-tanulási-eszközök"/>
       <w:r>
         <w:rPr>
           <w:rFonts w:ascii="Times New Roman" w:hAnsi="Times New Roman" w:cs="Times New Roman"/>
+          <w:sz w:val="36"/>
+          <w:szCs w:val="36"/>
         </w:rPr>
         <w:t>11.1. Kollaboratív tanulási eszközök</w:t>
       </w:r>
@@ -22440,7 +24108,7 @@
     </w:p>
     <w:p>
       <w:pPr>
-        <w:pStyle w:val="Szvegtrzs"/>
+        <w:pStyle w:val="BodyText"/>
         <w:rPr>
           <w:rFonts w:ascii="Times New Roman" w:hAnsi="Times New Roman" w:cs="Times New Roman"/>
         </w:rPr>
@@ -22477,7 +24145,49 @@
         <w:rPr>
           <w:rFonts w:ascii="Times New Roman" w:hAnsi="Times New Roman" w:cs="Times New Roman"/>
         </w:rPr>
-        <w:t xml:space="preserve"> Több felhasználó egyszerre szerkeszthet egy dokumentumot, </w:t>
+        <w:t xml:space="preserve"> Több felhasználó egyszerre </w:t>
+      </w:r>
+      <w:proofErr w:type="spellStart"/>
+      <w:r>
+        <w:rPr>
+          <w:rFonts w:ascii="Times New Roman" w:hAnsi="Times New Roman" w:cs="Times New Roman"/>
+        </w:rPr>
+        <w:t>szerkeszthet</w:t>
+      </w:r>
+      <w:proofErr w:type="spellEnd"/>
+      <w:r>
+        <w:rPr>
+          <w:rFonts w:ascii="Times New Roman" w:hAnsi="Times New Roman" w:cs="Times New Roman"/>
+        </w:rPr>
+        <w:t xml:space="preserve"> </w:t>
+      </w:r>
+      <w:proofErr w:type="spellStart"/>
+      <w:r>
+        <w:rPr>
+          <w:rFonts w:ascii="Times New Roman" w:hAnsi="Times New Roman" w:cs="Times New Roman"/>
+        </w:rPr>
+        <w:t>egy</w:t>
+      </w:r>
+      <w:proofErr w:type="spellEnd"/>
+      <w:r>
+        <w:rPr>
+          <w:rFonts w:ascii="Times New Roman" w:hAnsi="Times New Roman" w:cs="Times New Roman"/>
+        </w:rPr>
+        <w:t xml:space="preserve"> </w:t>
+      </w:r>
+      <w:proofErr w:type="spellStart"/>
+      <w:r>
+        <w:rPr>
+          <w:rFonts w:ascii="Times New Roman" w:hAnsi="Times New Roman" w:cs="Times New Roman"/>
+        </w:rPr>
+        <w:t>dokumentumot</w:t>
+      </w:r>
+      <w:proofErr w:type="spellEnd"/>
+      <w:r>
+        <w:rPr>
+          <w:rFonts w:ascii="Times New Roman" w:hAnsi="Times New Roman" w:cs="Times New Roman"/>
+        </w:rPr>
+        <w:t xml:space="preserve">, </w:t>
       </w:r>
       <w:proofErr w:type="spellStart"/>
       <w:r>
@@ -22557,7 +24267,6 @@
           <w:b/>
           <w:bCs/>
         </w:rPr>
-        <w:lastRenderedPageBreak/>
         <w:t>Komment és annotáció rendszer:</w:t>
       </w:r>
       <w:r>
@@ -22584,6 +24293,7 @@
           <w:b/>
           <w:bCs/>
         </w:rPr>
+        <w:lastRenderedPageBreak/>
         <w:t>Közös naptár és feladatlista:</w:t>
       </w:r>
       <w:r>
@@ -22595,9 +24305,11 @@
     </w:p>
     <w:p>
       <w:pPr>
-        <w:pStyle w:val="Cmsor3"/>
-        <w:rPr>
-          <w:rFonts w:ascii="Times New Roman" w:hAnsi="Times New Roman" w:cs="Times New Roman"/>
+        <w:pStyle w:val="Heading3"/>
+        <w:rPr>
+          <w:rFonts w:ascii="Times New Roman" w:hAnsi="Times New Roman" w:cs="Times New Roman"/>
+          <w:sz w:val="36"/>
+          <w:szCs w:val="36"/>
         </w:rPr>
       </w:pPr>
       <w:bookmarkStart w:id="121" w:name="api-és-harmadik-fél-integrációk"/>
@@ -22605,6 +24317,8 @@
       <w:r>
         <w:rPr>
           <w:rFonts w:ascii="Times New Roman" w:hAnsi="Times New Roman" w:cs="Times New Roman"/>
+          <w:sz w:val="36"/>
+          <w:szCs w:val="36"/>
         </w:rPr>
         <w:t>11.2. API és harmadik fél integrációk</w:t>
       </w:r>
@@ -22625,7 +24339,7 @@
     </w:p>
     <w:p>
       <w:pPr>
-        <w:pStyle w:val="Szvegtrzs"/>
+        <w:pStyle w:val="BodyText"/>
         <w:rPr>
           <w:rFonts w:ascii="Times New Roman" w:hAnsi="Times New Roman" w:cs="Times New Roman"/>
         </w:rPr>
@@ -22745,9 +24459,11 @@
     </w:p>
     <w:p>
       <w:pPr>
-        <w:pStyle w:val="Cmsor3"/>
-        <w:rPr>
-          <w:rFonts w:ascii="Times New Roman" w:hAnsi="Times New Roman" w:cs="Times New Roman"/>
+        <w:pStyle w:val="Heading3"/>
+        <w:rPr>
+          <w:rFonts w:ascii="Times New Roman" w:hAnsi="Times New Roman" w:cs="Times New Roman"/>
+          <w:sz w:val="36"/>
+          <w:szCs w:val="36"/>
         </w:rPr>
       </w:pPr>
       <w:bookmarkStart w:id="122" w:name="big-data-analitika"/>
@@ -22755,6 +24471,8 @@
       <w:r>
         <w:rPr>
           <w:rFonts w:ascii="Times New Roman" w:hAnsi="Times New Roman" w:cs="Times New Roman"/>
+          <w:sz w:val="36"/>
+          <w:szCs w:val="36"/>
         </w:rPr>
         <w:t>11.3. Big data analitika</w:t>
       </w:r>
@@ -22775,7 +24493,7 @@
     </w:p>
     <w:p>
       <w:pPr>
-        <w:pStyle w:val="Szvegtrzs"/>
+        <w:pStyle w:val="BodyText"/>
         <w:rPr>
           <w:rFonts w:ascii="Times New Roman" w:hAnsi="Times New Roman" w:cs="Times New Roman"/>
         </w:rPr>
@@ -22890,7 +24608,35 @@
         <w:rPr>
           <w:rFonts w:ascii="Times New Roman" w:hAnsi="Times New Roman" w:cs="Times New Roman"/>
         </w:rPr>
-        <w:t xml:space="preserve"> A felhasználók korábbi </w:t>
+        <w:t xml:space="preserve"> A </w:t>
+      </w:r>
+      <w:proofErr w:type="spellStart"/>
+      <w:r>
+        <w:rPr>
+          <w:rFonts w:ascii="Times New Roman" w:hAnsi="Times New Roman" w:cs="Times New Roman"/>
+        </w:rPr>
+        <w:t>felhasználók</w:t>
+      </w:r>
+      <w:proofErr w:type="spellEnd"/>
+      <w:r>
+        <w:rPr>
+          <w:rFonts w:ascii="Times New Roman" w:hAnsi="Times New Roman" w:cs="Times New Roman"/>
+        </w:rPr>
+        <w:t xml:space="preserve"> </w:t>
+      </w:r>
+      <w:proofErr w:type="spellStart"/>
+      <w:r>
+        <w:rPr>
+          <w:rFonts w:ascii="Times New Roman" w:hAnsi="Times New Roman" w:cs="Times New Roman"/>
+        </w:rPr>
+        <w:t>korábbi</w:t>
+      </w:r>
+      <w:proofErr w:type="spellEnd"/>
+      <w:r>
+        <w:rPr>
+          <w:rFonts w:ascii="Times New Roman" w:hAnsi="Times New Roman" w:cs="Times New Roman"/>
+        </w:rPr>
+        <w:t xml:space="preserve"> </w:t>
       </w:r>
       <w:proofErr w:type="spellStart"/>
       <w:r>
@@ -23023,9 +24769,11 @@
     </w:p>
     <w:p>
       <w:pPr>
-        <w:pStyle w:val="Cmsor3"/>
-        <w:rPr>
-          <w:rFonts w:ascii="Times New Roman" w:hAnsi="Times New Roman" w:cs="Times New Roman"/>
+        <w:pStyle w:val="Heading3"/>
+        <w:rPr>
+          <w:rFonts w:ascii="Times New Roman" w:hAnsi="Times New Roman" w:cs="Times New Roman"/>
+          <w:sz w:val="36"/>
+          <w:szCs w:val="36"/>
         </w:rPr>
       </w:pPr>
       <w:bookmarkStart w:id="123" w:name="ai-alapú-keresés-és-javaslatok"/>
@@ -23033,12 +24781,16 @@
       <w:r>
         <w:rPr>
           <w:rFonts w:ascii="Times New Roman" w:hAnsi="Times New Roman" w:cs="Times New Roman"/>
+          <w:sz w:val="36"/>
+          <w:szCs w:val="36"/>
         </w:rPr>
         <w:t>11.4. AI</w:t>
       </w:r>
       <w:r>
         <w:rPr>
           <w:rFonts w:ascii="Times New Roman" w:hAnsi="Times New Roman" w:cs="Times New Roman"/>
+          <w:sz w:val="36"/>
+          <w:szCs w:val="36"/>
         </w:rPr>
         <w:t>-</w:t>
       </w:r>
@@ -23046,6 +24798,8 @@
       <w:r>
         <w:rPr>
           <w:rFonts w:ascii="Times New Roman" w:hAnsi="Times New Roman" w:cs="Times New Roman"/>
+          <w:sz w:val="36"/>
+          <w:szCs w:val="36"/>
         </w:rPr>
         <w:t>alapú</w:t>
       </w:r>
@@ -23053,6 +24807,8 @@
       <w:r>
         <w:rPr>
           <w:rFonts w:ascii="Times New Roman" w:hAnsi="Times New Roman" w:cs="Times New Roman"/>
+          <w:sz w:val="36"/>
+          <w:szCs w:val="36"/>
         </w:rPr>
         <w:t xml:space="preserve"> </w:t>
       </w:r>
@@ -23060,6 +24816,8 @@
       <w:r>
         <w:rPr>
           <w:rFonts w:ascii="Times New Roman" w:hAnsi="Times New Roman" w:cs="Times New Roman"/>
+          <w:sz w:val="36"/>
+          <w:szCs w:val="36"/>
         </w:rPr>
         <w:t>keresés</w:t>
       </w:r>
@@ -23067,6 +24825,8 @@
       <w:r>
         <w:rPr>
           <w:rFonts w:ascii="Times New Roman" w:hAnsi="Times New Roman" w:cs="Times New Roman"/>
+          <w:sz w:val="36"/>
+          <w:szCs w:val="36"/>
         </w:rPr>
         <w:t xml:space="preserve"> </w:t>
       </w:r>
@@ -23074,6 +24834,8 @@
       <w:r>
         <w:rPr>
           <w:rFonts w:ascii="Times New Roman" w:hAnsi="Times New Roman" w:cs="Times New Roman"/>
+          <w:sz w:val="36"/>
+          <w:szCs w:val="36"/>
         </w:rPr>
         <w:t>és</w:t>
       </w:r>
@@ -23081,6 +24843,8 @@
       <w:r>
         <w:rPr>
           <w:rFonts w:ascii="Times New Roman" w:hAnsi="Times New Roman" w:cs="Times New Roman"/>
+          <w:sz w:val="36"/>
+          <w:szCs w:val="36"/>
         </w:rPr>
         <w:t xml:space="preserve"> </w:t>
       </w:r>
@@ -23088,6 +24852,8 @@
       <w:r>
         <w:rPr>
           <w:rFonts w:ascii="Times New Roman" w:hAnsi="Times New Roman" w:cs="Times New Roman"/>
+          <w:sz w:val="36"/>
+          <w:szCs w:val="36"/>
         </w:rPr>
         <w:t>javaslatok</w:t>
       </w:r>
@@ -23109,7 +24875,7 @@
     </w:p>
     <w:p>
       <w:pPr>
-        <w:pStyle w:val="Szvegtrzs"/>
+        <w:pStyle w:val="BodyText"/>
         <w:rPr>
           <w:rFonts w:ascii="Times New Roman" w:hAnsi="Times New Roman" w:cs="Times New Roman"/>
         </w:rPr>
@@ -23228,7 +24994,7 @@
     </w:p>
     <w:p>
       <w:pPr>
-        <w:pStyle w:val="Cmsor4"/>
+        <w:pStyle w:val="Heading4"/>
         <w:rPr>
           <w:rFonts w:ascii="Times New Roman" w:hAnsi="Times New Roman" w:cs="Times New Roman"/>
         </w:rPr>
@@ -23297,9 +25063,11 @@
     </w:p>
     <w:p>
       <w:pPr>
-        <w:pStyle w:val="Cmsor3"/>
-        <w:rPr>
-          <w:rFonts w:ascii="Times New Roman" w:hAnsi="Times New Roman" w:cs="Times New Roman"/>
+        <w:pStyle w:val="Heading3"/>
+        <w:rPr>
+          <w:rFonts w:ascii="Times New Roman" w:hAnsi="Times New Roman" w:cs="Times New Roman"/>
+          <w:sz w:val="36"/>
+          <w:szCs w:val="36"/>
         </w:rPr>
       </w:pPr>
       <w:bookmarkStart w:id="125" w:name="gamifikáció"/>
@@ -23308,6 +25076,8 @@
       <w:r>
         <w:rPr>
           <w:rFonts w:ascii="Times New Roman" w:hAnsi="Times New Roman" w:cs="Times New Roman"/>
+          <w:sz w:val="36"/>
+          <w:szCs w:val="36"/>
         </w:rPr>
         <w:t>11.5. Gamifikáció</w:t>
       </w:r>
@@ -23328,7 +25098,7 @@
     </w:p>
     <w:p>
       <w:pPr>
-        <w:pStyle w:val="Szvegtrzs"/>
+        <w:pStyle w:val="BodyText"/>
         <w:rPr>
           <w:rFonts w:ascii="Times New Roman" w:hAnsi="Times New Roman" w:cs="Times New Roman"/>
         </w:rPr>
@@ -23518,9 +25288,11 @@
     </w:p>
     <w:p>
       <w:pPr>
-        <w:pStyle w:val="Cmsor3"/>
-        <w:rPr>
-          <w:rFonts w:ascii="Times New Roman" w:hAnsi="Times New Roman" w:cs="Times New Roman"/>
+        <w:pStyle w:val="Heading3"/>
+        <w:rPr>
+          <w:rFonts w:ascii="Times New Roman" w:hAnsi="Times New Roman" w:cs="Times New Roman"/>
+          <w:sz w:val="36"/>
+          <w:szCs w:val="36"/>
         </w:rPr>
       </w:pPr>
       <w:bookmarkStart w:id="126" w:name="mobil-applikáció"/>
@@ -23528,6 +25300,8 @@
       <w:r>
         <w:rPr>
           <w:rFonts w:ascii="Times New Roman" w:hAnsi="Times New Roman" w:cs="Times New Roman"/>
+          <w:sz w:val="36"/>
+          <w:szCs w:val="36"/>
         </w:rPr>
         <w:t>11.6. Mobil Applikáció</w:t>
       </w:r>
@@ -23548,7 +25322,7 @@
     </w:p>
     <w:p>
       <w:pPr>
-        <w:pStyle w:val="Szvegtrzs"/>
+        <w:pStyle w:val="BodyText"/>
         <w:rPr>
           <w:rFonts w:ascii="Times New Roman" w:hAnsi="Times New Roman" w:cs="Times New Roman"/>
         </w:rPr>
@@ -23649,6 +25423,7 @@
         <w:rPr>
           <w:rFonts w:ascii="Times New Roman" w:hAnsi="Times New Roman" w:cs="Times New Roman"/>
         </w:rPr>
+        <w:lastRenderedPageBreak/>
         <w:t>Offline elérés a letöltött jegyzetekhez</w:t>
       </w:r>
     </w:p>
@@ -23665,7 +25440,6 @@
           <w:b/>
           <w:bCs/>
         </w:rPr>
-        <w:lastRenderedPageBreak/>
         <w:t>Technológiai lehetőségek:</w:t>
       </w:r>
     </w:p>
@@ -23747,9 +25521,11 @@
     </w:p>
     <w:p>
       <w:pPr>
-        <w:pStyle w:val="Cmsor3"/>
-        <w:rPr>
-          <w:rFonts w:ascii="Times New Roman" w:hAnsi="Times New Roman" w:cs="Times New Roman"/>
+        <w:pStyle w:val="Heading3"/>
+        <w:rPr>
+          <w:rFonts w:ascii="Times New Roman" w:hAnsi="Times New Roman" w:cs="Times New Roman"/>
+          <w:sz w:val="36"/>
+          <w:szCs w:val="36"/>
         </w:rPr>
       </w:pPr>
       <w:bookmarkStart w:id="127" w:name="interaktív-tesztek"/>
@@ -23757,6 +25533,8 @@
       <w:r>
         <w:rPr>
           <w:rFonts w:ascii="Times New Roman" w:hAnsi="Times New Roman" w:cs="Times New Roman"/>
+          <w:sz w:val="36"/>
+          <w:szCs w:val="36"/>
         </w:rPr>
         <w:t>11.7. Interaktív tesztek</w:t>
       </w:r>
@@ -23819,7 +25597,7 @@
     </w:p>
     <w:p>
       <w:pPr>
-        <w:pStyle w:val="Szvegtrzs"/>
+        <w:pStyle w:val="BodyText"/>
         <w:rPr>
           <w:rFonts w:ascii="Times New Roman" w:hAnsi="Times New Roman" w:cs="Times New Roman"/>
         </w:rPr>
@@ -23847,7 +25625,7 @@
     </w:p>
     <w:p>
       <w:pPr>
-        <w:pStyle w:val="Szvegtrzs"/>
+        <w:pStyle w:val="BodyText"/>
         <w:rPr>
           <w:rFonts w:ascii="Times New Roman" w:hAnsi="Times New Roman" w:cs="Times New Roman"/>
         </w:rPr>
@@ -24264,7 +26042,7 @@
     </w:p>
     <w:p>
       <w:pPr>
-        <w:pStyle w:val="Szvegtrzs"/>
+        <w:pStyle w:val="BodyText"/>
         <w:rPr>
           <w:rFonts w:ascii="Times New Roman" w:hAnsi="Times New Roman" w:cs="Times New Roman"/>
         </w:rPr>
@@ -24323,6 +26101,7 @@
         <w:rPr>
           <w:rFonts w:ascii="Times New Roman" w:hAnsi="Times New Roman" w:cs="Times New Roman"/>
         </w:rPr>
+        <w:lastRenderedPageBreak/>
         <w:t>tartalmazhatják korábbi évek feladatait,</w:t>
       </w:r>
     </w:p>
@@ -24375,7 +26154,6 @@
         <w:rPr>
           <w:rFonts w:ascii="Times New Roman" w:hAnsi="Times New Roman" w:cs="Times New Roman"/>
         </w:rPr>
-        <w:lastRenderedPageBreak/>
         <w:t>Aktív tanulás és gyakorlás támogatása</w:t>
       </w:r>
     </w:p>
@@ -24435,11 +26213,11 @@
     </w:p>
     <w:p>
       <w:pPr>
-        <w:pStyle w:val="Cmsor2"/>
-        <w:rPr>
-          <w:rFonts w:ascii="Times New Roman" w:hAnsi="Times New Roman" w:cs="Times New Roman"/>
-          <w:sz w:val="24"/>
-          <w:szCs w:val="24"/>
+        <w:pStyle w:val="Heading2"/>
+        <w:rPr>
+          <w:rFonts w:ascii="Times New Roman" w:hAnsi="Times New Roman" w:cs="Times New Roman"/>
+          <w:sz w:val="40"/>
+          <w:szCs w:val="40"/>
         </w:rPr>
       </w:pPr>
       <w:bookmarkStart w:id="128" w:name="ki-mit-készített"/>
@@ -24448,8 +26226,8 @@
       <w:r>
         <w:rPr>
           <w:rFonts w:ascii="Times New Roman" w:hAnsi="Times New Roman" w:cs="Times New Roman"/>
-          <w:sz w:val="24"/>
-          <w:szCs w:val="24"/>
+          <w:sz w:val="40"/>
+          <w:szCs w:val="40"/>
         </w:rPr>
         <w:t>12. Ki mit készített?</w:t>
       </w:r>
@@ -24470,15 +26248,19 @@
     </w:p>
     <w:p>
       <w:pPr>
-        <w:pStyle w:val="Cmsor3"/>
-        <w:rPr>
-          <w:rFonts w:ascii="Times New Roman" w:hAnsi="Times New Roman" w:cs="Times New Roman"/>
+        <w:pStyle w:val="Heading3"/>
+        <w:rPr>
+          <w:rFonts w:ascii="Times New Roman" w:hAnsi="Times New Roman" w:cs="Times New Roman"/>
+          <w:sz w:val="36"/>
+          <w:szCs w:val="36"/>
         </w:rPr>
       </w:pPr>
       <w:bookmarkStart w:id="129" w:name="baranyi-norbert-1"/>
       <w:r>
         <w:rPr>
           <w:rFonts w:ascii="Times New Roman" w:hAnsi="Times New Roman" w:cs="Times New Roman"/>
+          <w:sz w:val="36"/>
+          <w:szCs w:val="36"/>
         </w:rPr>
         <w:t>12.1. Baranyi Norbert</w:t>
       </w:r>
@@ -24585,8 +26367,16 @@
         <w:rPr>
           <w:rFonts w:ascii="Times New Roman" w:hAnsi="Times New Roman" w:cs="Times New Roman"/>
         </w:rPr>
-        <w:t xml:space="preserve"> ellenőrzés</w:t>
-      </w:r>
+        <w:t xml:space="preserve"> </w:t>
+      </w:r>
+      <w:proofErr w:type="spellStart"/>
+      <w:r>
+        <w:rPr>
+          <w:rFonts w:ascii="Times New Roman" w:hAnsi="Times New Roman" w:cs="Times New Roman"/>
+        </w:rPr>
+        <w:t>ellenőrzés</w:t>
+      </w:r>
+      <w:proofErr w:type="spellEnd"/>
     </w:p>
     <w:p>
       <w:pPr>
@@ -25133,6 +26923,7 @@
         <w:rPr>
           <w:rFonts w:ascii="Times New Roman" w:hAnsi="Times New Roman" w:cs="Times New Roman"/>
         </w:rPr>
+        <w:lastRenderedPageBreak/>
         <w:t>tags tábla</w:t>
       </w:r>
     </w:p>
@@ -25169,9 +26960,11 @@
     </w:p>
     <w:p>
       <w:pPr>
-        <w:pStyle w:val="Cmsor3"/>
-        <w:rPr>
-          <w:rFonts w:ascii="Times New Roman" w:hAnsi="Times New Roman" w:cs="Times New Roman"/>
+        <w:pStyle w:val="Heading3"/>
+        <w:rPr>
+          <w:rFonts w:ascii="Times New Roman" w:hAnsi="Times New Roman" w:cs="Times New Roman"/>
+          <w:sz w:val="36"/>
+          <w:szCs w:val="36"/>
         </w:rPr>
       </w:pPr>
       <w:bookmarkStart w:id="130" w:name="csontos-kincső-anasztázia-1"/>
@@ -25179,6 +26972,8 @@
       <w:r>
         <w:rPr>
           <w:rFonts w:ascii="Times New Roman" w:hAnsi="Times New Roman" w:cs="Times New Roman"/>
+          <w:sz w:val="36"/>
+          <w:szCs w:val="36"/>
         </w:rPr>
         <w:t>12.2. Csontos Kincső Anasztázia</w:t>
       </w:r>
@@ -25213,7 +27008,6 @@
         <w:rPr>
           <w:rFonts w:ascii="Times New Roman" w:hAnsi="Times New Roman" w:cs="Times New Roman"/>
         </w:rPr>
-        <w:lastRenderedPageBreak/>
         <w:t>Teljes felület újradizájnolása</w:t>
       </w:r>
     </w:p>
@@ -25860,6 +27654,7 @@
         <w:rPr>
           <w:rFonts w:ascii="Times New Roman" w:hAnsi="Times New Roman" w:cs="Times New Roman"/>
         </w:rPr>
+        <w:lastRenderedPageBreak/>
         <w:t>Születésnapi „meglepetés” funkció</w:t>
       </w:r>
     </w:p>
@@ -25899,9 +27694,11 @@
     </w:p>
     <w:p>
       <w:pPr>
-        <w:pStyle w:val="Cmsor3"/>
-        <w:rPr>
-          <w:rFonts w:ascii="Times New Roman" w:hAnsi="Times New Roman" w:cs="Times New Roman"/>
+        <w:pStyle w:val="Heading3"/>
+        <w:rPr>
+          <w:rFonts w:ascii="Times New Roman" w:hAnsi="Times New Roman" w:cs="Times New Roman"/>
+          <w:sz w:val="36"/>
+          <w:szCs w:val="36"/>
         </w:rPr>
       </w:pPr>
       <w:bookmarkStart w:id="131" w:name="szekeres-levente-1"/>
@@ -25909,8 +27706,9 @@
       <w:r>
         <w:rPr>
           <w:rFonts w:ascii="Times New Roman" w:hAnsi="Times New Roman" w:cs="Times New Roman"/>
-        </w:rPr>
-        <w:lastRenderedPageBreak/>
+          <w:sz w:val="36"/>
+          <w:szCs w:val="36"/>
+        </w:rPr>
         <w:t>12.3. Szekeres Levente</w:t>
       </w:r>
     </w:p>
@@ -26230,13 +28028,13 @@
           <w:rFonts w:ascii="Times New Roman" w:hAnsi="Times New Roman" w:cs="Times New Roman"/>
         </w:rPr>
         <w:pict w14:anchorId="5D20C227">
-          <v:rect id="_x0000_i1062" style="width:0;height:1.5pt" o:hralign="center" o:hrstd="t" o:hr="t"/>
+          <v:rect id="_x0000_i1099" style="width:0;height:1.5pt" o:hralign="center" o:hrstd="t" o:hr="t"/>
         </w:pict>
       </w:r>
     </w:p>
     <w:p>
       <w:pPr>
-        <w:pStyle w:val="Cmsor3"/>
+        <w:pStyle w:val="Heading3"/>
         <w:rPr>
           <w:rFonts w:ascii="Times New Roman" w:hAnsi="Times New Roman" w:cs="Times New Roman"/>
         </w:rPr>
@@ -26556,11 +28354,11 @@
     </w:p>
     <w:p>
       <w:pPr>
-        <w:pStyle w:val="Cmsor2"/>
-        <w:rPr>
-          <w:rFonts w:ascii="Times New Roman" w:hAnsi="Times New Roman" w:cs="Times New Roman"/>
-          <w:sz w:val="24"/>
-          <w:szCs w:val="24"/>
+        <w:pStyle w:val="Heading2"/>
+        <w:rPr>
+          <w:rFonts w:ascii="Times New Roman" w:hAnsi="Times New Roman" w:cs="Times New Roman"/>
+          <w:sz w:val="40"/>
+          <w:szCs w:val="40"/>
         </w:rPr>
       </w:pPr>
       <w:bookmarkStart w:id="133" w:name="licensz"/>
@@ -26569,15 +28367,16 @@
       <w:r>
         <w:rPr>
           <w:rFonts w:ascii="Times New Roman" w:hAnsi="Times New Roman" w:cs="Times New Roman"/>
-          <w:sz w:val="24"/>
-          <w:szCs w:val="24"/>
-        </w:rPr>
+          <w:sz w:val="40"/>
+          <w:szCs w:val="40"/>
+        </w:rPr>
+        <w:lastRenderedPageBreak/>
         <w:t>13. Licensz</w:t>
       </w:r>
     </w:p>
     <w:p>
       <w:pPr>
-        <w:pStyle w:val="Cmsor3"/>
+        <w:pStyle w:val="Heading3"/>
         <w:rPr>
           <w:rFonts w:ascii="Times New Roman" w:hAnsi="Times New Roman" w:cs="Times New Roman"/>
         </w:rPr>
@@ -26637,7 +28436,6 @@
         <w:rPr>
           <w:rFonts w:ascii="Times New Roman" w:hAnsi="Times New Roman" w:cs="Times New Roman"/>
         </w:rPr>
-        <w:lastRenderedPageBreak/>
         <w:t xml:space="preserve">A felhasználó vállalja, hogy a feltöltött anyag </w:t>
       </w:r>
       <w:r>
@@ -26703,7 +28501,7 @@
     </w:p>
     <w:p>
       <w:pPr>
-        <w:pStyle w:val="Szvegtrzs"/>
+        <w:pStyle w:val="BodyText"/>
         <w:rPr>
           <w:rFonts w:ascii="Times New Roman" w:hAnsi="Times New Roman" w:cs="Times New Roman"/>
         </w:rPr>
@@ -26718,6 +28516,7 @@
       <w:bookmarkEnd w:id="134"/>
     </w:p>
     <w:sectPr>
+      <w:footerReference w:type="default" r:id="rId8"/>
       <w:pgSz w:w="12240" w:h="15840"/>
       <w:pgMar w:top="1440" w:right="1440" w:bottom="1440" w:left="1440" w:header="708" w:footer="708" w:gutter="0"/>
       <w:cols w:space="708"/>
@@ -26749,6 +28548,79 @@
     </w:p>
   </w:endnote>
 </w:endnotes>
+</file>
+
+<file path=word/footer1.xml><?xml version="1.0" encoding="utf-8"?>
+<w:ftr xmlns:wpc="http://schemas.microsoft.com/office/word/2010/wordprocessingCanvas" xmlns:cx="http://schemas.microsoft.com/office/drawing/2014/chartex" xmlns:cx1="http://schemas.microsoft.com/office/drawing/2015/9/8/chartex" xmlns:cx2="http://schemas.microsoft.com/office/drawing/2015/10/21/chartex" xmlns:cx3="http://schemas.microsoft.com/office/drawing/2016/5/9/chartex" xmlns:cx4="http://schemas.microsoft.com/office/drawing/2016/5/10/chartex" xmlns:cx5="http://schemas.microsoft.com/office/drawing/2016/5/11/chartex" xmlns:cx6="http://schemas.microsoft.com/office/drawing/2016/5/12/chartex" xmlns:cx7="http://schemas.microsoft.com/office/drawing/2016/5/13/chartex" xmlns:cx8="http://schemas.microsoft.com/office/drawing/2016/5/14/chartex" xmlns:mc="http://schemas.openxmlformats.org/markup-compatibility/2006" xmlns:aink="http://schemas.microsoft.com/office/drawing/2016/ink" xmlns:am3d="http://schemas.microsoft.com/office/drawing/2017/model3d" xmlns:o="urn:schemas-microsoft-com:office:office" xmlns:oel="http://schemas.microsoft.com/office/2019/extlst" xmlns:r="http://schemas.openxmlformats.org/officeDocument/2006/relationships" xmlns:m="http://schemas.openxmlformats.org/officeDocument/2006/math" xmlns:v="urn:schemas-microsoft-com:vml" xmlns:wp14="http://schemas.microsoft.com/office/word/2010/wordprocessingDrawing" xmlns:wp="http://schemas.openxmlformats.org/drawingml/2006/wordprocessingDrawing" xmlns:w10="urn:schemas-microsoft-com:office:word" xmlns:w="http://schemas.openxmlformats.org/wordprocessingml/2006/main" xmlns:w14="http://schemas.microsoft.com/office/word/2010/wordml" xmlns:w15="http://schemas.microsoft.com/office/word/2012/wordml" xmlns:w16cex="http://schemas.microsoft.com/office/word/2018/wordml/cex" xmlns:w16cid="http://schemas.microsoft.com/office/word/2016/wordml/cid" xmlns:w16="http://schemas.microsoft.com/office/word/2018/wordml" xmlns:w16du="http://schemas.microsoft.com/office/word/2023/wordml/word16du" xmlns:w16sdtdh="http://schemas.microsoft.com/office/word/2020/wordml/sdtdatahash" xmlns:w16sdtfl="http://schemas.microsoft.com/office/word/2024/wordml/sdtformatlock" xmlns:w16se="http://schemas.microsoft.com/office/word/2015/wordml/symex" xmlns:wpg="http://schemas.microsoft.com/office/word/2010/wordprocessingGroup" xmlns:wpi="http://schemas.microsoft.com/office/word/2010/wordprocessingInk" xmlns:wne="http://schemas.microsoft.com/office/word/2006/wordml" xmlns:wps="http://schemas.microsoft.com/office/word/2010/wordprocessingShape" mc:Ignorable="w14 w15 w16se w16cid w16 w16cex w16sdtdh w16sdtfl w16du wp14">
+  <w:sdt>
+    <w:sdtPr>
+      <w:rPr>
+        <w:rFonts w:ascii="Times New Roman" w:hAnsi="Times New Roman" w:cs="Times New Roman"/>
+      </w:rPr>
+      <w:id w:val="1424300960"/>
+      <w:docPartObj>
+        <w:docPartGallery w:val="Page Numbers (Bottom of Page)"/>
+        <w:docPartUnique/>
+      </w:docPartObj>
+    </w:sdtPr>
+    <w:sdtEndPr>
+      <w:rPr>
+        <w:noProof/>
+      </w:rPr>
+    </w:sdtEndPr>
+    <w:sdtContent>
+      <w:p>
+        <w:pPr>
+          <w:pStyle w:val="Footer"/>
+          <w:jc w:val="center"/>
+          <w:rPr>
+            <w:rFonts w:ascii="Times New Roman" w:hAnsi="Times New Roman" w:cs="Times New Roman"/>
+          </w:rPr>
+        </w:pPr>
+        <w:r>
+          <w:rPr>
+            <w:rFonts w:ascii="Times New Roman" w:hAnsi="Times New Roman" w:cs="Times New Roman"/>
+          </w:rPr>
+          <w:fldChar w:fldCharType="begin"/>
+        </w:r>
+        <w:r>
+          <w:rPr>
+            <w:rFonts w:ascii="Times New Roman" w:hAnsi="Times New Roman" w:cs="Times New Roman"/>
+          </w:rPr>
+          <w:instrText xml:space="preserve"> PAGE   \* MERGEFORMAT </w:instrText>
+        </w:r>
+        <w:r>
+          <w:rPr>
+            <w:rFonts w:ascii="Times New Roman" w:hAnsi="Times New Roman" w:cs="Times New Roman"/>
+          </w:rPr>
+          <w:fldChar w:fldCharType="separate"/>
+        </w:r>
+        <w:r>
+          <w:rPr>
+            <w:rFonts w:ascii="Times New Roman" w:hAnsi="Times New Roman" w:cs="Times New Roman"/>
+            <w:noProof/>
+          </w:rPr>
+          <w:t>2</w:t>
+        </w:r>
+        <w:r>
+          <w:rPr>
+            <w:rFonts w:ascii="Times New Roman" w:hAnsi="Times New Roman" w:cs="Times New Roman"/>
+            <w:noProof/>
+          </w:rPr>
+          <w:fldChar w:fldCharType="end"/>
+        </w:r>
+      </w:p>
+    </w:sdtContent>
+  </w:sdt>
+  <w:p>
+    <w:pPr>
+      <w:pStyle w:val="Footer"/>
+      <w:rPr>
+        <w:rFonts w:ascii="Times New Roman" w:hAnsi="Times New Roman" w:cs="Times New Roman"/>
+      </w:rPr>
+    </w:pPr>
+  </w:p>
+</w:ftr>
 </file>
 
 <file path=word/footnotes.xml><?xml version="1.0" encoding="utf-8"?>
@@ -29582,10 +31454,12 @@
     <w:pPrDefault>
       <w:pPr>
         <w:spacing w:after="200"/>
+        <w:ind w:left="1208" w:hanging="357"/>
       </w:pPr>
     </w:pPrDefault>
   </w:docDefaults>
   <w:latentStyles w:defLockedState="0" w:defUIPriority="0" w:defSemiHidden="0" w:defUnhideWhenUsed="0" w:defQFormat="0" w:count="376">
+    <w:lsdException w:name="footer" w:uiPriority="99"/>
     <w:lsdException w:name="Normal Table" w:semiHidden="1" w:unhideWhenUsed="1"/>
     <w:lsdException w:name="Table Simple 1" w:semiHidden="1" w:unhideWhenUsed="1"/>
     <w:lsdException w:name="Table Simple 2" w:semiHidden="1" w:unhideWhenUsed="1"/>
@@ -29829,14 +31703,14 @@
     <w:lsdException w:name="Unresolved Mention" w:semiHidden="1" w:uiPriority="99" w:unhideWhenUsed="1"/>
     <w:lsdException w:name="Smart Link" w:semiHidden="1" w:uiPriority="99" w:unhideWhenUsed="1"/>
   </w:latentStyles>
-  <w:style w:type="paragraph" w:default="1" w:styleId="Norml">
+  <w:style w:type="paragraph" w:default="1" w:styleId="Normal">
     <w:name w:val="Normal"/>
     <w:qFormat/>
   </w:style>
-  <w:style w:type="paragraph" w:styleId="Cmsor1">
+  <w:style w:type="paragraph" w:styleId="Heading1">
     <w:name w:val="heading 1"/>
-    <w:basedOn w:val="Norml"/>
-    <w:next w:val="Szvegtrzs"/>
+    <w:basedOn w:val="Normal"/>
+    <w:next w:val="BodyText"/>
     <w:uiPriority w:val="9"/>
     <w:qFormat/>
     <w:pPr>
@@ -29854,10 +31728,10 @@
       <w:szCs w:val="32"/>
     </w:rPr>
   </w:style>
-  <w:style w:type="paragraph" w:styleId="Cmsor2">
+  <w:style w:type="paragraph" w:styleId="Heading2">
     <w:name w:val="heading 2"/>
-    <w:basedOn w:val="Norml"/>
-    <w:next w:val="Szvegtrzs"/>
+    <w:basedOn w:val="Normal"/>
+    <w:next w:val="BodyText"/>
     <w:uiPriority w:val="9"/>
     <w:unhideWhenUsed/>
     <w:qFormat/>
@@ -29876,10 +31750,10 @@
       <w:szCs w:val="28"/>
     </w:rPr>
   </w:style>
-  <w:style w:type="paragraph" w:styleId="Cmsor3">
+  <w:style w:type="paragraph" w:styleId="Heading3">
     <w:name w:val="heading 3"/>
-    <w:basedOn w:val="Norml"/>
-    <w:next w:val="Szvegtrzs"/>
+    <w:basedOn w:val="Normal"/>
+    <w:next w:val="BodyText"/>
     <w:uiPriority w:val="9"/>
     <w:unhideWhenUsed/>
     <w:qFormat/>
@@ -29896,10 +31770,10 @@
       <w:color w:val="4F81BD" w:themeColor="accent1"/>
     </w:rPr>
   </w:style>
-  <w:style w:type="paragraph" w:styleId="Cmsor4">
+  <w:style w:type="paragraph" w:styleId="Heading4">
     <w:name w:val="heading 4"/>
-    <w:basedOn w:val="Norml"/>
-    <w:next w:val="Szvegtrzs"/>
+    <w:basedOn w:val="Normal"/>
+    <w:next w:val="BodyText"/>
     <w:uiPriority w:val="9"/>
     <w:unhideWhenUsed/>
     <w:qFormat/>
@@ -29916,10 +31790,10 @@
       <w:color w:val="4F81BD" w:themeColor="accent1"/>
     </w:rPr>
   </w:style>
-  <w:style w:type="paragraph" w:styleId="Cmsor5">
+  <w:style w:type="paragraph" w:styleId="Heading5">
     <w:name w:val="heading 5"/>
-    <w:basedOn w:val="Norml"/>
-    <w:next w:val="Szvegtrzs"/>
+    <w:basedOn w:val="Normal"/>
+    <w:next w:val="BodyText"/>
     <w:uiPriority w:val="9"/>
     <w:unhideWhenUsed/>
     <w:qFormat/>
@@ -29935,10 +31809,10 @@
       <w:color w:val="4F81BD" w:themeColor="accent1"/>
     </w:rPr>
   </w:style>
-  <w:style w:type="paragraph" w:styleId="Cmsor6">
+  <w:style w:type="paragraph" w:styleId="Heading6">
     <w:name w:val="heading 6"/>
-    <w:basedOn w:val="Norml"/>
-    <w:next w:val="Szvegtrzs"/>
+    <w:basedOn w:val="Normal"/>
+    <w:next w:val="BodyText"/>
     <w:uiPriority w:val="9"/>
     <w:unhideWhenUsed/>
     <w:qFormat/>
@@ -29953,10 +31827,10 @@
       <w:color w:val="4F81BD" w:themeColor="accent1"/>
     </w:rPr>
   </w:style>
-  <w:style w:type="paragraph" w:styleId="Cmsor7">
+  <w:style w:type="paragraph" w:styleId="Heading7">
     <w:name w:val="heading 7"/>
-    <w:basedOn w:val="Norml"/>
-    <w:next w:val="Szvegtrzs"/>
+    <w:basedOn w:val="Normal"/>
+    <w:next w:val="BodyText"/>
     <w:uiPriority w:val="9"/>
     <w:unhideWhenUsed/>
     <w:qFormat/>
@@ -29971,10 +31845,10 @@
       <w:color w:val="4F81BD" w:themeColor="accent1"/>
     </w:rPr>
   </w:style>
-  <w:style w:type="paragraph" w:styleId="Cmsor8">
+  <w:style w:type="paragraph" w:styleId="Heading8">
     <w:name w:val="heading 8"/>
-    <w:basedOn w:val="Norml"/>
-    <w:next w:val="Szvegtrzs"/>
+    <w:basedOn w:val="Normal"/>
+    <w:next w:val="BodyText"/>
     <w:uiPriority w:val="9"/>
     <w:unhideWhenUsed/>
     <w:qFormat/>
@@ -29989,10 +31863,10 @@
       <w:color w:val="4F81BD" w:themeColor="accent1"/>
     </w:rPr>
   </w:style>
-  <w:style w:type="paragraph" w:styleId="Cmsor9">
+  <w:style w:type="paragraph" w:styleId="Heading9">
     <w:name w:val="heading 9"/>
-    <w:basedOn w:val="Norml"/>
-    <w:next w:val="Szvegtrzs"/>
+    <w:basedOn w:val="Normal"/>
+    <w:next w:val="BodyText"/>
     <w:uiPriority w:val="9"/>
     <w:unhideWhenUsed/>
     <w:qFormat/>
@@ -30007,13 +31881,13 @@
       <w:color w:val="4F81BD" w:themeColor="accent1"/>
     </w:rPr>
   </w:style>
-  <w:style w:type="character" w:default="1" w:styleId="Bekezdsalapbettpusa">
+  <w:style w:type="character" w:default="1" w:styleId="DefaultParagraphFont">
     <w:name w:val="Default Paragraph Font"/>
     <w:uiPriority w:val="1"/>
     <w:semiHidden/>
     <w:unhideWhenUsed/>
   </w:style>
-  <w:style w:type="table" w:default="1" w:styleId="Normltblzat">
+  <w:style w:type="table" w:default="1" w:styleId="TableNormal">
     <w:name w:val="Normal Table"/>
     <w:uiPriority w:val="99"/>
     <w:semiHidden/>
@@ -30028,15 +31902,15 @@
       </w:tblCellMar>
     </w:tblPr>
   </w:style>
-  <w:style w:type="numbering" w:default="1" w:styleId="Nemlista">
+  <w:style w:type="numbering" w:default="1" w:styleId="NoList">
     <w:name w:val="No List"/>
     <w:uiPriority w:val="99"/>
     <w:semiHidden/>
     <w:unhideWhenUsed/>
   </w:style>
-  <w:style w:type="paragraph" w:styleId="Szvegtrzs">
+  <w:style w:type="paragraph" w:styleId="BodyText">
     <w:name w:val="Body Text"/>
-    <w:basedOn w:val="Norml"/>
+    <w:basedOn w:val="Normal"/>
     <w:qFormat/>
     <w:pPr>
       <w:spacing w:before="180" w:after="180"/>
@@ -30044,22 +31918,22 @@
   </w:style>
   <w:style w:type="paragraph" w:customStyle="1" w:styleId="FirstParagraph">
     <w:name w:val="First Paragraph"/>
-    <w:basedOn w:val="Szvegtrzs"/>
-    <w:next w:val="Szvegtrzs"/>
+    <w:basedOn w:val="BodyText"/>
+    <w:next w:val="BodyText"/>
     <w:qFormat/>
   </w:style>
   <w:style w:type="paragraph" w:customStyle="1" w:styleId="Compact">
     <w:name w:val="Compact"/>
-    <w:basedOn w:val="Szvegtrzs"/>
+    <w:basedOn w:val="BodyText"/>
     <w:qFormat/>
     <w:pPr>
       <w:spacing w:before="36" w:after="36"/>
     </w:pPr>
   </w:style>
-  <w:style w:type="paragraph" w:styleId="Cm">
+  <w:style w:type="paragraph" w:styleId="Title">
     <w:name w:val="Title"/>
-    <w:basedOn w:val="Norml"/>
-    <w:next w:val="Szvegtrzs"/>
+    <w:basedOn w:val="Normal"/>
+    <w:next w:val="BodyText"/>
     <w:qFormat/>
     <w:pPr>
       <w:keepNext/>
@@ -30076,10 +31950,10 @@
       <w:szCs w:val="36"/>
     </w:rPr>
   </w:style>
-  <w:style w:type="paragraph" w:styleId="Alcm">
+  <w:style w:type="paragraph" w:styleId="Subtitle">
     <w:name w:val="Subtitle"/>
-    <w:basedOn w:val="Cm"/>
-    <w:next w:val="Szvegtrzs"/>
+    <w:basedOn w:val="Title"/>
+    <w:next w:val="BodyText"/>
     <w:qFormat/>
     <w:pPr>
       <w:spacing w:before="240"/>
@@ -30091,7 +31965,7 @@
   </w:style>
   <w:style w:type="paragraph" w:customStyle="1" w:styleId="Author">
     <w:name w:val="Author"/>
-    <w:next w:val="Szvegtrzs"/>
+    <w:next w:val="BodyText"/>
     <w:qFormat/>
     <w:pPr>
       <w:keepNext/>
@@ -30099,9 +31973,9 @@
       <w:jc w:val="center"/>
     </w:pPr>
   </w:style>
-  <w:style w:type="paragraph" w:styleId="Dtum">
+  <w:style w:type="paragraph" w:styleId="Date">
     <w:name w:val="Date"/>
-    <w:next w:val="Szvegtrzs"/>
+    <w:next w:val="BodyText"/>
     <w:qFormat/>
     <w:pPr>
       <w:keepNext/>
@@ -30111,7 +31985,7 @@
   </w:style>
   <w:style w:type="paragraph" w:customStyle="1" w:styleId="AbstractTitle">
     <w:name w:val="Abstract Title"/>
-    <w:basedOn w:val="Norml"/>
+    <w:basedOn w:val="Normal"/>
     <w:next w:val="Abstract"/>
     <w:qFormat/>
     <w:pPr>
@@ -30129,8 +32003,8 @@
   </w:style>
   <w:style w:type="paragraph" w:customStyle="1" w:styleId="Abstract">
     <w:name w:val="Abstract"/>
-    <w:basedOn w:val="Norml"/>
-    <w:next w:val="Szvegtrzs"/>
+    <w:basedOn w:val="Normal"/>
+    <w:next w:val="BodyText"/>
     <w:qFormat/>
     <w:pPr>
       <w:keepNext/>
@@ -30142,15 +32016,15 @@
       <w:szCs w:val="20"/>
     </w:rPr>
   </w:style>
-  <w:style w:type="paragraph" w:styleId="Irodalomjegyzk">
+  <w:style w:type="paragraph" w:styleId="Bibliography">
     <w:name w:val="Bibliography"/>
-    <w:basedOn w:val="Norml"/>
+    <w:basedOn w:val="Normal"/>
     <w:qFormat/>
   </w:style>
-  <w:style w:type="paragraph" w:styleId="Szvegblokk">
+  <w:style w:type="paragraph" w:styleId="BlockText">
     <w:name w:val="Block Text"/>
-    <w:basedOn w:val="Szvegtrzs"/>
-    <w:next w:val="Szvegtrzs"/>
+    <w:basedOn w:val="BodyText"/>
+    <w:next w:val="BodyText"/>
     <w:uiPriority w:val="9"/>
     <w:unhideWhenUsed/>
     <w:qFormat/>
@@ -30159,9 +32033,9 @@
       <w:ind w:left="480" w:right="480"/>
     </w:pPr>
   </w:style>
-  <w:style w:type="paragraph" w:styleId="Lbjegyzetszveg">
+  <w:style w:type="paragraph" w:styleId="FootnoteText">
     <w:name w:val="footnote text"/>
-    <w:basedOn w:val="Norml"/>
+    <w:basedOn w:val="Normal"/>
     <w:uiPriority w:val="9"/>
     <w:unhideWhenUsed/>
     <w:qFormat/>
@@ -30207,7 +32081,7 @@
   </w:style>
   <w:style w:type="paragraph" w:customStyle="1" w:styleId="DefinitionTerm">
     <w:name w:val="Definition Term"/>
-    <w:basedOn w:val="Norml"/>
+    <w:basedOn w:val="Normal"/>
     <w:next w:val="Definition"/>
     <w:pPr>
       <w:keepNext/>
@@ -30220,12 +32094,12 @@
   </w:style>
   <w:style w:type="paragraph" w:customStyle="1" w:styleId="Definition">
     <w:name w:val="Definition"/>
-    <w:basedOn w:val="Norml"/>
+    <w:basedOn w:val="Normal"/>
   </w:style>
-  <w:style w:type="paragraph" w:styleId="Kpalrs">
+  <w:style w:type="paragraph" w:styleId="Caption">
     <w:name w:val="caption"/>
-    <w:basedOn w:val="Norml"/>
-    <w:link w:val="KpalrsChar"/>
+    <w:basedOn w:val="Normal"/>
+    <w:link w:val="CaptionChar"/>
     <w:pPr>
       <w:spacing w:after="120"/>
     </w:pPr>
@@ -30235,18 +32109,18 @@
   </w:style>
   <w:style w:type="paragraph" w:customStyle="1" w:styleId="TableCaption">
     <w:name w:val="Table Caption"/>
-    <w:basedOn w:val="Kpalrs"/>
+    <w:basedOn w:val="Caption"/>
     <w:pPr>
       <w:keepNext/>
     </w:pPr>
   </w:style>
   <w:style w:type="paragraph" w:customStyle="1" w:styleId="ImageCaption">
     <w:name w:val="Image Caption"/>
-    <w:basedOn w:val="Kpalrs"/>
+    <w:basedOn w:val="Caption"/>
   </w:style>
   <w:style w:type="paragraph" w:customStyle="1" w:styleId="Figure">
     <w:name w:val="Figure"/>
-    <w:basedOn w:val="Norml"/>
+    <w:basedOn w:val="Normal"/>
   </w:style>
   <w:style w:type="paragraph" w:customStyle="1" w:styleId="CaptionedFigure">
     <w:name w:val="Captioned Figure"/>
@@ -30255,14 +32129,14 @@
       <w:keepNext/>
     </w:pPr>
   </w:style>
-  <w:style w:type="character" w:customStyle="1" w:styleId="KpalrsChar">
-    <w:name w:val="Képaláírás Char"/>
-    <w:basedOn w:val="Bekezdsalapbettpusa"/>
-    <w:link w:val="Kpalrs"/>
+  <w:style w:type="character" w:customStyle="1" w:styleId="CaptionChar">
+    <w:name w:val="Caption Char"/>
+    <w:basedOn w:val="DefaultParagraphFont"/>
+    <w:link w:val="Caption"/>
   </w:style>
   <w:style w:type="character" w:customStyle="1" w:styleId="VerbatimChar">
     <w:name w:val="Verbatim Char"/>
-    <w:basedOn w:val="KpalrsChar"/>
+    <w:basedOn w:val="CaptionChar"/>
     <w:link w:val="SourceCode"/>
     <w:rPr>
       <w:rFonts w:ascii="Consolas" w:hAnsi="Consolas"/>
@@ -30271,26 +32145,26 @@
   </w:style>
   <w:style w:type="character" w:customStyle="1" w:styleId="SectionNumber">
     <w:name w:val="Section Number"/>
-    <w:basedOn w:val="KpalrsChar"/>
+    <w:basedOn w:val="CaptionChar"/>
   </w:style>
-  <w:style w:type="character" w:styleId="Lbjegyzet-hivatkozs">
+  <w:style w:type="character" w:styleId="FootnoteReference">
     <w:name w:val="footnote reference"/>
-    <w:basedOn w:val="KpalrsChar"/>
+    <w:basedOn w:val="CaptionChar"/>
     <w:rPr>
       <w:vertAlign w:val="superscript"/>
     </w:rPr>
   </w:style>
-  <w:style w:type="character" w:styleId="Hiperhivatkozs">
+  <w:style w:type="character" w:styleId="Hyperlink">
     <w:name w:val="Hyperlink"/>
-    <w:basedOn w:val="KpalrsChar"/>
+    <w:basedOn w:val="CaptionChar"/>
     <w:rPr>
       <w:color w:val="4F81BD" w:themeColor="accent1"/>
     </w:rPr>
   </w:style>
-  <w:style w:type="paragraph" w:styleId="Tartalomjegyzkcmsora">
+  <w:style w:type="paragraph" w:styleId="TOCHeading">
     <w:name w:val="TOC Heading"/>
-    <w:basedOn w:val="Cmsor1"/>
-    <w:next w:val="Szvegtrzs"/>
+    <w:basedOn w:val="Heading1"/>
+    <w:next w:val="BodyText"/>
     <w:uiPriority w:val="39"/>
     <w:unhideWhenUsed/>
     <w:qFormat/>
@@ -30306,7 +32180,7 @@
   </w:style>
   <w:style w:type="paragraph" w:customStyle="1" w:styleId="SourceCode">
     <w:name w:val="Source Code"/>
-    <w:basedOn w:val="Norml"/>
+    <w:basedOn w:val="Normal"/>
     <w:link w:val="VerbatimChar"/>
     <w:pPr>
       <w:wordWrap w:val="0"/>
@@ -30603,14 +32477,54 @@
       <w:sz w:val="22"/>
     </w:rPr>
   </w:style>
-  <w:style w:type="paragraph" w:styleId="Listaszerbekezds">
+  <w:style w:type="paragraph" w:styleId="ListParagraph">
     <w:name w:val="List Paragraph"/>
-    <w:basedOn w:val="Norml"/>
+    <w:basedOn w:val="Normal"/>
     <w:rsid w:val="00AE14DB"/>
     <w:pPr>
       <w:ind w:left="720"/>
       <w:contextualSpacing/>
     </w:pPr>
+  </w:style>
+  <w:style w:type="paragraph" w:styleId="Header">
+    <w:name w:val="header"/>
+    <w:basedOn w:val="Normal"/>
+    <w:link w:val="HeaderChar"/>
+    <w:rsid w:val="00FA5781"/>
+    <w:pPr>
+      <w:tabs>
+        <w:tab w:val="center" w:pos="4536"/>
+        <w:tab w:val="right" w:pos="9072"/>
+      </w:tabs>
+      <w:spacing w:after="0"/>
+    </w:pPr>
+  </w:style>
+  <w:style w:type="character" w:customStyle="1" w:styleId="HeaderChar">
+    <w:name w:val="Header Char"/>
+    <w:basedOn w:val="DefaultParagraphFont"/>
+    <w:link w:val="Header"/>
+    <w:rsid w:val="00FA5781"/>
+  </w:style>
+  <w:style w:type="paragraph" w:styleId="Footer">
+    <w:name w:val="footer"/>
+    <w:basedOn w:val="Normal"/>
+    <w:link w:val="FooterChar"/>
+    <w:uiPriority w:val="99"/>
+    <w:rsid w:val="00FA5781"/>
+    <w:pPr>
+      <w:tabs>
+        <w:tab w:val="center" w:pos="4536"/>
+        <w:tab w:val="right" w:pos="9072"/>
+      </w:tabs>
+      <w:spacing w:after="0"/>
+    </w:pPr>
+  </w:style>
+  <w:style w:type="character" w:customStyle="1" w:styleId="FooterChar">
+    <w:name w:val="Footer Char"/>
+    <w:basedOn w:val="DefaultParagraphFont"/>
+    <w:link w:val="Footer"/>
+    <w:uiPriority w:val="99"/>
+    <w:rsid w:val="00FA5781"/>
   </w:style>
 </w:styles>
 </file>
